--- a/IA Prediction tree.docx
+++ b/IA Prediction tree.docx
@@ -935,9 +935,7875 @@
       </w:r>
     </w:p>
     <w:p>
+      <w:pPr>
+        <w:rPr>
+          <w:rtl/>
+        </w:rPr>
+      </w:pPr>
       <w:r>
         <w:t xml:space="preserve">    └── multi_target.py</w:t>
       </w:r>
+    </w:p>
+    <w:p>
+      <w:pPr>
+        <w:rPr>
+          <w:rtl/>
+        </w:rPr>
+      </w:pPr>
+    </w:p>
+    <w:p>
+      <w:pPr>
+        <w:jc w:val="right"/>
+        <w:rPr>
+          <w:rtl/>
+        </w:rPr>
+      </w:pPr>
+    </w:p>
+    <w:p>
+      <w:pPr>
+        <w:jc w:val="right"/>
+      </w:pPr>
+      <w:r>
+        <w:rPr>
+          <w:rtl/>
+        </w:rPr>
+        <w:t xml:space="preserve">نعم. وسأركز هنا </w:t>
+      </w:r>
+      <w:r>
+        <w:rPr>
+          <w:b/>
+          <w:bCs/>
+          <w:rtl/>
+        </w:rPr>
+        <w:t>فقط على الجداول الجديدة</w:t>
+      </w:r>
+      <w:r>
+        <w:rPr>
+          <w:rtl/>
+        </w:rPr>
+        <w:t xml:space="preserve">، وليس على </w:t>
+      </w:r>
+      <w:r>
+        <w:t xml:space="preserve">Days / </w:t>
+      </w:r>
+      <w:proofErr w:type="spellStart"/>
+      <w:r>
+        <w:t>Expenses</w:t>
+      </w:r>
+      <w:proofErr w:type="spellEnd"/>
+      <w:r>
+        <w:t xml:space="preserve"> / </w:t>
+      </w:r>
+      <w:proofErr w:type="spellStart"/>
+      <w:r>
+        <w:t>Income</w:t>
+      </w:r>
+      <w:proofErr w:type="spellEnd"/>
+      <w:r>
+        <w:t xml:space="preserve"> / Events / Budgets </w:t>
+      </w:r>
+      <w:r>
+        <w:rPr>
+          <w:rtl/>
+        </w:rPr>
+        <w:t>الموجودة أصلًا</w:t>
+      </w:r>
+      <w:r>
+        <w:t>.</w:t>
+      </w:r>
+    </w:p>
+    <w:p>
+      <w:pPr>
+        <w:jc w:val="right"/>
+      </w:pPr>
+      <w:r>
+        <w:rPr>
+          <w:rtl/>
+        </w:rPr>
+        <w:t>والأهم: لا أريد أن نضيف جداول لمجرد أن المشروع أصبح "أكبر". كل جدول يجب أن يجيب عن سؤال</w:t>
+      </w:r>
+      <w:r>
+        <w:t xml:space="preserve">: </w:t>
+      </w:r>
+      <w:r>
+        <w:rPr>
+          <w:b/>
+          <w:bCs/>
+          <w:rtl/>
+        </w:rPr>
+        <w:t>ما المعلومة الجديدة التي سيعطيها للنظام ولا يستطيع الحصول عليها جيدًا من الجداول الحالية؟</w:t>
+      </w:r>
+    </w:p>
+    <w:p>
+      <w:pPr>
+        <w:jc w:val="right"/>
+      </w:pPr>
+      <w:r>
+        <w:rPr>
+          <w:rtl/>
+        </w:rPr>
+        <w:t xml:space="preserve">أرى أن لدينا </w:t>
+      </w:r>
+      <w:r>
+        <w:rPr>
+          <w:b/>
+          <w:bCs/>
+        </w:rPr>
+        <w:t xml:space="preserve">6 </w:t>
+      </w:r>
+      <w:r>
+        <w:rPr>
+          <w:b/>
+          <w:bCs/>
+          <w:rtl/>
+        </w:rPr>
+        <w:t>جداول جديدة أساسية</w:t>
+      </w:r>
+      <w:r>
+        <w:rPr>
+          <w:rtl/>
+        </w:rPr>
+        <w:t>، وجدولًا سابعًا اختياريًا لاحقًا</w:t>
+      </w:r>
+      <w:r>
+        <w:t>.</w:t>
+      </w:r>
+    </w:p>
+    <w:p>
+      <w:pPr>
+        <w:jc w:val="right"/>
+      </w:pPr>
+      <w:r>
+        <w:pict w14:anchorId="72F17602">
+          <v:rect id="_x0000_i1079" style="width:0;height:1.5pt" o:hralign="right" o:hrstd="t" o:hr="t" fillcolor="#a0a0a0" stroked="f"/>
+        </w:pict>
+      </w:r>
+    </w:p>
+    <w:p>
+      <w:pPr>
+        <w:jc w:val="right"/>
+        <w:rPr>
+          <w:b/>
+          <w:bCs/>
+        </w:rPr>
+      </w:pPr>
+      <w:r>
+        <w:rPr>
+          <w:b/>
+          <w:bCs/>
+        </w:rPr>
+        <w:t xml:space="preserve">1. </w:t>
+      </w:r>
+      <w:r>
+        <w:rPr>
+          <w:b/>
+          <w:bCs/>
+          <w:rtl/>
+        </w:rPr>
+        <w:t xml:space="preserve">جدول </w:t>
+      </w:r>
+      <w:r>
+        <w:rPr>
+          <w:b/>
+          <w:bCs/>
+        </w:rPr>
+        <w:t xml:space="preserve">plans — </w:t>
+      </w:r>
+      <w:r>
+        <w:rPr>
+          <w:b/>
+          <w:bCs/>
+          <w:rtl/>
+        </w:rPr>
+        <w:t>الخطط المستقبلية</w:t>
+      </w:r>
+      <w:r>
+        <w:rPr>
+          <w:b/>
+          <w:bCs/>
+        </w:rPr>
+        <w:t xml:space="preserve"> </w:t>
+      </w:r>
+      <w:r>
+        <w:rPr>
+          <w:rFonts w:ascii="Segoe UI Emoji" w:hAnsi="Segoe UI Emoji" w:cs="Segoe UI Emoji"/>
+          <w:b/>
+          <w:bCs/>
+        </w:rPr>
+        <w:t>⭐⭐⭐⭐⭐</w:t>
+      </w:r>
+    </w:p>
+    <w:p>
+      <w:pPr>
+        <w:jc w:val="right"/>
+      </w:pPr>
+      <w:r>
+        <w:rPr>
+          <w:rtl/>
+        </w:rPr>
+        <w:t xml:space="preserve">هذا في رأيي </w:t>
+      </w:r>
+      <w:r>
+        <w:rPr>
+          <w:b/>
+          <w:bCs/>
+          <w:rtl/>
+        </w:rPr>
+        <w:t>أهم جدول جديد</w:t>
+      </w:r>
+      <w:r>
+        <w:t>.</w:t>
+      </w:r>
+    </w:p>
+    <w:p>
+      <w:pPr>
+        <w:jc w:val="right"/>
+        <w:rPr>
+          <w:b/>
+          <w:bCs/>
+        </w:rPr>
+      </w:pPr>
+      <w:r>
+        <w:rPr>
+          <w:b/>
+          <w:bCs/>
+          <w:rtl/>
+        </w:rPr>
+        <w:t>لماذا؟</w:t>
+      </w:r>
+    </w:p>
+    <w:p>
+      <w:pPr>
+        <w:jc w:val="right"/>
+      </w:pPr>
+      <w:r>
+        <w:rPr>
+          <w:rtl/>
+        </w:rPr>
+        <w:t>لأن</w:t>
+      </w:r>
+      <w:r>
+        <w:t xml:space="preserve"> AI </w:t>
+      </w:r>
+      <w:r>
+        <w:rPr>
+          <w:rtl/>
+        </w:rPr>
+        <w:t>لا يجب أن يعتمد فقط على التخمين الإحصائي</w:t>
+      </w:r>
+      <w:r>
+        <w:t>.</w:t>
+      </w:r>
+    </w:p>
+    <w:p>
+      <w:pPr>
+        <w:jc w:val="right"/>
+      </w:pPr>
+      <w:r>
+        <w:rPr>
+          <w:rtl/>
+        </w:rPr>
+        <w:t xml:space="preserve">هناك أشياء أنت </w:t>
+      </w:r>
+      <w:r>
+        <w:rPr>
+          <w:b/>
+          <w:bCs/>
+          <w:rtl/>
+        </w:rPr>
+        <w:t>تعرف مسبقًا أنها ستحدث</w:t>
+      </w:r>
+      <w:r>
+        <w:t>.</w:t>
+      </w:r>
+    </w:p>
+    <w:p>
+      <w:pPr>
+        <w:jc w:val="right"/>
+      </w:pPr>
+      <w:r>
+        <w:rPr>
+          <w:rtl/>
+        </w:rPr>
+        <w:t>مثلاً</w:t>
+      </w:r>
+      <w:r>
+        <w:t>:</w:t>
+      </w:r>
+    </w:p>
+    <w:p>
+      <w:pPr>
+        <w:numPr>
+          <w:ilvl w:val="0"/>
+          <w:numId w:val="1"/>
+        </w:numPr>
+        <w:jc w:val="right"/>
+      </w:pPr>
+      <w:r>
+        <w:rPr>
+          <w:rtl/>
+        </w:rPr>
+        <w:t>سأذهب للطبيب يوم 20</w:t>
+      </w:r>
+      <w:r>
+        <w:t>.</w:t>
+      </w:r>
+    </w:p>
+    <w:p>
+      <w:pPr>
+        <w:numPr>
+          <w:ilvl w:val="0"/>
+          <w:numId w:val="1"/>
+        </w:numPr>
+        <w:jc w:val="right"/>
+      </w:pPr>
+      <w:r>
+        <w:rPr>
+          <w:rtl/>
+        </w:rPr>
+        <w:t>سأزور عائلتي يوم 25</w:t>
+      </w:r>
+      <w:r>
+        <w:t>.</w:t>
+      </w:r>
+    </w:p>
+    <w:p>
+      <w:pPr>
+        <w:numPr>
+          <w:ilvl w:val="0"/>
+          <w:numId w:val="1"/>
+        </w:numPr>
+        <w:jc w:val="right"/>
+      </w:pPr>
+      <w:r>
+        <w:rPr>
+          <w:rtl/>
+        </w:rPr>
+        <w:t>سأذهب في رحلة يوم 5 الشهر القادم</w:t>
+      </w:r>
+      <w:r>
+        <w:t>.</w:t>
+      </w:r>
+    </w:p>
+    <w:p>
+      <w:pPr>
+        <w:numPr>
+          <w:ilvl w:val="0"/>
+          <w:numId w:val="1"/>
+        </w:numPr>
+        <w:jc w:val="right"/>
+      </w:pPr>
+      <w:r>
+        <w:rPr>
+          <w:rtl/>
+        </w:rPr>
+        <w:t>لدي موعد مهم يوم 12</w:t>
+      </w:r>
+      <w:r>
+        <w:t>.</w:t>
+      </w:r>
+    </w:p>
+    <w:p>
+      <w:pPr>
+        <w:numPr>
+          <w:ilvl w:val="0"/>
+          <w:numId w:val="1"/>
+        </w:numPr>
+        <w:jc w:val="right"/>
+      </w:pPr>
+      <w:r>
+        <w:rPr>
+          <w:rtl/>
+        </w:rPr>
+        <w:t>سأشتري حاسوبًا الشهر القادم</w:t>
+      </w:r>
+      <w:r>
+        <w:t>.</w:t>
+      </w:r>
+    </w:p>
+    <w:p>
+      <w:pPr>
+        <w:numPr>
+          <w:ilvl w:val="0"/>
+          <w:numId w:val="1"/>
+        </w:numPr>
+        <w:jc w:val="right"/>
+      </w:pPr>
+      <w:r>
+        <w:rPr>
+          <w:rtl/>
+        </w:rPr>
+        <w:t>سأخرج مع الأصدقاء يوم الجمعة</w:t>
+      </w:r>
+      <w:r>
+        <w:t>.</w:t>
+      </w:r>
+    </w:p>
+    <w:p>
+      <w:pPr>
+        <w:numPr>
+          <w:ilvl w:val="0"/>
+          <w:numId w:val="1"/>
+        </w:numPr>
+        <w:jc w:val="right"/>
+      </w:pPr>
+      <w:r>
+        <w:rPr>
+          <w:rtl/>
+        </w:rPr>
+        <w:t>سأكون في مدينة أخرى لمدة 3 أيام</w:t>
+      </w:r>
+      <w:r>
+        <w:t>.</w:t>
+      </w:r>
+    </w:p>
+    <w:p>
+      <w:pPr>
+        <w:jc w:val="right"/>
+      </w:pPr>
+      <w:r>
+        <w:rPr>
+          <w:rtl/>
+        </w:rPr>
+        <w:t>هذه ليست أشياء يجب على النموذج أن "يخمنها</w:t>
+      </w:r>
+      <w:r>
+        <w:t>".</w:t>
+      </w:r>
+    </w:p>
+    <w:p>
+      <w:pPr>
+        <w:jc w:val="right"/>
+      </w:pPr>
+      <w:r>
+        <w:rPr>
+          <w:rtl/>
+        </w:rPr>
+        <w:t xml:space="preserve">بل أنت تعطيه المعلومة، وهو يتعلم </w:t>
+      </w:r>
+      <w:r>
+        <w:rPr>
+          <w:b/>
+          <w:bCs/>
+          <w:rtl/>
+        </w:rPr>
+        <w:t>ما النتائج المحتملة لهذه الخطة</w:t>
+      </w:r>
+      <w:r>
+        <w:t>.</w:t>
+      </w:r>
+    </w:p>
+    <w:p>
+      <w:pPr>
+        <w:jc w:val="right"/>
+        <w:rPr>
+          <w:b/>
+          <w:bCs/>
+        </w:rPr>
+      </w:pPr>
+      <w:r>
+        <w:rPr>
+          <w:b/>
+          <w:bCs/>
+          <w:rtl/>
+        </w:rPr>
+        <w:t>ماذا تسجل؟</w:t>
+      </w:r>
+    </w:p>
+    <w:p>
+      <w:pPr>
+        <w:jc w:val="right"/>
+      </w:pPr>
+      <w:r>
+        <w:rPr>
+          <w:rtl/>
+        </w:rPr>
+        <w:t>مثلاً</w:t>
+      </w:r>
+      <w:r>
+        <w:t>:</w:t>
+      </w:r>
+    </w:p>
+    <w:tbl>
+      <w:tblPr>
+        <w:tblW w:w="0" w:type="auto"/>
+        <w:tblCellSpacing w:w="15" w:type="dxa"/>
+        <w:tblCellMar>
+          <w:top w:w="15" w:type="dxa"/>
+          <w:left w:w="15" w:type="dxa"/>
+          <w:bottom w:w="15" w:type="dxa"/>
+          <w:right w:w="15" w:type="dxa"/>
+        </w:tblCellMar>
+        <w:tblLook w:val="04A0" w:firstRow="1" w:lastRow="0" w:firstColumn="1" w:lastColumn="0" w:noHBand="0" w:noVBand="1"/>
+      </w:tblPr>
+      <w:tblGrid>
+        <w:gridCol w:w="1175"/>
+        <w:gridCol w:w="1089"/>
+        <w:gridCol w:w="2020"/>
+        <w:gridCol w:w="1520"/>
+        <w:gridCol w:w="935"/>
+        <w:gridCol w:w="1212"/>
+        <w:gridCol w:w="1121"/>
+      </w:tblGrid>
+      <w:tr>
+        <w:trPr>
+          <w:tblHeader/>
+          <w:tblCellSpacing w:w="15" w:type="dxa"/>
+        </w:trPr>
+        <w:tc>
+          <w:tcPr>
+            <w:tcW w:w="0" w:type="auto"/>
+            <w:vAlign w:val="center"/>
+            <w:hideMark/>
+          </w:tcPr>
+          <w:p>
+            <w:pPr>
+              <w:jc w:val="right"/>
+              <w:rPr>
+                <w:b/>
+                <w:bCs/>
+              </w:rPr>
+            </w:pPr>
+            <w:r>
+              <w:rPr>
+                <w:b/>
+                <w:bCs/>
+              </w:rPr>
+              <w:lastRenderedPageBreak/>
+              <w:t>Date</w:t>
+            </w:r>
+          </w:p>
+        </w:tc>
+        <w:tc>
+          <w:tcPr>
+            <w:tcW w:w="0" w:type="auto"/>
+            <w:vAlign w:val="center"/>
+            <w:hideMark/>
+          </w:tcPr>
+          <w:p>
+            <w:pPr>
+              <w:jc w:val="right"/>
+              <w:rPr>
+                <w:b/>
+                <w:bCs/>
+              </w:rPr>
+            </w:pPr>
+            <w:proofErr w:type="spellStart"/>
+            <w:r>
+              <w:rPr>
+                <w:b/>
+                <w:bCs/>
+              </w:rPr>
+              <w:t>Plan_Type</w:t>
+            </w:r>
+            <w:proofErr w:type="spellEnd"/>
+          </w:p>
+        </w:tc>
+        <w:tc>
+          <w:tcPr>
+            <w:tcW w:w="0" w:type="auto"/>
+            <w:vAlign w:val="center"/>
+            <w:hideMark/>
+          </w:tcPr>
+          <w:p>
+            <w:pPr>
+              <w:jc w:val="right"/>
+              <w:rPr>
+                <w:b/>
+                <w:bCs/>
+              </w:rPr>
+            </w:pPr>
+            <w:r>
+              <w:rPr>
+                <w:b/>
+                <w:bCs/>
+              </w:rPr>
+              <w:t>Title</w:t>
+            </w:r>
+          </w:p>
+        </w:tc>
+        <w:tc>
+          <w:tcPr>
+            <w:tcW w:w="0" w:type="auto"/>
+            <w:vAlign w:val="center"/>
+            <w:hideMark/>
+          </w:tcPr>
+          <w:p>
+            <w:pPr>
+              <w:jc w:val="right"/>
+              <w:rPr>
+                <w:b/>
+                <w:bCs/>
+              </w:rPr>
+            </w:pPr>
+            <w:proofErr w:type="spellStart"/>
+            <w:r>
+              <w:rPr>
+                <w:b/>
+                <w:bCs/>
+              </w:rPr>
+              <w:t>Expected_Cost</w:t>
+            </w:r>
+            <w:proofErr w:type="spellEnd"/>
+          </w:p>
+        </w:tc>
+        <w:tc>
+          <w:tcPr>
+            <w:tcW w:w="0" w:type="auto"/>
+            <w:vAlign w:val="center"/>
+            <w:hideMark/>
+          </w:tcPr>
+          <w:p>
+            <w:pPr>
+              <w:jc w:val="right"/>
+              <w:rPr>
+                <w:b/>
+                <w:bCs/>
+              </w:rPr>
+            </w:pPr>
+            <w:r>
+              <w:rPr>
+                <w:b/>
+                <w:bCs/>
+              </w:rPr>
+              <w:t>Duration</w:t>
+            </w:r>
+          </w:p>
+        </w:tc>
+        <w:tc>
+          <w:tcPr>
+            <w:tcW w:w="0" w:type="auto"/>
+            <w:vAlign w:val="center"/>
+            <w:hideMark/>
+          </w:tcPr>
+          <w:p>
+            <w:pPr>
+              <w:jc w:val="right"/>
+              <w:rPr>
+                <w:b/>
+                <w:bCs/>
+              </w:rPr>
+            </w:pPr>
+            <w:r>
+              <w:rPr>
+                <w:b/>
+                <w:bCs/>
+              </w:rPr>
+              <w:t>Importance</w:t>
+            </w:r>
+          </w:p>
+        </w:tc>
+        <w:tc>
+          <w:tcPr>
+            <w:tcW w:w="0" w:type="auto"/>
+            <w:vAlign w:val="center"/>
+            <w:hideMark/>
+          </w:tcPr>
+          <w:p>
+            <w:pPr>
+              <w:jc w:val="right"/>
+              <w:rPr>
+                <w:b/>
+                <w:bCs/>
+              </w:rPr>
+            </w:pPr>
+            <w:r>
+              <w:rPr>
+                <w:b/>
+                <w:bCs/>
+              </w:rPr>
+              <w:t>Notes</w:t>
+            </w:r>
+          </w:p>
+        </w:tc>
+      </w:tr>
+      <w:tr>
+        <w:trPr>
+          <w:tblCellSpacing w:w="15" w:type="dxa"/>
+        </w:trPr>
+        <w:tc>
+          <w:tcPr>
+            <w:tcW w:w="0" w:type="auto"/>
+            <w:vAlign w:val="center"/>
+            <w:hideMark/>
+          </w:tcPr>
+          <w:p>
+            <w:pPr>
+              <w:jc w:val="right"/>
+            </w:pPr>
+            <w:r>
+              <w:t>2026-08-20</w:t>
+            </w:r>
+          </w:p>
+        </w:tc>
+        <w:tc>
+          <w:tcPr>
+            <w:tcW w:w="0" w:type="auto"/>
+            <w:vAlign w:val="center"/>
+            <w:hideMark/>
+          </w:tcPr>
+          <w:p>
+            <w:pPr>
+              <w:jc w:val="right"/>
+            </w:pPr>
+            <w:proofErr w:type="spellStart"/>
+            <w:r>
+              <w:t>Medical</w:t>
+            </w:r>
+            <w:proofErr w:type="spellEnd"/>
+          </w:p>
+        </w:tc>
+        <w:tc>
+          <w:tcPr>
+            <w:tcW w:w="0" w:type="auto"/>
+            <w:vAlign w:val="center"/>
+            <w:hideMark/>
+          </w:tcPr>
+          <w:p>
+            <w:pPr>
+              <w:jc w:val="right"/>
+            </w:pPr>
+            <w:r>
+              <w:t xml:space="preserve">Doctor </w:t>
+            </w:r>
+            <w:proofErr w:type="spellStart"/>
+            <w:r>
+              <w:t>appointment</w:t>
+            </w:r>
+            <w:proofErr w:type="spellEnd"/>
+          </w:p>
+        </w:tc>
+        <w:tc>
+          <w:tcPr>
+            <w:tcW w:w="0" w:type="auto"/>
+            <w:vAlign w:val="center"/>
+            <w:hideMark/>
+          </w:tcPr>
+          <w:p>
+            <w:pPr>
+              <w:jc w:val="right"/>
+            </w:pPr>
+            <w:r>
+              <w:t>300</w:t>
+            </w:r>
+          </w:p>
+        </w:tc>
+        <w:tc>
+          <w:tcPr>
+            <w:tcW w:w="0" w:type="auto"/>
+            <w:vAlign w:val="center"/>
+            <w:hideMark/>
+          </w:tcPr>
+          <w:p>
+            <w:pPr>
+              <w:jc w:val="right"/>
+            </w:pPr>
+            <w:r>
+              <w:t>1</w:t>
+            </w:r>
+          </w:p>
+        </w:tc>
+        <w:tc>
+          <w:tcPr>
+            <w:tcW w:w="0" w:type="auto"/>
+            <w:vAlign w:val="center"/>
+            <w:hideMark/>
+          </w:tcPr>
+          <w:p>
+            <w:pPr>
+              <w:jc w:val="right"/>
+            </w:pPr>
+            <w:r>
+              <w:t>High</w:t>
+            </w:r>
+          </w:p>
+        </w:tc>
+        <w:tc>
+          <w:tcPr>
+            <w:tcW w:w="0" w:type="auto"/>
+            <w:vAlign w:val="center"/>
+            <w:hideMark/>
+          </w:tcPr>
+          <w:p>
+            <w:pPr>
+              <w:jc w:val="right"/>
+            </w:pPr>
+            <w:r>
+              <w:t>—</w:t>
+            </w:r>
+          </w:p>
+        </w:tc>
+      </w:tr>
+      <w:tr>
+        <w:trPr>
+          <w:tblCellSpacing w:w="15" w:type="dxa"/>
+        </w:trPr>
+        <w:tc>
+          <w:tcPr>
+            <w:tcW w:w="0" w:type="auto"/>
+            <w:vAlign w:val="center"/>
+            <w:hideMark/>
+          </w:tcPr>
+          <w:p>
+            <w:pPr>
+              <w:jc w:val="right"/>
+            </w:pPr>
+            <w:r>
+              <w:t>2026-08-25</w:t>
+            </w:r>
+          </w:p>
+        </w:tc>
+        <w:tc>
+          <w:tcPr>
+            <w:tcW w:w="0" w:type="auto"/>
+            <w:vAlign w:val="center"/>
+            <w:hideMark/>
+          </w:tcPr>
+          <w:p>
+            <w:pPr>
+              <w:jc w:val="right"/>
+            </w:pPr>
+            <w:r>
+              <w:t>Family</w:t>
+            </w:r>
+          </w:p>
+        </w:tc>
+        <w:tc>
+          <w:tcPr>
+            <w:tcW w:w="0" w:type="auto"/>
+            <w:vAlign w:val="center"/>
+            <w:hideMark/>
+          </w:tcPr>
+          <w:p>
+            <w:pPr>
+              <w:jc w:val="right"/>
+            </w:pPr>
+            <w:proofErr w:type="spellStart"/>
+            <w:r>
+              <w:t>Visit</w:t>
+            </w:r>
+            <w:proofErr w:type="spellEnd"/>
+            <w:r>
+              <w:t xml:space="preserve"> </w:t>
+            </w:r>
+            <w:proofErr w:type="spellStart"/>
+            <w:r>
+              <w:t>family</w:t>
+            </w:r>
+            <w:proofErr w:type="spellEnd"/>
+          </w:p>
+        </w:tc>
+        <w:tc>
+          <w:tcPr>
+            <w:tcW w:w="0" w:type="auto"/>
+            <w:vAlign w:val="center"/>
+            <w:hideMark/>
+          </w:tcPr>
+          <w:p>
+            <w:pPr>
+              <w:jc w:val="right"/>
+            </w:pPr>
+            <w:r>
+              <w:t>200</w:t>
+            </w:r>
+          </w:p>
+        </w:tc>
+        <w:tc>
+          <w:tcPr>
+            <w:tcW w:w="0" w:type="auto"/>
+            <w:vAlign w:val="center"/>
+            <w:hideMark/>
+          </w:tcPr>
+          <w:p>
+            <w:pPr>
+              <w:jc w:val="right"/>
+            </w:pPr>
+            <w:r>
+              <w:t>1</w:t>
+            </w:r>
+          </w:p>
+        </w:tc>
+        <w:tc>
+          <w:tcPr>
+            <w:tcW w:w="0" w:type="auto"/>
+            <w:vAlign w:val="center"/>
+            <w:hideMark/>
+          </w:tcPr>
+          <w:p>
+            <w:pPr>
+              <w:jc w:val="right"/>
+            </w:pPr>
+            <w:r>
+              <w:t>Medium</w:t>
+            </w:r>
+          </w:p>
+        </w:tc>
+        <w:tc>
+          <w:tcPr>
+            <w:tcW w:w="0" w:type="auto"/>
+            <w:vAlign w:val="center"/>
+            <w:hideMark/>
+          </w:tcPr>
+          <w:p>
+            <w:pPr>
+              <w:jc w:val="right"/>
+            </w:pPr>
+            <w:r>
+              <w:t>—</w:t>
+            </w:r>
+          </w:p>
+        </w:tc>
+      </w:tr>
+      <w:tr>
+        <w:trPr>
+          <w:tblCellSpacing w:w="15" w:type="dxa"/>
+        </w:trPr>
+        <w:tc>
+          <w:tcPr>
+            <w:tcW w:w="0" w:type="auto"/>
+            <w:vAlign w:val="center"/>
+            <w:hideMark/>
+          </w:tcPr>
+          <w:p>
+            <w:pPr>
+              <w:jc w:val="right"/>
+            </w:pPr>
+            <w:r>
+              <w:t>2026-09-05</w:t>
+            </w:r>
+          </w:p>
+        </w:tc>
+        <w:tc>
+          <w:tcPr>
+            <w:tcW w:w="0" w:type="auto"/>
+            <w:vAlign w:val="center"/>
+            <w:hideMark/>
+          </w:tcPr>
+          <w:p>
+            <w:pPr>
+              <w:jc w:val="right"/>
+            </w:pPr>
+            <w:r>
+              <w:t>Travel</w:t>
+            </w:r>
+          </w:p>
+        </w:tc>
+        <w:tc>
+          <w:tcPr>
+            <w:tcW w:w="0" w:type="auto"/>
+            <w:vAlign w:val="center"/>
+            <w:hideMark/>
+          </w:tcPr>
+          <w:p>
+            <w:pPr>
+              <w:jc w:val="right"/>
+            </w:pPr>
+            <w:r>
+              <w:t>Trip</w:t>
+            </w:r>
+          </w:p>
+        </w:tc>
+        <w:tc>
+          <w:tcPr>
+            <w:tcW w:w="0" w:type="auto"/>
+            <w:vAlign w:val="center"/>
+            <w:hideMark/>
+          </w:tcPr>
+          <w:p>
+            <w:pPr>
+              <w:jc w:val="right"/>
+            </w:pPr>
+            <w:r>
+              <w:t>1500</w:t>
+            </w:r>
+          </w:p>
+        </w:tc>
+        <w:tc>
+          <w:tcPr>
+            <w:tcW w:w="0" w:type="auto"/>
+            <w:vAlign w:val="center"/>
+            <w:hideMark/>
+          </w:tcPr>
+          <w:p>
+            <w:pPr>
+              <w:jc w:val="right"/>
+            </w:pPr>
+            <w:r>
+              <w:t>3</w:t>
+            </w:r>
+          </w:p>
+        </w:tc>
+        <w:tc>
+          <w:tcPr>
+            <w:tcW w:w="0" w:type="auto"/>
+            <w:vAlign w:val="center"/>
+            <w:hideMark/>
+          </w:tcPr>
+          <w:p>
+            <w:pPr>
+              <w:jc w:val="right"/>
+            </w:pPr>
+            <w:r>
+              <w:t>High</w:t>
+            </w:r>
+          </w:p>
+        </w:tc>
+        <w:tc>
+          <w:tcPr>
+            <w:tcW w:w="0" w:type="auto"/>
+            <w:vAlign w:val="center"/>
+            <w:hideMark/>
+          </w:tcPr>
+          <w:p>
+            <w:pPr>
+              <w:jc w:val="right"/>
+            </w:pPr>
+            <w:r>
+              <w:t>Marrakech</w:t>
+            </w:r>
+          </w:p>
+        </w:tc>
+      </w:tr>
+      <w:tr>
+        <w:trPr>
+          <w:tblCellSpacing w:w="15" w:type="dxa"/>
+        </w:trPr>
+        <w:tc>
+          <w:tcPr>
+            <w:tcW w:w="0" w:type="auto"/>
+            <w:vAlign w:val="center"/>
+            <w:hideMark/>
+          </w:tcPr>
+          <w:p>
+            <w:pPr>
+              <w:jc w:val="right"/>
+            </w:pPr>
+            <w:r>
+              <w:t>2026-09-15</w:t>
+            </w:r>
+          </w:p>
+        </w:tc>
+        <w:tc>
+          <w:tcPr>
+            <w:tcW w:w="0" w:type="auto"/>
+            <w:vAlign w:val="center"/>
+            <w:hideMark/>
+          </w:tcPr>
+          <w:p>
+            <w:pPr>
+              <w:jc w:val="right"/>
+            </w:pPr>
+            <w:r>
+              <w:t>Purchase</w:t>
+            </w:r>
+          </w:p>
+        </w:tc>
+        <w:tc>
+          <w:tcPr>
+            <w:tcW w:w="0" w:type="auto"/>
+            <w:vAlign w:val="center"/>
+            <w:hideMark/>
+          </w:tcPr>
+          <w:p>
+            <w:pPr>
+              <w:jc w:val="right"/>
+            </w:pPr>
+            <w:r>
+              <w:t>New phone</w:t>
+            </w:r>
+          </w:p>
+        </w:tc>
+        <w:tc>
+          <w:tcPr>
+            <w:tcW w:w="0" w:type="auto"/>
+            <w:vAlign w:val="center"/>
+            <w:hideMark/>
+          </w:tcPr>
+          <w:p>
+            <w:pPr>
+              <w:jc w:val="right"/>
+            </w:pPr>
+            <w:r>
+              <w:t>5000</w:t>
+            </w:r>
+          </w:p>
+        </w:tc>
+        <w:tc>
+          <w:tcPr>
+            <w:tcW w:w="0" w:type="auto"/>
+            <w:vAlign w:val="center"/>
+            <w:hideMark/>
+          </w:tcPr>
+          <w:p>
+            <w:pPr>
+              <w:jc w:val="right"/>
+            </w:pPr>
+            <w:r>
+              <w:t>1</w:t>
+            </w:r>
+          </w:p>
+        </w:tc>
+        <w:tc>
+          <w:tcPr>
+            <w:tcW w:w="0" w:type="auto"/>
+            <w:vAlign w:val="center"/>
+            <w:hideMark/>
+          </w:tcPr>
+          <w:p>
+            <w:pPr>
+              <w:jc w:val="right"/>
+            </w:pPr>
+            <w:r>
+              <w:t>High</w:t>
+            </w:r>
+          </w:p>
+        </w:tc>
+        <w:tc>
+          <w:tcPr>
+            <w:tcW w:w="0" w:type="auto"/>
+            <w:vAlign w:val="center"/>
+            <w:hideMark/>
+          </w:tcPr>
+          <w:p>
+            <w:pPr>
+              <w:jc w:val="right"/>
+            </w:pPr>
+            <w:r>
+              <w:t>—</w:t>
+            </w:r>
+          </w:p>
+        </w:tc>
+      </w:tr>
+    </w:tbl>
+    <w:p>
+      <w:pPr>
+        <w:jc w:val="right"/>
+        <w:rPr>
+          <w:b/>
+          <w:bCs/>
+        </w:rPr>
+      </w:pPr>
+      <w:r>
+        <w:rPr>
+          <w:b/>
+          <w:bCs/>
+          <w:rtl/>
+        </w:rPr>
+        <w:t>ماذا يستفيد</w:t>
+      </w:r>
+      <w:r>
+        <w:rPr>
+          <w:b/>
+          <w:bCs/>
+        </w:rPr>
+        <w:t xml:space="preserve"> AI</w:t>
+      </w:r>
+      <w:r>
+        <w:rPr>
+          <w:b/>
+          <w:bCs/>
+          <w:rtl/>
+        </w:rPr>
+        <w:t>؟</w:t>
+      </w:r>
+    </w:p>
+    <w:p>
+      <w:pPr>
+        <w:jc w:val="right"/>
+      </w:pPr>
+      <w:r>
+        <w:rPr>
+          <w:rtl/>
+        </w:rPr>
+        <w:t>مثلاً</w:t>
+      </w:r>
+      <w:r>
+        <w:t>:</w:t>
+      </w:r>
+    </w:p>
+    <w:p>
+      <w:pPr>
+        <w:jc w:val="right"/>
+      </w:pPr>
+      <w:r>
+        <w:t>Plan = Travel</w:t>
+      </w:r>
+    </w:p>
+    <w:p>
+      <w:pPr>
+        <w:jc w:val="right"/>
+      </w:pPr>
+      <w:r>
+        <w:t xml:space="preserve">Duration = 3 </w:t>
+      </w:r>
+      <w:proofErr w:type="spellStart"/>
+      <w:r>
+        <w:t>days</w:t>
+      </w:r>
+      <w:proofErr w:type="spellEnd"/>
+    </w:p>
+    <w:p>
+      <w:pPr>
+        <w:jc w:val="right"/>
+      </w:pPr>
+      <w:proofErr w:type="spellStart"/>
+      <w:r>
+        <w:t>Expected</w:t>
+      </w:r>
+      <w:proofErr w:type="spellEnd"/>
+      <w:r>
+        <w:t xml:space="preserve"> Cost = 1500</w:t>
+      </w:r>
+    </w:p>
+    <w:p>
+      <w:pPr>
+        <w:jc w:val="right"/>
+      </w:pPr>
+      <w:r>
+        <w:t>Location = Marrakech</w:t>
+      </w:r>
+    </w:p>
+    <w:p>
+      <w:pPr>
+        <w:jc w:val="right"/>
+      </w:pPr>
+      <w:r>
+        <w:rPr>
+          <w:rtl/>
+        </w:rPr>
+        <w:t>النموذج يستطيع أن يقول</w:t>
+      </w:r>
+      <w:r>
+        <w:t>:</w:t>
+      </w:r>
+    </w:p>
+    <w:p>
+      <w:pPr>
+        <w:jc w:val="right"/>
+      </w:pPr>
+      <w:r>
+        <w:rPr>
+          <w:rtl/>
+        </w:rPr>
+        <w:t>خلال هذه الرحلة، المصروف المتوقع أعلى من المتوسط بنسبة معينة</w:t>
+      </w:r>
+      <w:r>
+        <w:t>.</w:t>
+      </w:r>
+    </w:p>
+    <w:p>
+      <w:pPr>
+        <w:jc w:val="right"/>
+      </w:pPr>
+      <w:r>
+        <w:rPr>
+          <w:rtl/>
+        </w:rPr>
+        <w:t>أو</w:t>
+      </w:r>
+      <w:r>
+        <w:t>:</w:t>
+      </w:r>
+    </w:p>
+    <w:p>
+      <w:pPr>
+        <w:jc w:val="right"/>
+      </w:pPr>
+      <w:r>
+        <w:rPr>
+          <w:rtl/>
+        </w:rPr>
+        <w:t>احتمال زيادة النشاط الاجتماعي مرتفع</w:t>
+      </w:r>
+      <w:r>
+        <w:t>.</w:t>
+      </w:r>
+    </w:p>
+    <w:p>
+      <w:pPr>
+        <w:jc w:val="right"/>
+      </w:pPr>
+      <w:r>
+        <w:rPr>
+          <w:rtl/>
+        </w:rPr>
+        <w:t>أو</w:t>
+      </w:r>
+      <w:r>
+        <w:t>:</w:t>
+      </w:r>
+    </w:p>
+    <w:p>
+      <w:pPr>
+        <w:jc w:val="right"/>
+      </w:pPr>
+      <w:r>
+        <w:rPr>
+          <w:rtl/>
+        </w:rPr>
+        <w:t>احتمال تغير مكان الإقامة مرتفع</w:t>
+      </w:r>
+      <w:r>
+        <w:t>.</w:t>
+      </w:r>
+    </w:p>
+    <w:p>
+      <w:pPr>
+        <w:jc w:val="right"/>
+      </w:pPr>
+      <w:r>
+        <w:rPr>
+          <w:b/>
+          <w:bCs/>
+          <w:rtl/>
+        </w:rPr>
+        <w:t>الخلاصة</w:t>
+      </w:r>
+      <w:r>
+        <w:rPr>
+          <w:b/>
+          <w:bCs/>
+        </w:rPr>
+        <w:t>:</w:t>
+      </w:r>
+      <w:r>
+        <w:t xml:space="preserve"> plans </w:t>
+      </w:r>
+      <w:r>
+        <w:rPr>
+          <w:rtl/>
+        </w:rPr>
+        <w:t xml:space="preserve">يمثل </w:t>
+      </w:r>
+      <w:r>
+        <w:rPr>
+          <w:b/>
+          <w:bCs/>
+          <w:rtl/>
+        </w:rPr>
+        <w:t>المستقبل المعروف مسبقًا</w:t>
+      </w:r>
+      <w:r>
+        <w:t>.</w:t>
+      </w:r>
+    </w:p>
+    <w:p>
+      <w:pPr>
+        <w:jc w:val="right"/>
+      </w:pPr>
+      <w:r>
+        <w:pict w14:anchorId="344913C7">
+          <v:rect id="_x0000_i1080" style="width:0;height:1.5pt" o:hralign="right" o:hrstd="t" o:hr="t" fillcolor="#a0a0a0" stroked="f"/>
+        </w:pict>
+      </w:r>
+    </w:p>
+    <w:p>
+      <w:pPr>
+        <w:jc w:val="right"/>
+        <w:rPr>
+          <w:b/>
+          <w:bCs/>
+        </w:rPr>
+      </w:pPr>
+      <w:r>
+        <w:rPr>
+          <w:b/>
+          <w:bCs/>
+        </w:rPr>
+        <w:t xml:space="preserve">2. </w:t>
+      </w:r>
+      <w:r>
+        <w:rPr>
+          <w:b/>
+          <w:bCs/>
+          <w:rtl/>
+        </w:rPr>
+        <w:t xml:space="preserve">جدول </w:t>
+      </w:r>
+      <w:proofErr w:type="spellStart"/>
+      <w:r>
+        <w:rPr>
+          <w:b/>
+          <w:bCs/>
+        </w:rPr>
+        <w:t>recurring</w:t>
+      </w:r>
+      <w:proofErr w:type="spellEnd"/>
+      <w:r>
+        <w:rPr>
+          <w:b/>
+          <w:bCs/>
+        </w:rPr>
+        <w:t xml:space="preserve"> — </w:t>
+      </w:r>
+      <w:r>
+        <w:rPr>
+          <w:b/>
+          <w:bCs/>
+          <w:rtl/>
+        </w:rPr>
+        <w:t>الأشياء المتكررة</w:t>
+      </w:r>
+      <w:r>
+        <w:rPr>
+          <w:b/>
+          <w:bCs/>
+        </w:rPr>
+        <w:t xml:space="preserve"> </w:t>
+      </w:r>
+      <w:r>
+        <w:rPr>
+          <w:rFonts w:ascii="Segoe UI Emoji" w:hAnsi="Segoe UI Emoji" w:cs="Segoe UI Emoji"/>
+          <w:b/>
+          <w:bCs/>
+        </w:rPr>
+        <w:t>⭐⭐⭐⭐⭐</w:t>
+      </w:r>
+    </w:p>
+    <w:p>
+      <w:pPr>
+        <w:jc w:val="right"/>
+      </w:pPr>
+      <w:r>
+        <w:rPr>
+          <w:rtl/>
+        </w:rPr>
+        <w:t>هذا مهم جدًا بالنسبة للمال</w:t>
+      </w:r>
+      <w:r>
+        <w:t>.</w:t>
+      </w:r>
+    </w:p>
+    <w:p>
+      <w:pPr>
+        <w:jc w:val="right"/>
+      </w:pPr>
+      <w:r>
+        <w:rPr>
+          <w:rtl/>
+        </w:rPr>
+        <w:t>هناك أشياء لا تحدث مرة واحدة، بل تتكرر</w:t>
+      </w:r>
+      <w:r>
+        <w:t>.</w:t>
+      </w:r>
+    </w:p>
+    <w:p>
+      <w:pPr>
+        <w:jc w:val="right"/>
+      </w:pPr>
+      <w:r>
+        <w:rPr>
+          <w:rtl/>
+        </w:rPr>
+        <w:t>مثلاً</w:t>
+      </w:r>
+      <w:r>
+        <w:t>:</w:t>
+      </w:r>
+    </w:p>
+    <w:p>
+      <w:pPr>
+        <w:numPr>
+          <w:ilvl w:val="0"/>
+          <w:numId w:val="2"/>
+        </w:numPr>
+        <w:jc w:val="right"/>
+      </w:pPr>
+      <w:r>
+        <w:rPr>
+          <w:rtl/>
+        </w:rPr>
+        <w:t>الراتب كل شهر</w:t>
+      </w:r>
+      <w:r>
+        <w:t>.</w:t>
+      </w:r>
+    </w:p>
+    <w:p>
+      <w:pPr>
+        <w:numPr>
+          <w:ilvl w:val="0"/>
+          <w:numId w:val="2"/>
+        </w:numPr>
+        <w:jc w:val="right"/>
+      </w:pPr>
+      <w:r>
+        <w:rPr>
+          <w:rtl/>
+        </w:rPr>
+        <w:t>الكراء يوم 1</w:t>
+      </w:r>
+      <w:r>
+        <w:t>.</w:t>
+      </w:r>
+    </w:p>
+    <w:p>
+      <w:pPr>
+        <w:numPr>
+          <w:ilvl w:val="0"/>
+          <w:numId w:val="2"/>
+        </w:numPr>
+        <w:jc w:val="right"/>
+      </w:pPr>
+      <w:r>
+        <w:rPr>
+          <w:rtl/>
+        </w:rPr>
+        <w:lastRenderedPageBreak/>
+        <w:t>الإنترنت يوم 5</w:t>
+      </w:r>
+      <w:r>
+        <w:t>.</w:t>
+      </w:r>
+    </w:p>
+    <w:p>
+      <w:pPr>
+        <w:numPr>
+          <w:ilvl w:val="0"/>
+          <w:numId w:val="2"/>
+        </w:numPr>
+        <w:jc w:val="right"/>
+      </w:pPr>
+      <w:r>
+        <w:rPr>
+          <w:rtl/>
+        </w:rPr>
+        <w:t>الهاتف يوم 10</w:t>
+      </w:r>
+      <w:r>
+        <w:t>.</w:t>
+      </w:r>
+    </w:p>
+    <w:p>
+      <w:pPr>
+        <w:numPr>
+          <w:ilvl w:val="0"/>
+          <w:numId w:val="2"/>
+        </w:numPr>
+        <w:jc w:val="right"/>
+      </w:pPr>
+      <w:r>
+        <w:rPr>
+          <w:rtl/>
+        </w:rPr>
+        <w:t>اشتراك معين كل شهر</w:t>
+      </w:r>
+      <w:r>
+        <w:t>.</w:t>
+      </w:r>
+    </w:p>
+    <w:p>
+      <w:pPr>
+        <w:numPr>
+          <w:ilvl w:val="0"/>
+          <w:numId w:val="2"/>
+        </w:numPr>
+        <w:jc w:val="right"/>
+      </w:pPr>
+      <w:r>
+        <w:rPr>
+          <w:rtl/>
+        </w:rPr>
+        <w:t>مصروف معين كل أسبوع</w:t>
+      </w:r>
+      <w:r>
+        <w:t>.</w:t>
+      </w:r>
+    </w:p>
+    <w:p>
+      <w:pPr>
+        <w:numPr>
+          <w:ilvl w:val="0"/>
+          <w:numId w:val="2"/>
+        </w:numPr>
+        <w:jc w:val="right"/>
+      </w:pPr>
+      <w:r>
+        <w:rPr>
+          <w:rtl/>
+        </w:rPr>
+        <w:t>موعد دوري</w:t>
+      </w:r>
+      <w:r>
+        <w:t>.</w:t>
+      </w:r>
+    </w:p>
+    <w:p>
+      <w:pPr>
+        <w:numPr>
+          <w:ilvl w:val="0"/>
+          <w:numId w:val="2"/>
+        </w:numPr>
+        <w:jc w:val="right"/>
+      </w:pPr>
+      <w:r>
+        <w:rPr>
+          <w:rtl/>
+        </w:rPr>
+        <w:t>نشاط أسبوعي</w:t>
+      </w:r>
+      <w:r>
+        <w:t>.</w:t>
+      </w:r>
+    </w:p>
+    <w:p>
+      <w:pPr>
+        <w:jc w:val="right"/>
+        <w:rPr>
+          <w:b/>
+          <w:bCs/>
+        </w:rPr>
+      </w:pPr>
+      <w:r>
+        <w:rPr>
+          <w:b/>
+          <w:bCs/>
+          <w:rtl/>
+        </w:rPr>
+        <w:t>ماذا تسجل؟</w:t>
+      </w:r>
+    </w:p>
+    <w:p>
+      <w:pPr>
+        <w:jc w:val="right"/>
+      </w:pPr>
+      <w:r>
+        <w:rPr>
+          <w:rtl/>
+        </w:rPr>
+        <w:t>مثلاً</w:t>
+      </w:r>
+      <w:r>
+        <w:t>:</w:t>
+      </w:r>
+    </w:p>
+    <w:tbl>
+      <w:tblPr>
+        <w:tblW w:w="0" w:type="auto"/>
+        <w:tblCellSpacing w:w="15" w:type="dxa"/>
+        <w:tblCellMar>
+          <w:top w:w="15" w:type="dxa"/>
+          <w:left w:w="15" w:type="dxa"/>
+          <w:bottom w:w="15" w:type="dxa"/>
+          <w:right w:w="15" w:type="dxa"/>
+        </w:tblCellMar>
+        <w:tblLook w:val="04A0" w:firstRow="1" w:lastRow="0" w:firstColumn="1" w:lastColumn="0" w:noHBand="0" w:noVBand="1"/>
+      </w:tblPr>
+      <w:tblGrid>
+        <w:gridCol w:w="865"/>
+        <w:gridCol w:w="867"/>
+        <w:gridCol w:w="869"/>
+        <w:gridCol w:w="1095"/>
+        <w:gridCol w:w="1181"/>
+        <w:gridCol w:w="1038"/>
+      </w:tblGrid>
+      <w:tr>
+        <w:trPr>
+          <w:tblHeader/>
+          <w:tblCellSpacing w:w="15" w:type="dxa"/>
+        </w:trPr>
+        <w:tc>
+          <w:tcPr>
+            <w:tcW w:w="0" w:type="auto"/>
+            <w:vAlign w:val="center"/>
+            <w:hideMark/>
+          </w:tcPr>
+          <w:p>
+            <w:pPr>
+              <w:jc w:val="right"/>
+              <w:rPr>
+                <w:b/>
+                <w:bCs/>
+              </w:rPr>
+            </w:pPr>
+            <w:r>
+              <w:rPr>
+                <w:b/>
+                <w:bCs/>
+              </w:rPr>
+              <w:t>Name</w:t>
+            </w:r>
+          </w:p>
+        </w:tc>
+        <w:tc>
+          <w:tcPr>
+            <w:tcW w:w="0" w:type="auto"/>
+            <w:vAlign w:val="center"/>
+            <w:hideMark/>
+          </w:tcPr>
+          <w:p>
+            <w:pPr>
+              <w:jc w:val="right"/>
+              <w:rPr>
+                <w:b/>
+                <w:bCs/>
+              </w:rPr>
+            </w:pPr>
+            <w:r>
+              <w:rPr>
+                <w:b/>
+                <w:bCs/>
+              </w:rPr>
+              <w:t>Type</w:t>
+            </w:r>
+          </w:p>
+        </w:tc>
+        <w:tc>
+          <w:tcPr>
+            <w:tcW w:w="0" w:type="auto"/>
+            <w:vAlign w:val="center"/>
+            <w:hideMark/>
+          </w:tcPr>
+          <w:p>
+            <w:pPr>
+              <w:jc w:val="right"/>
+              <w:rPr>
+                <w:b/>
+                <w:bCs/>
+              </w:rPr>
+            </w:pPr>
+            <w:proofErr w:type="spellStart"/>
+            <w:r>
+              <w:rPr>
+                <w:b/>
+                <w:bCs/>
+              </w:rPr>
+              <w:t>Amount</w:t>
+            </w:r>
+            <w:proofErr w:type="spellEnd"/>
+          </w:p>
+        </w:tc>
+        <w:tc>
+          <w:tcPr>
+            <w:tcW w:w="0" w:type="auto"/>
+            <w:vAlign w:val="center"/>
+            <w:hideMark/>
+          </w:tcPr>
+          <w:p>
+            <w:pPr>
+              <w:jc w:val="right"/>
+              <w:rPr>
+                <w:b/>
+                <w:bCs/>
+              </w:rPr>
+            </w:pPr>
+            <w:r>
+              <w:rPr>
+                <w:b/>
+                <w:bCs/>
+              </w:rPr>
+              <w:t>Frequency</w:t>
+            </w:r>
+          </w:p>
+        </w:tc>
+        <w:tc>
+          <w:tcPr>
+            <w:tcW w:w="0" w:type="auto"/>
+            <w:vAlign w:val="center"/>
+            <w:hideMark/>
+          </w:tcPr>
+          <w:p>
+            <w:pPr>
+              <w:jc w:val="right"/>
+              <w:rPr>
+                <w:b/>
+                <w:bCs/>
+              </w:rPr>
+            </w:pPr>
+            <w:proofErr w:type="spellStart"/>
+            <w:r>
+              <w:rPr>
+                <w:b/>
+                <w:bCs/>
+              </w:rPr>
+              <w:t>Start_Date</w:t>
+            </w:r>
+            <w:proofErr w:type="spellEnd"/>
+          </w:p>
+        </w:tc>
+        <w:tc>
+          <w:tcPr>
+            <w:tcW w:w="0" w:type="auto"/>
+            <w:vAlign w:val="center"/>
+            <w:hideMark/>
+          </w:tcPr>
+          <w:p>
+            <w:pPr>
+              <w:jc w:val="right"/>
+              <w:rPr>
+                <w:b/>
+                <w:bCs/>
+              </w:rPr>
+            </w:pPr>
+            <w:proofErr w:type="spellStart"/>
+            <w:r>
+              <w:rPr>
+                <w:b/>
+                <w:bCs/>
+              </w:rPr>
+              <w:t>End_Date</w:t>
+            </w:r>
+            <w:proofErr w:type="spellEnd"/>
+          </w:p>
+        </w:tc>
+      </w:tr>
+      <w:tr>
+        <w:trPr>
+          <w:tblCellSpacing w:w="15" w:type="dxa"/>
+        </w:trPr>
+        <w:tc>
+          <w:tcPr>
+            <w:tcW w:w="0" w:type="auto"/>
+            <w:vAlign w:val="center"/>
+            <w:hideMark/>
+          </w:tcPr>
+          <w:p>
+            <w:pPr>
+              <w:jc w:val="right"/>
+            </w:pPr>
+            <w:r>
+              <w:t>Salary</w:t>
+            </w:r>
+          </w:p>
+        </w:tc>
+        <w:tc>
+          <w:tcPr>
+            <w:tcW w:w="0" w:type="auto"/>
+            <w:vAlign w:val="center"/>
+            <w:hideMark/>
+          </w:tcPr>
+          <w:p>
+            <w:pPr>
+              <w:jc w:val="right"/>
+            </w:pPr>
+            <w:proofErr w:type="spellStart"/>
+            <w:r>
+              <w:t>Income</w:t>
+            </w:r>
+            <w:proofErr w:type="spellEnd"/>
+          </w:p>
+        </w:tc>
+        <w:tc>
+          <w:tcPr>
+            <w:tcW w:w="0" w:type="auto"/>
+            <w:vAlign w:val="center"/>
+            <w:hideMark/>
+          </w:tcPr>
+          <w:p>
+            <w:pPr>
+              <w:jc w:val="right"/>
+            </w:pPr>
+            <w:r>
+              <w:t>4000</w:t>
+            </w:r>
+          </w:p>
+        </w:tc>
+        <w:tc>
+          <w:tcPr>
+            <w:tcW w:w="0" w:type="auto"/>
+            <w:vAlign w:val="center"/>
+            <w:hideMark/>
+          </w:tcPr>
+          <w:p>
+            <w:pPr>
+              <w:jc w:val="right"/>
+            </w:pPr>
+            <w:proofErr w:type="spellStart"/>
+            <w:r>
+              <w:t>Monthly</w:t>
+            </w:r>
+            <w:proofErr w:type="spellEnd"/>
+          </w:p>
+        </w:tc>
+        <w:tc>
+          <w:tcPr>
+            <w:tcW w:w="0" w:type="auto"/>
+            <w:vAlign w:val="center"/>
+            <w:hideMark/>
+          </w:tcPr>
+          <w:p>
+            <w:pPr>
+              <w:jc w:val="right"/>
+            </w:pPr>
+            <w:r>
+              <w:t>2026-01-01</w:t>
+            </w:r>
+          </w:p>
+        </w:tc>
+        <w:tc>
+          <w:tcPr>
+            <w:tcW w:w="0" w:type="auto"/>
+            <w:vAlign w:val="center"/>
+            <w:hideMark/>
+          </w:tcPr>
+          <w:p>
+            <w:pPr>
+              <w:jc w:val="right"/>
+            </w:pPr>
+            <w:r>
+              <w:t>—</w:t>
+            </w:r>
+          </w:p>
+        </w:tc>
+      </w:tr>
+      <w:tr>
+        <w:trPr>
+          <w:tblCellSpacing w:w="15" w:type="dxa"/>
+        </w:trPr>
+        <w:tc>
+          <w:tcPr>
+            <w:tcW w:w="0" w:type="auto"/>
+            <w:vAlign w:val="center"/>
+            <w:hideMark/>
+          </w:tcPr>
+          <w:p>
+            <w:pPr>
+              <w:jc w:val="right"/>
+            </w:pPr>
+            <w:r>
+              <w:t>Rent</w:t>
+            </w:r>
+          </w:p>
+        </w:tc>
+        <w:tc>
+          <w:tcPr>
+            <w:tcW w:w="0" w:type="auto"/>
+            <w:vAlign w:val="center"/>
+            <w:hideMark/>
+          </w:tcPr>
+          <w:p>
+            <w:pPr>
+              <w:jc w:val="right"/>
+            </w:pPr>
+            <w:proofErr w:type="spellStart"/>
+            <w:r>
+              <w:t>Expense</w:t>
+            </w:r>
+            <w:proofErr w:type="spellEnd"/>
+          </w:p>
+        </w:tc>
+        <w:tc>
+          <w:tcPr>
+            <w:tcW w:w="0" w:type="auto"/>
+            <w:vAlign w:val="center"/>
+            <w:hideMark/>
+          </w:tcPr>
+          <w:p>
+            <w:pPr>
+              <w:jc w:val="right"/>
+            </w:pPr>
+            <w:r>
+              <w:t>1500</w:t>
+            </w:r>
+          </w:p>
+        </w:tc>
+        <w:tc>
+          <w:tcPr>
+            <w:tcW w:w="0" w:type="auto"/>
+            <w:vAlign w:val="center"/>
+            <w:hideMark/>
+          </w:tcPr>
+          <w:p>
+            <w:pPr>
+              <w:jc w:val="right"/>
+            </w:pPr>
+            <w:proofErr w:type="spellStart"/>
+            <w:r>
+              <w:t>Monthly</w:t>
+            </w:r>
+            <w:proofErr w:type="spellEnd"/>
+          </w:p>
+        </w:tc>
+        <w:tc>
+          <w:tcPr>
+            <w:tcW w:w="0" w:type="auto"/>
+            <w:vAlign w:val="center"/>
+            <w:hideMark/>
+          </w:tcPr>
+          <w:p>
+            <w:pPr>
+              <w:jc w:val="right"/>
+            </w:pPr>
+            <w:r>
+              <w:t>2026-01-01</w:t>
+            </w:r>
+          </w:p>
+        </w:tc>
+        <w:tc>
+          <w:tcPr>
+            <w:tcW w:w="0" w:type="auto"/>
+            <w:vAlign w:val="center"/>
+            <w:hideMark/>
+          </w:tcPr>
+          <w:p>
+            <w:pPr>
+              <w:jc w:val="right"/>
+            </w:pPr>
+            <w:r>
+              <w:t>—</w:t>
+            </w:r>
+          </w:p>
+        </w:tc>
+      </w:tr>
+      <w:tr>
+        <w:trPr>
+          <w:tblCellSpacing w:w="15" w:type="dxa"/>
+        </w:trPr>
+        <w:tc>
+          <w:tcPr>
+            <w:tcW w:w="0" w:type="auto"/>
+            <w:vAlign w:val="center"/>
+            <w:hideMark/>
+          </w:tcPr>
+          <w:p>
+            <w:pPr>
+              <w:jc w:val="right"/>
+            </w:pPr>
+            <w:r>
+              <w:t>Internet</w:t>
+            </w:r>
+          </w:p>
+        </w:tc>
+        <w:tc>
+          <w:tcPr>
+            <w:tcW w:w="0" w:type="auto"/>
+            <w:vAlign w:val="center"/>
+            <w:hideMark/>
+          </w:tcPr>
+          <w:p>
+            <w:pPr>
+              <w:jc w:val="right"/>
+            </w:pPr>
+            <w:proofErr w:type="spellStart"/>
+            <w:r>
+              <w:t>Expense</w:t>
+            </w:r>
+            <w:proofErr w:type="spellEnd"/>
+          </w:p>
+        </w:tc>
+        <w:tc>
+          <w:tcPr>
+            <w:tcW w:w="0" w:type="auto"/>
+            <w:vAlign w:val="center"/>
+            <w:hideMark/>
+          </w:tcPr>
+          <w:p>
+            <w:pPr>
+              <w:jc w:val="right"/>
+            </w:pPr>
+            <w:r>
+              <w:t>300</w:t>
+            </w:r>
+          </w:p>
+        </w:tc>
+        <w:tc>
+          <w:tcPr>
+            <w:tcW w:w="0" w:type="auto"/>
+            <w:vAlign w:val="center"/>
+            <w:hideMark/>
+          </w:tcPr>
+          <w:p>
+            <w:pPr>
+              <w:jc w:val="right"/>
+            </w:pPr>
+            <w:proofErr w:type="spellStart"/>
+            <w:r>
+              <w:t>Monthly</w:t>
+            </w:r>
+            <w:proofErr w:type="spellEnd"/>
+          </w:p>
+        </w:tc>
+        <w:tc>
+          <w:tcPr>
+            <w:tcW w:w="0" w:type="auto"/>
+            <w:vAlign w:val="center"/>
+            <w:hideMark/>
+          </w:tcPr>
+          <w:p>
+            <w:pPr>
+              <w:jc w:val="right"/>
+            </w:pPr>
+            <w:r>
+              <w:t>2026-01-01</w:t>
+            </w:r>
+          </w:p>
+        </w:tc>
+        <w:tc>
+          <w:tcPr>
+            <w:tcW w:w="0" w:type="auto"/>
+            <w:vAlign w:val="center"/>
+            <w:hideMark/>
+          </w:tcPr>
+          <w:p>
+            <w:pPr>
+              <w:jc w:val="right"/>
+            </w:pPr>
+            <w:r>
+              <w:t>—</w:t>
+            </w:r>
+          </w:p>
+        </w:tc>
+      </w:tr>
+      <w:tr>
+        <w:trPr>
+          <w:tblCellSpacing w:w="15" w:type="dxa"/>
+        </w:trPr>
+        <w:tc>
+          <w:tcPr>
+            <w:tcW w:w="0" w:type="auto"/>
+            <w:vAlign w:val="center"/>
+            <w:hideMark/>
+          </w:tcPr>
+          <w:p>
+            <w:pPr>
+              <w:jc w:val="right"/>
+            </w:pPr>
+            <w:r>
+              <w:t>Gym</w:t>
+            </w:r>
+          </w:p>
+        </w:tc>
+        <w:tc>
+          <w:tcPr>
+            <w:tcW w:w="0" w:type="auto"/>
+            <w:vAlign w:val="center"/>
+            <w:hideMark/>
+          </w:tcPr>
+          <w:p>
+            <w:pPr>
+              <w:jc w:val="right"/>
+            </w:pPr>
+            <w:proofErr w:type="spellStart"/>
+            <w:r>
+              <w:t>Expense</w:t>
+            </w:r>
+            <w:proofErr w:type="spellEnd"/>
+          </w:p>
+        </w:tc>
+        <w:tc>
+          <w:tcPr>
+            <w:tcW w:w="0" w:type="auto"/>
+            <w:vAlign w:val="center"/>
+            <w:hideMark/>
+          </w:tcPr>
+          <w:p>
+            <w:pPr>
+              <w:jc w:val="right"/>
+            </w:pPr>
+            <w:r>
+              <w:t>200</w:t>
+            </w:r>
+          </w:p>
+        </w:tc>
+        <w:tc>
+          <w:tcPr>
+            <w:tcW w:w="0" w:type="auto"/>
+            <w:vAlign w:val="center"/>
+            <w:hideMark/>
+          </w:tcPr>
+          <w:p>
+            <w:pPr>
+              <w:jc w:val="right"/>
+            </w:pPr>
+            <w:proofErr w:type="spellStart"/>
+            <w:r>
+              <w:t>Monthly</w:t>
+            </w:r>
+            <w:proofErr w:type="spellEnd"/>
+          </w:p>
+        </w:tc>
+        <w:tc>
+          <w:tcPr>
+            <w:tcW w:w="0" w:type="auto"/>
+            <w:vAlign w:val="center"/>
+            <w:hideMark/>
+          </w:tcPr>
+          <w:p>
+            <w:pPr>
+              <w:jc w:val="right"/>
+            </w:pPr>
+            <w:r>
+              <w:t>2026-02-01</w:t>
+            </w:r>
+          </w:p>
+        </w:tc>
+        <w:tc>
+          <w:tcPr>
+            <w:tcW w:w="0" w:type="auto"/>
+            <w:vAlign w:val="center"/>
+            <w:hideMark/>
+          </w:tcPr>
+          <w:p>
+            <w:pPr>
+              <w:jc w:val="right"/>
+            </w:pPr>
+            <w:r>
+              <w:t>—</w:t>
+            </w:r>
+          </w:p>
+        </w:tc>
+      </w:tr>
+    </w:tbl>
+    <w:p>
+      <w:pPr>
+        <w:jc w:val="right"/>
+      </w:pPr>
+      <w:r>
+        <w:rPr>
+          <w:rtl/>
+        </w:rPr>
+        <w:t>يمكن أيضًا إضافة</w:t>
+      </w:r>
+      <w:r>
+        <w:t>:</w:t>
+      </w:r>
+    </w:p>
+    <w:p>
+      <w:pPr>
+        <w:numPr>
+          <w:ilvl w:val="0"/>
+          <w:numId w:val="3"/>
+        </w:numPr>
+        <w:jc w:val="right"/>
+      </w:pPr>
+      <w:r>
+        <w:rPr>
+          <w:rtl/>
+        </w:rPr>
+        <w:t>اليوم الذي يحدث فيه التكرار</w:t>
+      </w:r>
+      <w:r>
+        <w:t>.</w:t>
+      </w:r>
+    </w:p>
+    <w:p>
+      <w:pPr>
+        <w:numPr>
+          <w:ilvl w:val="0"/>
+          <w:numId w:val="3"/>
+        </w:numPr>
+        <w:jc w:val="right"/>
+      </w:pPr>
+      <w:r>
+        <w:rPr>
+          <w:rtl/>
+        </w:rPr>
+        <w:t>الفئة</w:t>
+      </w:r>
+      <w:r>
+        <w:t>.</w:t>
+      </w:r>
+    </w:p>
+    <w:p>
+      <w:pPr>
+        <w:numPr>
+          <w:ilvl w:val="0"/>
+          <w:numId w:val="3"/>
+        </w:numPr>
+        <w:jc w:val="right"/>
+      </w:pPr>
+      <w:r>
+        <w:rPr>
+          <w:rtl/>
+        </w:rPr>
+        <w:t>هل المبلغ ثابت أم متغير</w:t>
+      </w:r>
+      <w:r>
+        <w:t>.</w:t>
+      </w:r>
+    </w:p>
+    <w:p>
+      <w:pPr>
+        <w:numPr>
+          <w:ilvl w:val="0"/>
+          <w:numId w:val="3"/>
+        </w:numPr>
+        <w:jc w:val="right"/>
+      </w:pPr>
+      <w:r>
+        <w:rPr>
+          <w:rtl/>
+        </w:rPr>
+        <w:t>نسبة التغير المعتادة</w:t>
+      </w:r>
+      <w:r>
+        <w:t>.</w:t>
+      </w:r>
+    </w:p>
+    <w:p>
+      <w:pPr>
+        <w:jc w:val="right"/>
+        <w:rPr>
+          <w:b/>
+          <w:bCs/>
+        </w:rPr>
+      </w:pPr>
+      <w:r>
+        <w:rPr>
+          <w:b/>
+          <w:bCs/>
+          <w:rtl/>
+        </w:rPr>
+        <w:t>لماذا مهم؟</w:t>
+      </w:r>
+    </w:p>
+    <w:p>
+      <w:pPr>
+        <w:jc w:val="right"/>
+      </w:pPr>
+      <w:r>
+        <w:rPr>
+          <w:rtl/>
+        </w:rPr>
+        <w:t>بدل أن يتعلم النموذج</w:t>
+      </w:r>
+      <w:r>
+        <w:t>:</w:t>
+      </w:r>
+    </w:p>
+    <w:p>
+      <w:pPr>
+        <w:jc w:val="right"/>
+      </w:pPr>
+      <w:r>
+        <w:t>"</w:t>
+      </w:r>
+      <w:r>
+        <w:rPr>
+          <w:rtl/>
+        </w:rPr>
+        <w:t>ربما سيدخل 4000 درهم الشهر القادم</w:t>
+      </w:r>
+      <w:r>
+        <w:t>."</w:t>
+      </w:r>
+    </w:p>
+    <w:p>
+      <w:pPr>
+        <w:jc w:val="right"/>
+      </w:pPr>
+      <w:r>
+        <w:rPr>
+          <w:rtl/>
+        </w:rPr>
+        <w:t>سيعرف أن لديك</w:t>
+      </w:r>
+      <w:r>
+        <w:t>:</w:t>
+      </w:r>
+    </w:p>
+    <w:p>
+      <w:pPr>
+        <w:jc w:val="right"/>
+      </w:pPr>
+      <w:r>
+        <w:rPr>
+          <w:b/>
+          <w:bCs/>
+          <w:rtl/>
+        </w:rPr>
+        <w:t>دخلًا دوريًا بقيمة 4000 درهم تقريبًا</w:t>
+      </w:r>
+      <w:r>
+        <w:rPr>
+          <w:b/>
+          <w:bCs/>
+        </w:rPr>
+        <w:t>.</w:t>
+      </w:r>
+    </w:p>
+    <w:p>
+      <w:pPr>
+        <w:jc w:val="right"/>
+      </w:pPr>
+      <w:r>
+        <w:rPr>
+          <w:rtl/>
+        </w:rPr>
+        <w:t>وبالتالي يمكن أن يتنبأ بشكل أفضل بـ</w:t>
+      </w:r>
+      <w:r>
+        <w:t>:</w:t>
+      </w:r>
+    </w:p>
+    <w:p>
+      <w:pPr>
+        <w:numPr>
+          <w:ilvl w:val="0"/>
+          <w:numId w:val="4"/>
+        </w:numPr>
+        <w:jc w:val="right"/>
+      </w:pPr>
+      <w:r>
+        <w:rPr>
+          <w:rtl/>
+        </w:rPr>
+        <w:t>الدخل</w:t>
+      </w:r>
+      <w:r>
+        <w:t>.</w:t>
+      </w:r>
+    </w:p>
+    <w:p>
+      <w:pPr>
+        <w:numPr>
+          <w:ilvl w:val="0"/>
+          <w:numId w:val="4"/>
+        </w:numPr>
+        <w:jc w:val="right"/>
+      </w:pPr>
+      <w:r>
+        <w:rPr>
+          <w:rtl/>
+        </w:rPr>
+        <w:t>الرصيد</w:t>
+      </w:r>
+      <w:r>
+        <w:t>.</w:t>
+      </w:r>
+    </w:p>
+    <w:p>
+      <w:pPr>
+        <w:numPr>
+          <w:ilvl w:val="0"/>
+          <w:numId w:val="4"/>
+        </w:numPr>
+        <w:jc w:val="right"/>
+      </w:pPr>
+      <w:r>
+        <w:rPr>
+          <w:rtl/>
+        </w:rPr>
+        <w:t>المصروف</w:t>
+      </w:r>
+      <w:r>
+        <w:t>.</w:t>
+      </w:r>
+    </w:p>
+    <w:p>
+      <w:pPr>
+        <w:numPr>
+          <w:ilvl w:val="0"/>
+          <w:numId w:val="4"/>
+        </w:numPr>
+        <w:jc w:val="right"/>
+      </w:pPr>
+      <w:r>
+        <w:rPr>
+          <w:rtl/>
+        </w:rPr>
+        <w:lastRenderedPageBreak/>
+        <w:t>الضغط المالي</w:t>
+      </w:r>
+      <w:r>
+        <w:t>.</w:t>
+      </w:r>
+    </w:p>
+    <w:p>
+      <w:pPr>
+        <w:numPr>
+          <w:ilvl w:val="0"/>
+          <w:numId w:val="4"/>
+        </w:numPr>
+        <w:jc w:val="right"/>
+      </w:pPr>
+      <w:r>
+        <w:rPr>
+          <w:rtl/>
+        </w:rPr>
+        <w:t>احتمال تجاوز الميزانية</w:t>
+      </w:r>
+      <w:r>
+        <w:t>.</w:t>
+      </w:r>
+    </w:p>
+    <w:p>
+      <w:pPr>
+        <w:jc w:val="right"/>
+      </w:pPr>
+      <w:r>
+        <w:rPr>
+          <w:rtl/>
+        </w:rPr>
+        <w:t xml:space="preserve">وهذا سيصبح مهمًا جدًا عندما نصل إلى </w:t>
+      </w:r>
+      <w:r>
+        <w:rPr>
+          <w:b/>
+          <w:bCs/>
+          <w:rtl/>
+        </w:rPr>
+        <w:t>التنبؤ الشهري والسنوي</w:t>
+      </w:r>
+      <w:r>
+        <w:t>.</w:t>
+      </w:r>
+    </w:p>
+    <w:p>
+      <w:pPr>
+        <w:jc w:val="right"/>
+      </w:pPr>
+      <w:r>
+        <w:pict w14:anchorId="7288863E">
+          <v:rect id="_x0000_i1081" style="width:0;height:1.5pt" o:hralign="right" o:hrstd="t" o:hr="t" fillcolor="#a0a0a0" stroked="f"/>
+        </w:pict>
+      </w:r>
+    </w:p>
+    <w:p>
+      <w:pPr>
+        <w:jc w:val="right"/>
+        <w:rPr>
+          <w:b/>
+          <w:bCs/>
+        </w:rPr>
+      </w:pPr>
+      <w:r>
+        <w:rPr>
+          <w:b/>
+          <w:bCs/>
+        </w:rPr>
+        <w:t xml:space="preserve">3. </w:t>
+      </w:r>
+      <w:r>
+        <w:rPr>
+          <w:b/>
+          <w:bCs/>
+          <w:rtl/>
+        </w:rPr>
+        <w:t xml:space="preserve">جدول </w:t>
+      </w:r>
+      <w:proofErr w:type="spellStart"/>
+      <w:r>
+        <w:rPr>
+          <w:b/>
+          <w:bCs/>
+        </w:rPr>
+        <w:t>health_records</w:t>
+      </w:r>
+      <w:proofErr w:type="spellEnd"/>
+      <w:r>
+        <w:rPr>
+          <w:b/>
+          <w:bCs/>
+        </w:rPr>
+        <w:t xml:space="preserve"> — </w:t>
+      </w:r>
+      <w:r>
+        <w:rPr>
+          <w:b/>
+          <w:bCs/>
+          <w:rtl/>
+        </w:rPr>
+        <w:t>سجل صحي أكثر تفصيلًا</w:t>
+      </w:r>
+      <w:r>
+        <w:rPr>
+          <w:b/>
+          <w:bCs/>
+        </w:rPr>
+        <w:t xml:space="preserve"> </w:t>
+      </w:r>
+      <w:r>
+        <w:rPr>
+          <w:rFonts w:ascii="Segoe UI Emoji" w:hAnsi="Segoe UI Emoji" w:cs="Segoe UI Emoji"/>
+          <w:b/>
+          <w:bCs/>
+        </w:rPr>
+        <w:t>⭐⭐⭐⭐</w:t>
+      </w:r>
+    </w:p>
+    <w:p>
+      <w:pPr>
+        <w:jc w:val="right"/>
+      </w:pPr>
+      <w:r>
+        <w:rPr>
+          <w:rtl/>
+        </w:rPr>
+        <w:t xml:space="preserve">لدينا في </w:t>
+      </w:r>
+      <w:r>
+        <w:t xml:space="preserve">Days </w:t>
+      </w:r>
+      <w:r>
+        <w:rPr>
+          <w:rtl/>
+        </w:rPr>
+        <w:t>بالفعل</w:t>
+      </w:r>
+      <w:r>
+        <w:t>:</w:t>
+      </w:r>
+    </w:p>
+    <w:p>
+      <w:pPr>
+        <w:jc w:val="right"/>
+      </w:pPr>
+      <w:proofErr w:type="spellStart"/>
+      <w:r>
+        <w:t>Health_Impact</w:t>
+      </w:r>
+      <w:proofErr w:type="spellEnd"/>
+    </w:p>
+    <w:p>
+      <w:pPr>
+        <w:jc w:val="right"/>
+      </w:pPr>
+      <w:r>
+        <w:rPr>
+          <w:rtl/>
+        </w:rPr>
+        <w:t xml:space="preserve">لكن هذا يخبر النموذج </w:t>
+      </w:r>
+      <w:r>
+        <w:rPr>
+          <w:b/>
+          <w:bCs/>
+          <w:rtl/>
+        </w:rPr>
+        <w:t>بتأثير الحالة الصحية على اليوم</w:t>
+      </w:r>
+      <w:r>
+        <w:rPr>
+          <w:rtl/>
+        </w:rPr>
+        <w:t>، وليس الحالة الصحية نفسها بتفاصيل كافية</w:t>
+      </w:r>
+      <w:r>
+        <w:t>.</w:t>
+      </w:r>
+    </w:p>
+    <w:p>
+      <w:pPr>
+        <w:jc w:val="right"/>
+      </w:pPr>
+      <w:r>
+        <w:rPr>
+          <w:rtl/>
+        </w:rPr>
+        <w:t>مثلاً يومان قد يكونان</w:t>
+      </w:r>
+      <w:r>
+        <w:t>:</w:t>
+      </w:r>
+    </w:p>
+    <w:p>
+      <w:pPr>
+        <w:jc w:val="right"/>
+      </w:pPr>
+      <w:proofErr w:type="spellStart"/>
+      <w:r>
+        <w:t>Health_Impact</w:t>
+      </w:r>
+      <w:proofErr w:type="spellEnd"/>
+      <w:r>
+        <w:t xml:space="preserve"> = Medium</w:t>
+      </w:r>
+    </w:p>
+    <w:p>
+      <w:pPr>
+        <w:jc w:val="right"/>
+      </w:pPr>
+      <w:r>
+        <w:rPr>
+          <w:rtl/>
+        </w:rPr>
+        <w:t>لكن السبب مختلف تمامًا</w:t>
+      </w:r>
+      <w:r>
+        <w:t>.</w:t>
+      </w:r>
+    </w:p>
+    <w:p>
+      <w:pPr>
+        <w:jc w:val="right"/>
+      </w:pPr>
+      <w:r>
+        <w:rPr>
+          <w:rtl/>
+        </w:rPr>
+        <w:t>الأول</w:t>
+      </w:r>
+      <w:r>
+        <w:t>:</w:t>
+      </w:r>
+    </w:p>
+    <w:p>
+      <w:pPr>
+        <w:jc w:val="right"/>
+      </w:pPr>
+      <w:r>
+        <w:rPr>
+          <w:rtl/>
+        </w:rPr>
+        <w:t>تعب</w:t>
+      </w:r>
+      <w:r>
+        <w:t>.</w:t>
+      </w:r>
+    </w:p>
+    <w:p>
+      <w:pPr>
+        <w:jc w:val="right"/>
+      </w:pPr>
+      <w:r>
+        <w:rPr>
+          <w:rtl/>
+        </w:rPr>
+        <w:t>والثاني</w:t>
+      </w:r>
+      <w:r>
+        <w:t>:</w:t>
+      </w:r>
+    </w:p>
+    <w:p>
+      <w:pPr>
+        <w:jc w:val="right"/>
+      </w:pPr>
+      <w:r>
+        <w:rPr>
+          <w:rtl/>
+        </w:rPr>
+        <w:t>صداع</w:t>
+      </w:r>
+      <w:r>
+        <w:t>.</w:t>
+      </w:r>
+    </w:p>
+    <w:p>
+      <w:pPr>
+        <w:jc w:val="right"/>
+      </w:pPr>
+      <w:r>
+        <w:rPr>
+          <w:rtl/>
+        </w:rPr>
+        <w:t>والثالث</w:t>
+      </w:r>
+      <w:r>
+        <w:t>:</w:t>
+      </w:r>
+    </w:p>
+    <w:p>
+      <w:pPr>
+        <w:jc w:val="right"/>
+      </w:pPr>
+      <w:r>
+        <w:rPr>
+          <w:rtl/>
+        </w:rPr>
+        <w:t>مرض</w:t>
+      </w:r>
+      <w:r>
+        <w:t>.</w:t>
+      </w:r>
+    </w:p>
+    <w:p>
+      <w:pPr>
+        <w:jc w:val="right"/>
+      </w:pPr>
+      <w:r>
+        <w:rPr>
+          <w:rtl/>
+        </w:rPr>
+        <w:t>وهذه الأشياء قد يكون لها أنماط مختلفة</w:t>
+      </w:r>
+      <w:r>
+        <w:t>.</w:t>
+      </w:r>
+    </w:p>
+    <w:p>
+      <w:pPr>
+        <w:jc w:val="right"/>
+        <w:rPr>
+          <w:b/>
+          <w:bCs/>
+        </w:rPr>
+      </w:pPr>
+      <w:r>
+        <w:rPr>
+          <w:b/>
+          <w:bCs/>
+          <w:rtl/>
+        </w:rPr>
+        <w:t>ماذا تسجل؟</w:t>
+      </w:r>
+    </w:p>
+    <w:p>
+      <w:pPr>
+        <w:jc w:val="right"/>
+      </w:pPr>
+      <w:r>
+        <w:rPr>
+          <w:rtl/>
+        </w:rPr>
+        <w:t>لا نريد تحويل البرنامج إلى نظام طبي</w:t>
+      </w:r>
+      <w:r>
+        <w:t>.</w:t>
+      </w:r>
+    </w:p>
+    <w:p>
+      <w:pPr>
+        <w:jc w:val="right"/>
+      </w:pPr>
+      <w:r>
+        <w:rPr>
+          <w:rtl/>
+        </w:rPr>
+        <w:t>نريد فقط معلومات مرتبطة بسلوكك اليومي</w:t>
+      </w:r>
+      <w:r>
+        <w:t>.</w:t>
+      </w:r>
+    </w:p>
+    <w:p>
+      <w:pPr>
+        <w:jc w:val="right"/>
+      </w:pPr>
+      <w:r>
+        <w:rPr>
+          <w:rtl/>
+        </w:rPr>
+        <w:t>مثلاً</w:t>
+      </w:r>
+      <w:r>
+        <w:t>:</w:t>
+      </w:r>
+    </w:p>
+    <w:tbl>
+      <w:tblPr>
+        <w:tblW w:w="0" w:type="auto"/>
+        <w:tblCellSpacing w:w="15" w:type="dxa"/>
+        <w:tblCellMar>
+          <w:top w:w="15" w:type="dxa"/>
+          <w:left w:w="15" w:type="dxa"/>
+          <w:bottom w:w="15" w:type="dxa"/>
+          <w:right w:w="15" w:type="dxa"/>
+        </w:tblCellMar>
+        <w:tblLook w:val="04A0" w:firstRow="1" w:lastRow="0" w:firstColumn="1" w:lastColumn="0" w:noHBand="0" w:noVBand="1"/>
+      </w:tblPr>
+      <w:tblGrid>
+        <w:gridCol w:w="1196"/>
+        <w:gridCol w:w="1460"/>
+        <w:gridCol w:w="1369"/>
+        <w:gridCol w:w="1108"/>
+        <w:gridCol w:w="867"/>
+        <w:gridCol w:w="1096"/>
+        <w:gridCol w:w="659"/>
+      </w:tblGrid>
+      <w:tr>
+        <w:trPr>
+          <w:tblHeader/>
+          <w:tblCellSpacing w:w="15" w:type="dxa"/>
+        </w:trPr>
+        <w:tc>
+          <w:tcPr>
+            <w:tcW w:w="0" w:type="auto"/>
+            <w:vAlign w:val="center"/>
+            <w:hideMark/>
+          </w:tcPr>
+          <w:p>
+            <w:pPr>
+              <w:jc w:val="right"/>
+              <w:rPr>
+                <w:b/>
+                <w:bCs/>
+              </w:rPr>
+            </w:pPr>
+            <w:r>
+              <w:rPr>
+                <w:b/>
+                <w:bCs/>
+              </w:rPr>
+              <w:t>Date</w:t>
+            </w:r>
+          </w:p>
+        </w:tc>
+        <w:tc>
+          <w:tcPr>
+            <w:tcW w:w="0" w:type="auto"/>
+            <w:vAlign w:val="center"/>
+            <w:hideMark/>
+          </w:tcPr>
+          <w:p>
+            <w:pPr>
+              <w:jc w:val="right"/>
+              <w:rPr>
+                <w:b/>
+                <w:bCs/>
+              </w:rPr>
+            </w:pPr>
+            <w:proofErr w:type="spellStart"/>
+            <w:r>
+              <w:rPr>
+                <w:b/>
+                <w:bCs/>
+              </w:rPr>
+              <w:t>Health_Status</w:t>
+            </w:r>
+            <w:proofErr w:type="spellEnd"/>
+          </w:p>
+        </w:tc>
+        <w:tc>
+          <w:tcPr>
+            <w:tcW w:w="0" w:type="auto"/>
+            <w:vAlign w:val="center"/>
+            <w:hideMark/>
+          </w:tcPr>
+          <w:p>
+            <w:pPr>
+              <w:jc w:val="right"/>
+              <w:rPr>
+                <w:b/>
+                <w:bCs/>
+              </w:rPr>
+            </w:pPr>
+            <w:proofErr w:type="spellStart"/>
+            <w:r>
+              <w:rPr>
+                <w:b/>
+                <w:bCs/>
+              </w:rPr>
+              <w:t>Energy_Level</w:t>
+            </w:r>
+            <w:proofErr w:type="spellEnd"/>
+          </w:p>
+        </w:tc>
+        <w:tc>
+          <w:tcPr>
+            <w:tcW w:w="0" w:type="auto"/>
+            <w:vAlign w:val="center"/>
+            <w:hideMark/>
+          </w:tcPr>
+          <w:p>
+            <w:pPr>
+              <w:jc w:val="right"/>
+              <w:rPr>
+                <w:b/>
+                <w:bCs/>
+              </w:rPr>
+            </w:pPr>
+            <w:proofErr w:type="spellStart"/>
+            <w:r>
+              <w:rPr>
+                <w:b/>
+                <w:bCs/>
+              </w:rPr>
+              <w:t>Symptoms</w:t>
+            </w:r>
+            <w:proofErr w:type="spellEnd"/>
+          </w:p>
+        </w:tc>
+        <w:tc>
+          <w:tcPr>
+            <w:tcW w:w="0" w:type="auto"/>
+            <w:vAlign w:val="center"/>
+            <w:hideMark/>
+          </w:tcPr>
+          <w:p>
+            <w:pPr>
+              <w:jc w:val="right"/>
+              <w:rPr>
+                <w:b/>
+                <w:bCs/>
+              </w:rPr>
+            </w:pPr>
+            <w:proofErr w:type="spellStart"/>
+            <w:r>
+              <w:rPr>
+                <w:b/>
+                <w:bCs/>
+              </w:rPr>
+              <w:t>Severity</w:t>
+            </w:r>
+            <w:proofErr w:type="spellEnd"/>
+          </w:p>
+        </w:tc>
+        <w:tc>
+          <w:tcPr>
+            <w:tcW w:w="0" w:type="auto"/>
+            <w:vAlign w:val="center"/>
+            <w:hideMark/>
+          </w:tcPr>
+          <w:p>
+            <w:pPr>
+              <w:jc w:val="right"/>
+              <w:rPr>
+                <w:b/>
+                <w:bCs/>
+              </w:rPr>
+            </w:pPr>
+            <w:proofErr w:type="spellStart"/>
+            <w:r>
+              <w:rPr>
+                <w:b/>
+                <w:bCs/>
+              </w:rPr>
+              <w:t>Treatment</w:t>
+            </w:r>
+            <w:proofErr w:type="spellEnd"/>
+          </w:p>
+        </w:tc>
+        <w:tc>
+          <w:tcPr>
+            <w:tcW w:w="0" w:type="auto"/>
+            <w:vAlign w:val="center"/>
+            <w:hideMark/>
+          </w:tcPr>
+          <w:p>
+            <w:pPr>
+              <w:jc w:val="right"/>
+              <w:rPr>
+                <w:b/>
+                <w:bCs/>
+              </w:rPr>
+            </w:pPr>
+            <w:r>
+              <w:rPr>
+                <w:b/>
+                <w:bCs/>
+              </w:rPr>
+              <w:t>Notes</w:t>
+            </w:r>
+          </w:p>
+        </w:tc>
+      </w:tr>
+      <w:tr>
+        <w:trPr>
+          <w:tblCellSpacing w:w="15" w:type="dxa"/>
+        </w:trPr>
+        <w:tc>
+          <w:tcPr>
+            <w:tcW w:w="0" w:type="auto"/>
+            <w:vAlign w:val="center"/>
+            <w:hideMark/>
+          </w:tcPr>
+          <w:p>
+            <w:pPr>
+              <w:jc w:val="right"/>
+            </w:pPr>
+            <w:r>
+              <w:t>2026-08-10</w:t>
+            </w:r>
+          </w:p>
+        </w:tc>
+        <w:tc>
+          <w:tcPr>
+            <w:tcW w:w="0" w:type="auto"/>
+            <w:vAlign w:val="center"/>
+            <w:hideMark/>
+          </w:tcPr>
+          <w:p>
+            <w:pPr>
+              <w:jc w:val="right"/>
+            </w:pPr>
+            <w:r>
+              <w:t>Normal</w:t>
+            </w:r>
+          </w:p>
+        </w:tc>
+        <w:tc>
+          <w:tcPr>
+            <w:tcW w:w="0" w:type="auto"/>
+            <w:vAlign w:val="center"/>
+            <w:hideMark/>
+          </w:tcPr>
+          <w:p>
+            <w:pPr>
+              <w:jc w:val="right"/>
+            </w:pPr>
+            <w:r>
+              <w:t>8</w:t>
+            </w:r>
+          </w:p>
+        </w:tc>
+        <w:tc>
+          <w:tcPr>
+            <w:tcW w:w="0" w:type="auto"/>
+            <w:vAlign w:val="center"/>
+            <w:hideMark/>
+          </w:tcPr>
+          <w:p>
+            <w:pPr>
+              <w:jc w:val="right"/>
+            </w:pPr>
+            <w:r>
+              <w:t>—</w:t>
+            </w:r>
+          </w:p>
+        </w:tc>
+        <w:tc>
+          <w:tcPr>
+            <w:tcW w:w="0" w:type="auto"/>
+            <w:vAlign w:val="center"/>
+            <w:hideMark/>
+          </w:tcPr>
+          <w:p>
+            <w:pPr>
+              <w:jc w:val="right"/>
+            </w:pPr>
+            <w:r>
+              <w:t>0</w:t>
+            </w:r>
+          </w:p>
+        </w:tc>
+        <w:tc>
+          <w:tcPr>
+            <w:tcW w:w="0" w:type="auto"/>
+            <w:vAlign w:val="center"/>
+            <w:hideMark/>
+          </w:tcPr>
+          <w:p>
+            <w:pPr>
+              <w:jc w:val="right"/>
+            </w:pPr>
+            <w:r>
+              <w:t>—</w:t>
+            </w:r>
+          </w:p>
+        </w:tc>
+        <w:tc>
+          <w:tcPr>
+            <w:tcW w:w="0" w:type="auto"/>
+            <w:vAlign w:val="center"/>
+            <w:hideMark/>
+          </w:tcPr>
+          <w:p>
+            <w:pPr>
+              <w:jc w:val="right"/>
+            </w:pPr>
+            <w:r>
+              <w:t>—</w:t>
+            </w:r>
+          </w:p>
+        </w:tc>
+      </w:tr>
+      <w:tr>
+        <w:trPr>
+          <w:tblCellSpacing w:w="15" w:type="dxa"/>
+        </w:trPr>
+        <w:tc>
+          <w:tcPr>
+            <w:tcW w:w="0" w:type="auto"/>
+            <w:vAlign w:val="center"/>
+            <w:hideMark/>
+          </w:tcPr>
+          <w:p>
+            <w:pPr>
+              <w:jc w:val="right"/>
+            </w:pPr>
+            <w:r>
+              <w:t>2026-08-11</w:t>
+            </w:r>
+          </w:p>
+        </w:tc>
+        <w:tc>
+          <w:tcPr>
+            <w:tcW w:w="0" w:type="auto"/>
+            <w:vAlign w:val="center"/>
+            <w:hideMark/>
+          </w:tcPr>
+          <w:p>
+            <w:pPr>
+              <w:jc w:val="right"/>
+            </w:pPr>
+            <w:proofErr w:type="spellStart"/>
+            <w:r>
+              <w:t>Tired</w:t>
+            </w:r>
+            <w:proofErr w:type="spellEnd"/>
+          </w:p>
+        </w:tc>
+        <w:tc>
+          <w:tcPr>
+            <w:tcW w:w="0" w:type="auto"/>
+            <w:vAlign w:val="center"/>
+            <w:hideMark/>
+          </w:tcPr>
+          <w:p>
+            <w:pPr>
+              <w:jc w:val="right"/>
+            </w:pPr>
+            <w:r>
+              <w:t>5</w:t>
+            </w:r>
+          </w:p>
+        </w:tc>
+        <w:tc>
+          <w:tcPr>
+            <w:tcW w:w="0" w:type="auto"/>
+            <w:vAlign w:val="center"/>
+            <w:hideMark/>
+          </w:tcPr>
+          <w:p>
+            <w:pPr>
+              <w:jc w:val="right"/>
+            </w:pPr>
+            <w:r>
+              <w:t>Fatigue</w:t>
+            </w:r>
+          </w:p>
+        </w:tc>
+        <w:tc>
+          <w:tcPr>
+            <w:tcW w:w="0" w:type="auto"/>
+            <w:vAlign w:val="center"/>
+            <w:hideMark/>
+          </w:tcPr>
+          <w:p>
+            <w:pPr>
+              <w:jc w:val="right"/>
+            </w:pPr>
+            <w:r>
+              <w:t>1</w:t>
+            </w:r>
+          </w:p>
+        </w:tc>
+        <w:tc>
+          <w:tcPr>
+            <w:tcW w:w="0" w:type="auto"/>
+            <w:vAlign w:val="center"/>
+            <w:hideMark/>
+          </w:tcPr>
+          <w:p>
+            <w:pPr>
+              <w:jc w:val="right"/>
+            </w:pPr>
+            <w:r>
+              <w:t>—</w:t>
+            </w:r>
+          </w:p>
+        </w:tc>
+        <w:tc>
+          <w:tcPr>
+            <w:tcW w:w="0" w:type="auto"/>
+            <w:vAlign w:val="center"/>
+            <w:hideMark/>
+          </w:tcPr>
+          <w:p>
+            <w:pPr>
+              <w:jc w:val="right"/>
+            </w:pPr>
+            <w:r>
+              <w:t>—</w:t>
+            </w:r>
+          </w:p>
+        </w:tc>
+      </w:tr>
+      <w:tr>
+        <w:trPr>
+          <w:tblCellSpacing w:w="15" w:type="dxa"/>
+        </w:trPr>
+        <w:tc>
+          <w:tcPr>
+            <w:tcW w:w="0" w:type="auto"/>
+            <w:vAlign w:val="center"/>
+            <w:hideMark/>
+          </w:tcPr>
+          <w:p>
+            <w:pPr>
+              <w:jc w:val="right"/>
+            </w:pPr>
+            <w:r>
+              <w:t>2026-08-12</w:t>
+            </w:r>
+          </w:p>
+        </w:tc>
+        <w:tc>
+          <w:tcPr>
+            <w:tcW w:w="0" w:type="auto"/>
+            <w:vAlign w:val="center"/>
+            <w:hideMark/>
+          </w:tcPr>
+          <w:p>
+            <w:pPr>
+              <w:jc w:val="right"/>
+            </w:pPr>
+            <w:proofErr w:type="spellStart"/>
+            <w:r>
+              <w:t>Sick</w:t>
+            </w:r>
+            <w:proofErr w:type="spellEnd"/>
+          </w:p>
+        </w:tc>
+        <w:tc>
+          <w:tcPr>
+            <w:tcW w:w="0" w:type="auto"/>
+            <w:vAlign w:val="center"/>
+            <w:hideMark/>
+          </w:tcPr>
+          <w:p>
+            <w:pPr>
+              <w:jc w:val="right"/>
+            </w:pPr>
+            <w:r>
+              <w:t>3</w:t>
+            </w:r>
+          </w:p>
+        </w:tc>
+        <w:tc>
+          <w:tcPr>
+            <w:tcW w:w="0" w:type="auto"/>
+            <w:vAlign w:val="center"/>
+            <w:hideMark/>
+          </w:tcPr>
+          <w:p>
+            <w:pPr>
+              <w:jc w:val="right"/>
+            </w:pPr>
+            <w:r>
+              <w:t>Cold</w:t>
+            </w:r>
+          </w:p>
+        </w:tc>
+        <w:tc>
+          <w:tcPr>
+            <w:tcW w:w="0" w:type="auto"/>
+            <w:vAlign w:val="center"/>
+            <w:hideMark/>
+          </w:tcPr>
+          <w:p>
+            <w:pPr>
+              <w:jc w:val="right"/>
+            </w:pPr>
+            <w:r>
+              <w:t>2</w:t>
+            </w:r>
+          </w:p>
+        </w:tc>
+        <w:tc>
+          <w:tcPr>
+            <w:tcW w:w="0" w:type="auto"/>
+            <w:vAlign w:val="center"/>
+            <w:hideMark/>
+          </w:tcPr>
+          <w:p>
+            <w:pPr>
+              <w:jc w:val="right"/>
+            </w:pPr>
+            <w:r>
+              <w:t>Medicine</w:t>
+            </w:r>
+          </w:p>
+        </w:tc>
+        <w:tc>
+          <w:tcPr>
+            <w:tcW w:w="0" w:type="auto"/>
+            <w:vAlign w:val="center"/>
+            <w:hideMark/>
+          </w:tcPr>
+          <w:p>
+            <w:pPr>
+              <w:jc w:val="right"/>
+            </w:pPr>
+            <w:r>
+              <w:t>—</w:t>
+            </w:r>
+          </w:p>
+        </w:tc>
+      </w:tr>
+    </w:tbl>
+    <w:p>
+      <w:pPr>
+        <w:jc w:val="right"/>
+        <w:rPr>
+          <w:b/>
+          <w:bCs/>
+        </w:rPr>
+      </w:pPr>
+      <w:r>
+        <w:rPr>
+          <w:b/>
+          <w:bCs/>
+          <w:rtl/>
+        </w:rPr>
+        <w:t>ماذا سيتعلم؟</w:t>
+      </w:r>
+    </w:p>
+    <w:p>
+      <w:pPr>
+        <w:jc w:val="right"/>
+      </w:pPr>
+      <w:r>
+        <w:rPr>
+          <w:rtl/>
+        </w:rPr>
+        <w:lastRenderedPageBreak/>
+        <w:t>بعد توفر بيانات كثيرة يمكن أن يكتشف مثلاً</w:t>
+      </w:r>
+      <w:r>
+        <w:t>:</w:t>
+      </w:r>
+    </w:p>
+    <w:p>
+      <w:pPr>
+        <w:jc w:val="right"/>
+      </w:pPr>
+      <w:r>
+        <w:rPr>
+          <w:rtl/>
+        </w:rPr>
+        <w:t>عندما يقل النوم إلى أقل من 6 ساعات لعدة أيام، ترتفع احتمالية انخفاض</w:t>
+      </w:r>
+      <w:r>
+        <w:t xml:space="preserve"> </w:t>
+      </w:r>
+      <w:proofErr w:type="spellStart"/>
+      <w:r>
+        <w:t>Energy_Level</w:t>
+      </w:r>
+      <w:proofErr w:type="spellEnd"/>
+      <w:r>
+        <w:t xml:space="preserve"> </w:t>
+      </w:r>
+      <w:r>
+        <w:rPr>
+          <w:rtl/>
+        </w:rPr>
+        <w:t>في اليوم التالي</w:t>
+      </w:r>
+      <w:r>
+        <w:t>.</w:t>
+      </w:r>
+    </w:p>
+    <w:p>
+      <w:pPr>
+        <w:jc w:val="right"/>
+      </w:pPr>
+      <w:r>
+        <w:rPr>
+          <w:rtl/>
+        </w:rPr>
+        <w:t>أو</w:t>
+      </w:r>
+      <w:r>
+        <w:t>:</w:t>
+      </w:r>
+    </w:p>
+    <w:p>
+      <w:pPr>
+        <w:jc w:val="right"/>
+      </w:pPr>
+      <w:r>
+        <w:rPr>
+          <w:rtl/>
+        </w:rPr>
+        <w:t xml:space="preserve">بعض أنماط الأيام السابقة ترتبط بارتفاع احتمال </w:t>
+      </w:r>
+      <w:proofErr w:type="spellStart"/>
+      <w:r>
+        <w:t>Health_Impact</w:t>
+      </w:r>
+      <w:proofErr w:type="spellEnd"/>
+      <w:r>
+        <w:t>.</w:t>
+      </w:r>
+    </w:p>
+    <w:p>
+      <w:pPr>
+        <w:jc w:val="right"/>
+      </w:pPr>
+      <w:r>
+        <w:rPr>
+          <w:rtl/>
+        </w:rPr>
+        <w:t xml:space="preserve">وهنا يبدأ النظام فعلًا في </w:t>
+      </w:r>
+      <w:r>
+        <w:rPr>
+          <w:b/>
+          <w:bCs/>
+          <w:rtl/>
+        </w:rPr>
+        <w:t>التعلم من الماضي للتنبؤ بالمستقبل</w:t>
+      </w:r>
+      <w:r>
+        <w:t>.</w:t>
+      </w:r>
+    </w:p>
+    <w:p>
+      <w:pPr>
+        <w:jc w:val="right"/>
+      </w:pPr>
+      <w:r>
+        <w:rPr>
+          <w:rtl/>
+        </w:rPr>
+        <w:t>ملاحظة مهمة: هذه ليست أداة تشخيص طبي، وإنما نمذجة لأنماطك اليومية</w:t>
+      </w:r>
+      <w:r>
+        <w:t>.</w:t>
+      </w:r>
+    </w:p>
+    <w:p>
+      <w:pPr>
+        <w:jc w:val="right"/>
+      </w:pPr>
+      <w:r>
+        <w:pict w14:anchorId="7A92E744">
+          <v:rect id="_x0000_i1082" style="width:0;height:1.5pt" o:hralign="right" o:hrstd="t" o:hr="t" fillcolor="#a0a0a0" stroked="f"/>
+        </w:pict>
+      </w:r>
+    </w:p>
+    <w:p>
+      <w:pPr>
+        <w:jc w:val="right"/>
+        <w:rPr>
+          <w:b/>
+          <w:bCs/>
+        </w:rPr>
+      </w:pPr>
+      <w:r>
+        <w:rPr>
+          <w:b/>
+          <w:bCs/>
+        </w:rPr>
+        <w:t xml:space="preserve">4. </w:t>
+      </w:r>
+      <w:r>
+        <w:rPr>
+          <w:b/>
+          <w:bCs/>
+          <w:rtl/>
+        </w:rPr>
+        <w:t xml:space="preserve">جدول </w:t>
+      </w:r>
+      <w:proofErr w:type="spellStart"/>
+      <w:r>
+        <w:rPr>
+          <w:b/>
+          <w:bCs/>
+        </w:rPr>
+        <w:t>activities</w:t>
+      </w:r>
+      <w:proofErr w:type="spellEnd"/>
+      <w:r>
+        <w:rPr>
+          <w:b/>
+          <w:bCs/>
+        </w:rPr>
+        <w:t xml:space="preserve"> — </w:t>
+      </w:r>
+      <w:r>
+        <w:rPr>
+          <w:b/>
+          <w:bCs/>
+          <w:rtl/>
+        </w:rPr>
+        <w:t>النشاطات</w:t>
+      </w:r>
+      <w:r>
+        <w:rPr>
+          <w:b/>
+          <w:bCs/>
+        </w:rPr>
+        <w:t xml:space="preserve"> </w:t>
+      </w:r>
+      <w:r>
+        <w:rPr>
+          <w:rFonts w:ascii="Segoe UI Emoji" w:hAnsi="Segoe UI Emoji" w:cs="Segoe UI Emoji"/>
+          <w:b/>
+          <w:bCs/>
+        </w:rPr>
+        <w:t>⭐⭐⭐⭐</w:t>
+      </w:r>
+    </w:p>
+    <w:p>
+      <w:pPr>
+        <w:jc w:val="right"/>
+      </w:pPr>
+      <w:r>
+        <w:rPr>
+          <w:rtl/>
+        </w:rPr>
+        <w:t>لدينا الآن</w:t>
+      </w:r>
+      <w:r>
+        <w:t>:</w:t>
+      </w:r>
+    </w:p>
+    <w:p>
+      <w:pPr>
+        <w:jc w:val="right"/>
+      </w:pPr>
+      <w:proofErr w:type="spellStart"/>
+      <w:r>
+        <w:t>Social_Activity</w:t>
+      </w:r>
+      <w:proofErr w:type="spellEnd"/>
+    </w:p>
+    <w:p>
+      <w:pPr>
+        <w:jc w:val="right"/>
+      </w:pPr>
+      <w:r>
+        <w:rPr>
+          <w:rtl/>
+        </w:rPr>
+        <w:t xml:space="preserve">داخل </w:t>
+      </w:r>
+      <w:r>
+        <w:t>Days.</w:t>
+      </w:r>
+    </w:p>
+    <w:p>
+      <w:pPr>
+        <w:jc w:val="right"/>
+      </w:pPr>
+      <w:r>
+        <w:rPr>
+          <w:rtl/>
+        </w:rPr>
+        <w:t xml:space="preserve">لكن هذا مجرد </w:t>
+      </w:r>
+      <w:r>
+        <w:rPr>
+          <w:b/>
+          <w:bCs/>
+          <w:rtl/>
+        </w:rPr>
+        <w:t>ملخص لليوم</w:t>
+      </w:r>
+      <w:r>
+        <w:t>.</w:t>
+      </w:r>
+    </w:p>
+    <w:p>
+      <w:pPr>
+        <w:jc w:val="right"/>
+      </w:pPr>
+      <w:r>
+        <w:rPr>
+          <w:rtl/>
+        </w:rPr>
+        <w:t>لا يخبرنا ماذا حدث فعليًا</w:t>
+      </w:r>
+      <w:r>
+        <w:t>.</w:t>
+      </w:r>
+    </w:p>
+    <w:p>
+      <w:pPr>
+        <w:jc w:val="right"/>
+      </w:pPr>
+      <w:r>
+        <w:rPr>
+          <w:rtl/>
+        </w:rPr>
+        <w:t>مثلاً</w:t>
+      </w:r>
+      <w:r>
+        <w:t>:</w:t>
+      </w:r>
+    </w:p>
+    <w:p>
+      <w:pPr>
+        <w:jc w:val="right"/>
+      </w:pPr>
+      <w:r>
+        <w:t>Social Activity = High</w:t>
+      </w:r>
+    </w:p>
+    <w:p>
+      <w:pPr>
+        <w:jc w:val="right"/>
+      </w:pPr>
+      <w:r>
+        <w:rPr>
+          <w:rtl/>
+        </w:rPr>
+        <w:t>لا نعرف</w:t>
+      </w:r>
+      <w:r>
+        <w:t>:</w:t>
+      </w:r>
+    </w:p>
+    <w:p>
+      <w:pPr>
+        <w:numPr>
+          <w:ilvl w:val="0"/>
+          <w:numId w:val="5"/>
+        </w:numPr>
+        <w:jc w:val="right"/>
+      </w:pPr>
+      <w:r>
+        <w:rPr>
+          <w:rtl/>
+        </w:rPr>
+        <w:t>مع من؟</w:t>
+      </w:r>
+    </w:p>
+    <w:p>
+      <w:pPr>
+        <w:numPr>
+          <w:ilvl w:val="0"/>
+          <w:numId w:val="5"/>
+        </w:numPr>
+        <w:jc w:val="right"/>
+      </w:pPr>
+      <w:r>
+        <w:rPr>
+          <w:rtl/>
+        </w:rPr>
+        <w:t>ماذا فعل؟</w:t>
+      </w:r>
+    </w:p>
+    <w:p>
+      <w:pPr>
+        <w:numPr>
+          <w:ilvl w:val="0"/>
+          <w:numId w:val="5"/>
+        </w:numPr>
+        <w:jc w:val="right"/>
+      </w:pPr>
+      <w:r>
+        <w:rPr>
+          <w:rtl/>
+        </w:rPr>
+        <w:t>كم استمر؟</w:t>
+      </w:r>
+    </w:p>
+    <w:p>
+      <w:pPr>
+        <w:numPr>
+          <w:ilvl w:val="0"/>
+          <w:numId w:val="5"/>
+        </w:numPr>
+        <w:jc w:val="right"/>
+      </w:pPr>
+      <w:r>
+        <w:rPr>
+          <w:rtl/>
+        </w:rPr>
+        <w:t>هل كان مخططًا؟</w:t>
+      </w:r>
+    </w:p>
+    <w:p>
+      <w:pPr>
+        <w:numPr>
+          <w:ilvl w:val="0"/>
+          <w:numId w:val="5"/>
+        </w:numPr>
+        <w:jc w:val="right"/>
+      </w:pPr>
+      <w:r>
+        <w:rPr>
+          <w:rtl/>
+        </w:rPr>
+        <w:t>هل كان مكلفًا؟</w:t>
+      </w:r>
+    </w:p>
+    <w:p>
+      <w:pPr>
+        <w:numPr>
+          <w:ilvl w:val="0"/>
+          <w:numId w:val="5"/>
+        </w:numPr>
+        <w:jc w:val="right"/>
+      </w:pPr>
+      <w:r>
+        <w:rPr>
+          <w:rtl/>
+        </w:rPr>
+        <w:t>أين حدث؟</w:t>
+      </w:r>
+    </w:p>
+    <w:p>
+      <w:pPr>
+        <w:jc w:val="right"/>
+        <w:rPr>
+          <w:b/>
+          <w:bCs/>
+        </w:rPr>
+      </w:pPr>
+      <w:r>
+        <w:rPr>
+          <w:b/>
+          <w:bCs/>
+          <w:rtl/>
+        </w:rPr>
+        <w:t>ماذا نسجل؟</w:t>
+      </w:r>
+    </w:p>
+    <w:p>
+      <w:pPr>
+        <w:jc w:val="right"/>
+      </w:pPr>
+      <w:r>
+        <w:rPr>
+          <w:rtl/>
+        </w:rPr>
+        <w:t>مثلاً</w:t>
+      </w:r>
+      <w:r>
+        <w:t>:</w:t>
+      </w:r>
+    </w:p>
+    <w:tbl>
+      <w:tblPr>
+        <w:tblW w:w="0" w:type="auto"/>
+        <w:tblCellSpacing w:w="15" w:type="dxa"/>
+        <w:tblCellMar>
+          <w:top w:w="15" w:type="dxa"/>
+          <w:left w:w="15" w:type="dxa"/>
+          <w:bottom w:w="15" w:type="dxa"/>
+          <w:right w:w="15" w:type="dxa"/>
+        </w:tblCellMar>
+        <w:tblLook w:val="04A0" w:firstRow="1" w:lastRow="0" w:firstColumn="1" w:lastColumn="0" w:noHBand="0" w:noVBand="1"/>
+      </w:tblPr>
+      <w:tblGrid>
+        <w:gridCol w:w="1196"/>
+        <w:gridCol w:w="1410"/>
+        <w:gridCol w:w="935"/>
+        <w:gridCol w:w="873"/>
+        <w:gridCol w:w="905"/>
+        <w:gridCol w:w="493"/>
+        <w:gridCol w:w="1472"/>
+      </w:tblGrid>
+      <w:tr>
+        <w:trPr>
+          <w:tblHeader/>
+          <w:tblCellSpacing w:w="15" w:type="dxa"/>
+        </w:trPr>
+        <w:tc>
+          <w:tcPr>
+            <w:tcW w:w="0" w:type="auto"/>
+            <w:vAlign w:val="center"/>
+            <w:hideMark/>
+          </w:tcPr>
+          <w:p>
+            <w:pPr>
+              <w:jc w:val="right"/>
+              <w:rPr>
+                <w:b/>
+                <w:bCs/>
+              </w:rPr>
+            </w:pPr>
+            <w:r>
+              <w:rPr>
+                <w:b/>
+                <w:bCs/>
+              </w:rPr>
+              <w:t>Date</w:t>
+            </w:r>
+          </w:p>
+        </w:tc>
+        <w:tc>
+          <w:tcPr>
+            <w:tcW w:w="0" w:type="auto"/>
+            <w:vAlign w:val="center"/>
+            <w:hideMark/>
+          </w:tcPr>
+          <w:p>
+            <w:pPr>
+              <w:jc w:val="right"/>
+              <w:rPr>
+                <w:b/>
+                <w:bCs/>
+              </w:rPr>
+            </w:pPr>
+            <w:proofErr w:type="spellStart"/>
+            <w:r>
+              <w:rPr>
+                <w:b/>
+                <w:bCs/>
+              </w:rPr>
+              <w:t>Activity_Type</w:t>
+            </w:r>
+            <w:proofErr w:type="spellEnd"/>
+          </w:p>
+        </w:tc>
+        <w:tc>
+          <w:tcPr>
+            <w:tcW w:w="0" w:type="auto"/>
+            <w:vAlign w:val="center"/>
+            <w:hideMark/>
+          </w:tcPr>
+          <w:p>
+            <w:pPr>
+              <w:jc w:val="right"/>
+              <w:rPr>
+                <w:b/>
+                <w:bCs/>
+              </w:rPr>
+            </w:pPr>
+            <w:r>
+              <w:rPr>
+                <w:b/>
+                <w:bCs/>
+              </w:rPr>
+              <w:t>Duration</w:t>
+            </w:r>
+          </w:p>
+        </w:tc>
+        <w:tc>
+          <w:tcPr>
+            <w:tcW w:w="0" w:type="auto"/>
+            <w:vAlign w:val="center"/>
+            <w:hideMark/>
+          </w:tcPr>
+          <w:p>
+            <w:pPr>
+              <w:jc w:val="right"/>
+              <w:rPr>
+                <w:b/>
+                <w:bCs/>
+              </w:rPr>
+            </w:pPr>
+            <w:proofErr w:type="spellStart"/>
+            <w:r>
+              <w:rPr>
+                <w:b/>
+                <w:bCs/>
+              </w:rPr>
+              <w:t>Planned</w:t>
+            </w:r>
+            <w:proofErr w:type="spellEnd"/>
+          </w:p>
+        </w:tc>
+        <w:tc>
+          <w:tcPr>
+            <w:tcW w:w="0" w:type="auto"/>
+            <w:vAlign w:val="center"/>
+            <w:hideMark/>
+          </w:tcPr>
+          <w:p>
+            <w:pPr>
+              <w:jc w:val="right"/>
+              <w:rPr>
+                <w:b/>
+                <w:bCs/>
+              </w:rPr>
+            </w:pPr>
+            <w:r>
+              <w:rPr>
+                <w:b/>
+                <w:bCs/>
+              </w:rPr>
+              <w:t>Location</w:t>
+            </w:r>
+          </w:p>
+        </w:tc>
+        <w:tc>
+          <w:tcPr>
+            <w:tcW w:w="0" w:type="auto"/>
+            <w:vAlign w:val="center"/>
+            <w:hideMark/>
+          </w:tcPr>
+          <w:p>
+            <w:pPr>
+              <w:jc w:val="right"/>
+              <w:rPr>
+                <w:b/>
+                <w:bCs/>
+              </w:rPr>
+            </w:pPr>
+            <w:r>
+              <w:rPr>
+                <w:b/>
+                <w:bCs/>
+              </w:rPr>
+              <w:t>Cost</w:t>
+            </w:r>
+          </w:p>
+        </w:tc>
+        <w:tc>
+          <w:tcPr>
+            <w:tcW w:w="0" w:type="auto"/>
+            <w:vAlign w:val="center"/>
+            <w:hideMark/>
+          </w:tcPr>
+          <w:p>
+            <w:pPr>
+              <w:jc w:val="right"/>
+              <w:rPr>
+                <w:b/>
+                <w:bCs/>
+              </w:rPr>
+            </w:pPr>
+            <w:proofErr w:type="spellStart"/>
+            <w:r>
+              <w:rPr>
+                <w:b/>
+                <w:bCs/>
+              </w:rPr>
+              <w:t>People_Count</w:t>
+            </w:r>
+            <w:proofErr w:type="spellEnd"/>
+          </w:p>
+        </w:tc>
+      </w:tr>
+      <w:tr>
+        <w:trPr>
+          <w:tblCellSpacing w:w="15" w:type="dxa"/>
+        </w:trPr>
+        <w:tc>
+          <w:tcPr>
+            <w:tcW w:w="0" w:type="auto"/>
+            <w:vAlign w:val="center"/>
+            <w:hideMark/>
+          </w:tcPr>
+          <w:p>
+            <w:pPr>
+              <w:jc w:val="right"/>
+            </w:pPr>
+            <w:r>
+              <w:t>2026-08-11</w:t>
+            </w:r>
+          </w:p>
+        </w:tc>
+        <w:tc>
+          <w:tcPr>
+            <w:tcW w:w="0" w:type="auto"/>
+            <w:vAlign w:val="center"/>
+            <w:hideMark/>
+          </w:tcPr>
+          <w:p>
+            <w:pPr>
+              <w:jc w:val="right"/>
+            </w:pPr>
+            <w:r>
+              <w:t>Friends</w:t>
+            </w:r>
+          </w:p>
+        </w:tc>
+        <w:tc>
+          <w:tcPr>
+            <w:tcW w:w="0" w:type="auto"/>
+            <w:vAlign w:val="center"/>
+            <w:hideMark/>
+          </w:tcPr>
+          <w:p>
+            <w:pPr>
+              <w:jc w:val="right"/>
+            </w:pPr>
+            <w:r>
+              <w:t>3h</w:t>
+            </w:r>
+          </w:p>
+        </w:tc>
+        <w:tc>
+          <w:tcPr>
+            <w:tcW w:w="0" w:type="auto"/>
+            <w:vAlign w:val="center"/>
+            <w:hideMark/>
+          </w:tcPr>
+          <w:p>
+            <w:pPr>
+              <w:jc w:val="right"/>
+            </w:pPr>
+            <w:r>
+              <w:t>Yes</w:t>
+            </w:r>
+          </w:p>
+        </w:tc>
+        <w:tc>
+          <w:tcPr>
+            <w:tcW w:w="0" w:type="auto"/>
+            <w:vAlign w:val="center"/>
+            <w:hideMark/>
+          </w:tcPr>
+          <w:p>
+            <w:pPr>
+              <w:jc w:val="right"/>
+            </w:pPr>
+            <w:r>
+              <w:t>Cafe</w:t>
+            </w:r>
+          </w:p>
+        </w:tc>
+        <w:tc>
+          <w:tcPr>
+            <w:tcW w:w="0" w:type="auto"/>
+            <w:vAlign w:val="center"/>
+            <w:hideMark/>
+          </w:tcPr>
+          <w:p>
+            <w:pPr>
+              <w:jc w:val="right"/>
+            </w:pPr>
+            <w:r>
+              <w:t>120</w:t>
+            </w:r>
+          </w:p>
+        </w:tc>
+        <w:tc>
+          <w:tcPr>
+            <w:tcW w:w="0" w:type="auto"/>
+            <w:vAlign w:val="center"/>
+            <w:hideMark/>
+          </w:tcPr>
+          <w:p>
+            <w:pPr>
+              <w:jc w:val="right"/>
+            </w:pPr>
+            <w:r>
+              <w:t>3</w:t>
+            </w:r>
+          </w:p>
+        </w:tc>
+      </w:tr>
+      <w:tr>
+        <w:trPr>
+          <w:tblCellSpacing w:w="15" w:type="dxa"/>
+        </w:trPr>
+        <w:tc>
+          <w:tcPr>
+            <w:tcW w:w="0" w:type="auto"/>
+            <w:vAlign w:val="center"/>
+            <w:hideMark/>
+          </w:tcPr>
+          <w:p>
+            <w:pPr>
+              <w:jc w:val="right"/>
+            </w:pPr>
+            <w:r>
+              <w:t>2026-08-12</w:t>
+            </w:r>
+          </w:p>
+        </w:tc>
+        <w:tc>
+          <w:tcPr>
+            <w:tcW w:w="0" w:type="auto"/>
+            <w:vAlign w:val="center"/>
+            <w:hideMark/>
+          </w:tcPr>
+          <w:p>
+            <w:pPr>
+              <w:jc w:val="right"/>
+            </w:pPr>
+            <w:r>
+              <w:t>Family</w:t>
+            </w:r>
+          </w:p>
+        </w:tc>
+        <w:tc>
+          <w:tcPr>
+            <w:tcW w:w="0" w:type="auto"/>
+            <w:vAlign w:val="center"/>
+            <w:hideMark/>
+          </w:tcPr>
+          <w:p>
+            <w:pPr>
+              <w:jc w:val="right"/>
+            </w:pPr>
+            <w:r>
+              <w:t>4h</w:t>
+            </w:r>
+          </w:p>
+        </w:tc>
+        <w:tc>
+          <w:tcPr>
+            <w:tcW w:w="0" w:type="auto"/>
+            <w:vAlign w:val="center"/>
+            <w:hideMark/>
+          </w:tcPr>
+          <w:p>
+            <w:pPr>
+              <w:jc w:val="right"/>
+            </w:pPr>
+            <w:r>
+              <w:t>No</w:t>
+            </w:r>
+          </w:p>
+        </w:tc>
+        <w:tc>
+          <w:tcPr>
+            <w:tcW w:w="0" w:type="auto"/>
+            <w:vAlign w:val="center"/>
+            <w:hideMark/>
+          </w:tcPr>
+          <w:p>
+            <w:pPr>
+              <w:jc w:val="right"/>
+            </w:pPr>
+            <w:r>
+              <w:t>Home</w:t>
+            </w:r>
+          </w:p>
+        </w:tc>
+        <w:tc>
+          <w:tcPr>
+            <w:tcW w:w="0" w:type="auto"/>
+            <w:vAlign w:val="center"/>
+            <w:hideMark/>
+          </w:tcPr>
+          <w:p>
+            <w:pPr>
+              <w:jc w:val="right"/>
+            </w:pPr>
+            <w:r>
+              <w:t>0</w:t>
+            </w:r>
+          </w:p>
+        </w:tc>
+        <w:tc>
+          <w:tcPr>
+            <w:tcW w:w="0" w:type="auto"/>
+            <w:vAlign w:val="center"/>
+            <w:hideMark/>
+          </w:tcPr>
+          <w:p>
+            <w:pPr>
+              <w:jc w:val="right"/>
+            </w:pPr>
+            <w:r>
+              <w:t>5</w:t>
+            </w:r>
+          </w:p>
+        </w:tc>
+      </w:tr>
+      <w:tr>
+        <w:trPr>
+          <w:tblCellSpacing w:w="15" w:type="dxa"/>
+        </w:trPr>
+        <w:tc>
+          <w:tcPr>
+            <w:tcW w:w="0" w:type="auto"/>
+            <w:vAlign w:val="center"/>
+            <w:hideMark/>
+          </w:tcPr>
+          <w:p>
+            <w:pPr>
+              <w:jc w:val="right"/>
+            </w:pPr>
+            <w:r>
+              <w:lastRenderedPageBreak/>
+              <w:t>2026-08-15</w:t>
+            </w:r>
+          </w:p>
+        </w:tc>
+        <w:tc>
+          <w:tcPr>
+            <w:tcW w:w="0" w:type="auto"/>
+            <w:vAlign w:val="center"/>
+            <w:hideMark/>
+          </w:tcPr>
+          <w:p>
+            <w:pPr>
+              <w:jc w:val="right"/>
+            </w:pPr>
+            <w:r>
+              <w:t>Sport</w:t>
+            </w:r>
+          </w:p>
+        </w:tc>
+        <w:tc>
+          <w:tcPr>
+            <w:tcW w:w="0" w:type="auto"/>
+            <w:vAlign w:val="center"/>
+            <w:hideMark/>
+          </w:tcPr>
+          <w:p>
+            <w:pPr>
+              <w:jc w:val="right"/>
+            </w:pPr>
+            <w:r>
+              <w:t>1h</w:t>
+            </w:r>
+          </w:p>
+        </w:tc>
+        <w:tc>
+          <w:tcPr>
+            <w:tcW w:w="0" w:type="auto"/>
+            <w:vAlign w:val="center"/>
+            <w:hideMark/>
+          </w:tcPr>
+          <w:p>
+            <w:pPr>
+              <w:jc w:val="right"/>
+            </w:pPr>
+            <w:r>
+              <w:t>Yes</w:t>
+            </w:r>
+          </w:p>
+        </w:tc>
+        <w:tc>
+          <w:tcPr>
+            <w:tcW w:w="0" w:type="auto"/>
+            <w:vAlign w:val="center"/>
+            <w:hideMark/>
+          </w:tcPr>
+          <w:p>
+            <w:pPr>
+              <w:jc w:val="right"/>
+            </w:pPr>
+            <w:r>
+              <w:t>Gym</w:t>
+            </w:r>
+          </w:p>
+        </w:tc>
+        <w:tc>
+          <w:tcPr>
+            <w:tcW w:w="0" w:type="auto"/>
+            <w:vAlign w:val="center"/>
+            <w:hideMark/>
+          </w:tcPr>
+          <w:p>
+            <w:pPr>
+              <w:jc w:val="right"/>
+            </w:pPr>
+            <w:r>
+              <w:t>50</w:t>
+            </w:r>
+          </w:p>
+        </w:tc>
+        <w:tc>
+          <w:tcPr>
+            <w:tcW w:w="0" w:type="auto"/>
+            <w:vAlign w:val="center"/>
+            <w:hideMark/>
+          </w:tcPr>
+          <w:p>
+            <w:pPr>
+              <w:jc w:val="right"/>
+            </w:pPr>
+            <w:r>
+              <w:t>1</w:t>
+            </w:r>
+          </w:p>
+        </w:tc>
+      </w:tr>
+    </w:tbl>
+    <w:p>
+      <w:pPr>
+        <w:jc w:val="right"/>
+        <w:rPr>
+          <w:b/>
+          <w:bCs/>
+        </w:rPr>
+      </w:pPr>
+      <w:r>
+        <w:rPr>
+          <w:b/>
+          <w:bCs/>
+          <w:rtl/>
+        </w:rPr>
+        <w:t>لماذا؟</w:t>
+      </w:r>
+    </w:p>
+    <w:p>
+      <w:pPr>
+        <w:jc w:val="right"/>
+      </w:pPr>
+      <w:r>
+        <w:rPr>
+          <w:rtl/>
+        </w:rPr>
+        <w:t>لأن النموذج يستطيع مع الوقت معرفة</w:t>
+      </w:r>
+      <w:r>
+        <w:t>:</w:t>
+      </w:r>
+    </w:p>
+    <w:p>
+      <w:pPr>
+        <w:jc w:val="right"/>
+      </w:pPr>
+      <w:r>
+        <w:rPr>
+          <w:rtl/>
+        </w:rPr>
+        <w:t>يوم الجمعة + ظروف معينة → احتمال نشاط اجتماعي أكبر</w:t>
+      </w:r>
+      <w:r>
+        <w:t>.</w:t>
+      </w:r>
+    </w:p>
+    <w:p>
+      <w:pPr>
+        <w:jc w:val="right"/>
+      </w:pPr>
+      <w:r>
+        <w:rPr>
+          <w:rtl/>
+        </w:rPr>
+        <w:t>أو</w:t>
+      </w:r>
+      <w:r>
+        <w:t>:</w:t>
+      </w:r>
+    </w:p>
+    <w:p>
+      <w:pPr>
+        <w:jc w:val="right"/>
+      </w:pPr>
+      <w:r>
+        <w:rPr>
+          <w:rtl/>
+        </w:rPr>
+        <w:t>النشاط الاجتماعي عادةً يرفع المصروف بمقدار معين</w:t>
+      </w:r>
+      <w:r>
+        <w:t>.</w:t>
+      </w:r>
+    </w:p>
+    <w:p>
+      <w:pPr>
+        <w:jc w:val="right"/>
+      </w:pPr>
+      <w:r>
+        <w:rPr>
+          <w:rtl/>
+        </w:rPr>
+        <w:t xml:space="preserve">وهكذا </w:t>
+      </w:r>
+      <w:proofErr w:type="spellStart"/>
+      <w:r>
+        <w:t>activities</w:t>
+      </w:r>
+      <w:proofErr w:type="spellEnd"/>
+      <w:r>
+        <w:t xml:space="preserve"> </w:t>
+      </w:r>
+      <w:r>
+        <w:rPr>
+          <w:rtl/>
+        </w:rPr>
+        <w:t>يمكن أن يؤثر على</w:t>
+      </w:r>
+      <w:r>
+        <w:t>:</w:t>
+      </w:r>
+    </w:p>
+    <w:p>
+      <w:pPr>
+        <w:jc w:val="right"/>
+      </w:pPr>
+      <w:r>
+        <w:rPr>
+          <w:b/>
+          <w:bCs/>
+          <w:rtl/>
+        </w:rPr>
+        <w:t>السلوك + المصروف + المكان + المناسبات + الأنماط</w:t>
+      </w:r>
+      <w:r>
+        <w:rPr>
+          <w:b/>
+          <w:bCs/>
+        </w:rPr>
+        <w:t>.</w:t>
+      </w:r>
+    </w:p>
+    <w:p>
+      <w:pPr>
+        <w:jc w:val="right"/>
+      </w:pPr>
+      <w:r>
+        <w:pict w14:anchorId="70BF0786">
+          <v:rect id="_x0000_i1083" style="width:0;height:1.5pt" o:hralign="right" o:hrstd="t" o:hr="t" fillcolor="#a0a0a0" stroked="f"/>
+        </w:pict>
+      </w:r>
+    </w:p>
+    <w:p>
+      <w:pPr>
+        <w:jc w:val="right"/>
+        <w:rPr>
+          <w:b/>
+          <w:bCs/>
+        </w:rPr>
+      </w:pPr>
+      <w:r>
+        <w:rPr>
+          <w:b/>
+          <w:bCs/>
+        </w:rPr>
+        <w:t xml:space="preserve">5. </w:t>
+      </w:r>
+      <w:r>
+        <w:rPr>
+          <w:b/>
+          <w:bCs/>
+          <w:rtl/>
+        </w:rPr>
+        <w:t xml:space="preserve">جدول </w:t>
+      </w:r>
+      <w:proofErr w:type="spellStart"/>
+      <w:r>
+        <w:rPr>
+          <w:b/>
+          <w:bCs/>
+        </w:rPr>
+        <w:t>travel</w:t>
+      </w:r>
+      <w:proofErr w:type="spellEnd"/>
+      <w:r>
+        <w:rPr>
+          <w:b/>
+          <w:bCs/>
+        </w:rPr>
+        <w:t xml:space="preserve"> — </w:t>
+      </w:r>
+      <w:r>
+        <w:rPr>
+          <w:b/>
+          <w:bCs/>
+          <w:rtl/>
+        </w:rPr>
+        <w:t>السفر</w:t>
+      </w:r>
+      <w:r>
+        <w:rPr>
+          <w:b/>
+          <w:bCs/>
+        </w:rPr>
+        <w:t xml:space="preserve"> </w:t>
+      </w:r>
+      <w:r>
+        <w:rPr>
+          <w:rFonts w:ascii="Segoe UI Emoji" w:hAnsi="Segoe UI Emoji" w:cs="Segoe UI Emoji"/>
+          <w:b/>
+          <w:bCs/>
+        </w:rPr>
+        <w:t>⭐⭐⭐⭐</w:t>
+      </w:r>
+    </w:p>
+    <w:p>
+      <w:pPr>
+        <w:jc w:val="right"/>
+      </w:pPr>
+      <w:r>
+        <w:rPr>
+          <w:rtl/>
+        </w:rPr>
+        <w:t>السفر يستحق جدولًا مستقلًا لأن له طبيعة مختلفة عن النشاط العادي</w:t>
+      </w:r>
+      <w:r>
+        <w:t>.</w:t>
+      </w:r>
+    </w:p>
+    <w:p>
+      <w:pPr>
+        <w:jc w:val="right"/>
+        <w:rPr>
+          <w:b/>
+          <w:bCs/>
+        </w:rPr>
+      </w:pPr>
+      <w:r>
+        <w:rPr>
+          <w:b/>
+          <w:bCs/>
+          <w:rtl/>
+        </w:rPr>
+        <w:t>ماذا نسجل؟</w:t>
+      </w:r>
+    </w:p>
+    <w:p>
+      <w:pPr>
+        <w:jc w:val="right"/>
+      </w:pPr>
+      <w:r>
+        <w:rPr>
+          <w:rtl/>
+        </w:rPr>
+        <w:t>ليس فقط</w:t>
+      </w:r>
+      <w:r>
+        <w:t>:</w:t>
+      </w:r>
+    </w:p>
+    <w:p>
+      <w:pPr>
+        <w:jc w:val="right"/>
+      </w:pPr>
+      <w:r>
+        <w:t>Travel = Yes</w:t>
+      </w:r>
+    </w:p>
+    <w:p>
+      <w:pPr>
+        <w:jc w:val="right"/>
+      </w:pPr>
+      <w:r>
+        <w:rPr>
+          <w:rtl/>
+        </w:rPr>
+        <w:t>بل</w:t>
+      </w:r>
+      <w:r>
+        <w:t>:</w:t>
+      </w:r>
+    </w:p>
+    <w:tbl>
+      <w:tblPr>
+        <w:tblW w:w="0" w:type="auto"/>
+        <w:tblCellSpacing w:w="15" w:type="dxa"/>
+        <w:tblCellMar>
+          <w:top w:w="15" w:type="dxa"/>
+          <w:left w:w="15" w:type="dxa"/>
+          <w:bottom w:w="15" w:type="dxa"/>
+          <w:right w:w="15" w:type="dxa"/>
+        </w:tblCellMar>
+        <w:tblLook w:val="04A0" w:firstRow="1" w:lastRow="0" w:firstColumn="1" w:lastColumn="0" w:noHBand="0" w:noVBand="1"/>
+      </w:tblPr>
+      <w:tblGrid>
+        <w:gridCol w:w="1196"/>
+        <w:gridCol w:w="1181"/>
+        <w:gridCol w:w="1210"/>
+        <w:gridCol w:w="897"/>
+        <w:gridCol w:w="1016"/>
+        <w:gridCol w:w="1520"/>
+        <w:gridCol w:w="1263"/>
+      </w:tblGrid>
+      <w:tr>
+        <w:trPr>
+          <w:tblHeader/>
+          <w:tblCellSpacing w:w="15" w:type="dxa"/>
+        </w:trPr>
+        <w:tc>
+          <w:tcPr>
+            <w:tcW w:w="0" w:type="auto"/>
+            <w:vAlign w:val="center"/>
+            <w:hideMark/>
+          </w:tcPr>
+          <w:p>
+            <w:pPr>
+              <w:jc w:val="right"/>
+              <w:rPr>
+                <w:b/>
+                <w:bCs/>
+              </w:rPr>
+            </w:pPr>
+            <w:proofErr w:type="spellStart"/>
+            <w:r>
+              <w:rPr>
+                <w:b/>
+                <w:bCs/>
+              </w:rPr>
+              <w:t>Start_Date</w:t>
+            </w:r>
+            <w:proofErr w:type="spellEnd"/>
+          </w:p>
+        </w:tc>
+        <w:tc>
+          <w:tcPr>
+            <w:tcW w:w="0" w:type="auto"/>
+            <w:vAlign w:val="center"/>
+            <w:hideMark/>
+          </w:tcPr>
+          <w:p>
+            <w:pPr>
+              <w:jc w:val="right"/>
+              <w:rPr>
+                <w:b/>
+                <w:bCs/>
+              </w:rPr>
+            </w:pPr>
+            <w:proofErr w:type="spellStart"/>
+            <w:r>
+              <w:rPr>
+                <w:b/>
+                <w:bCs/>
+              </w:rPr>
+              <w:t>End_Date</w:t>
+            </w:r>
+            <w:proofErr w:type="spellEnd"/>
+          </w:p>
+        </w:tc>
+        <w:tc>
+          <w:tcPr>
+            <w:tcW w:w="0" w:type="auto"/>
+            <w:vAlign w:val="center"/>
+            <w:hideMark/>
+          </w:tcPr>
+          <w:p>
+            <w:pPr>
+              <w:jc w:val="right"/>
+              <w:rPr>
+                <w:b/>
+                <w:bCs/>
+              </w:rPr>
+            </w:pPr>
+            <w:r>
+              <w:rPr>
+                <w:b/>
+                <w:bCs/>
+              </w:rPr>
+              <w:t>Destination</w:t>
+            </w:r>
+          </w:p>
+        </w:tc>
+        <w:tc>
+          <w:tcPr>
+            <w:tcW w:w="0" w:type="auto"/>
+            <w:vAlign w:val="center"/>
+            <w:hideMark/>
+          </w:tcPr>
+          <w:p>
+            <w:pPr>
+              <w:jc w:val="right"/>
+              <w:rPr>
+                <w:b/>
+                <w:bCs/>
+              </w:rPr>
+            </w:pPr>
+            <w:r>
+              <w:rPr>
+                <w:b/>
+                <w:bCs/>
+              </w:rPr>
+              <w:t>Purpose</w:t>
+            </w:r>
+          </w:p>
+        </w:tc>
+        <w:tc>
+          <w:tcPr>
+            <w:tcW w:w="0" w:type="auto"/>
+            <w:vAlign w:val="center"/>
+            <w:hideMark/>
+          </w:tcPr>
+          <w:p>
+            <w:pPr>
+              <w:jc w:val="right"/>
+              <w:rPr>
+                <w:b/>
+                <w:bCs/>
+              </w:rPr>
+            </w:pPr>
+            <w:r>
+              <w:rPr>
+                <w:b/>
+                <w:bCs/>
+              </w:rPr>
+              <w:t>Transport</w:t>
+            </w:r>
+          </w:p>
+        </w:tc>
+        <w:tc>
+          <w:tcPr>
+            <w:tcW w:w="0" w:type="auto"/>
+            <w:vAlign w:val="center"/>
+            <w:hideMark/>
+          </w:tcPr>
+          <w:p>
+            <w:pPr>
+              <w:jc w:val="right"/>
+              <w:rPr>
+                <w:b/>
+                <w:bCs/>
+              </w:rPr>
+            </w:pPr>
+            <w:proofErr w:type="spellStart"/>
+            <w:r>
+              <w:rPr>
+                <w:b/>
+                <w:bCs/>
+              </w:rPr>
+              <w:t>Expected_Cost</w:t>
+            </w:r>
+            <w:proofErr w:type="spellEnd"/>
+          </w:p>
+        </w:tc>
+        <w:tc>
+          <w:tcPr>
+            <w:tcW w:w="0" w:type="auto"/>
+            <w:vAlign w:val="center"/>
+            <w:hideMark/>
+          </w:tcPr>
+          <w:p>
+            <w:pPr>
+              <w:jc w:val="right"/>
+              <w:rPr>
+                <w:b/>
+                <w:bCs/>
+              </w:rPr>
+            </w:pPr>
+            <w:proofErr w:type="spellStart"/>
+            <w:r>
+              <w:rPr>
+                <w:b/>
+                <w:bCs/>
+              </w:rPr>
+              <w:t>Actual_Cost</w:t>
+            </w:r>
+            <w:proofErr w:type="spellEnd"/>
+          </w:p>
+        </w:tc>
+      </w:tr>
+      <w:tr>
+        <w:trPr>
+          <w:tblCellSpacing w:w="15" w:type="dxa"/>
+        </w:trPr>
+        <w:tc>
+          <w:tcPr>
+            <w:tcW w:w="0" w:type="auto"/>
+            <w:vAlign w:val="center"/>
+            <w:hideMark/>
+          </w:tcPr>
+          <w:p>
+            <w:pPr>
+              <w:jc w:val="right"/>
+            </w:pPr>
+            <w:r>
+              <w:t>2026-08-20</w:t>
+            </w:r>
+          </w:p>
+        </w:tc>
+        <w:tc>
+          <w:tcPr>
+            <w:tcW w:w="0" w:type="auto"/>
+            <w:vAlign w:val="center"/>
+            <w:hideMark/>
+          </w:tcPr>
+          <w:p>
+            <w:pPr>
+              <w:jc w:val="right"/>
+            </w:pPr>
+            <w:r>
+              <w:t>2026-08-22</w:t>
+            </w:r>
+          </w:p>
+        </w:tc>
+        <w:tc>
+          <w:tcPr>
+            <w:tcW w:w="0" w:type="auto"/>
+            <w:vAlign w:val="center"/>
+            <w:hideMark/>
+          </w:tcPr>
+          <w:p>
+            <w:pPr>
+              <w:jc w:val="right"/>
+            </w:pPr>
+            <w:r>
+              <w:t>Marrakech</w:t>
+            </w:r>
+          </w:p>
+        </w:tc>
+        <w:tc>
+          <w:tcPr>
+            <w:tcW w:w="0" w:type="auto"/>
+            <w:vAlign w:val="center"/>
+            <w:hideMark/>
+          </w:tcPr>
+          <w:p>
+            <w:pPr>
+              <w:jc w:val="right"/>
+            </w:pPr>
+            <w:r>
+              <w:t>Family</w:t>
+            </w:r>
+          </w:p>
+        </w:tc>
+        <w:tc>
+          <w:tcPr>
+            <w:tcW w:w="0" w:type="auto"/>
+            <w:vAlign w:val="center"/>
+            <w:hideMark/>
+          </w:tcPr>
+          <w:p>
+            <w:pPr>
+              <w:jc w:val="right"/>
+            </w:pPr>
+            <w:r>
+              <w:t>Car</w:t>
+            </w:r>
+          </w:p>
+        </w:tc>
+        <w:tc>
+          <w:tcPr>
+            <w:tcW w:w="0" w:type="auto"/>
+            <w:vAlign w:val="center"/>
+            <w:hideMark/>
+          </w:tcPr>
+          <w:p>
+            <w:pPr>
+              <w:jc w:val="right"/>
+            </w:pPr>
+            <w:r>
+              <w:t>1000</w:t>
+            </w:r>
+          </w:p>
+        </w:tc>
+        <w:tc>
+          <w:tcPr>
+            <w:tcW w:w="0" w:type="auto"/>
+            <w:vAlign w:val="center"/>
+            <w:hideMark/>
+          </w:tcPr>
+          <w:p>
+            <w:pPr>
+              <w:jc w:val="right"/>
+            </w:pPr>
+            <w:r>
+              <w:t>1100</w:t>
+            </w:r>
+          </w:p>
+        </w:tc>
+      </w:tr>
+      <w:tr>
+        <w:trPr>
+          <w:tblCellSpacing w:w="15" w:type="dxa"/>
+        </w:trPr>
+        <w:tc>
+          <w:tcPr>
+            <w:tcW w:w="0" w:type="auto"/>
+            <w:vAlign w:val="center"/>
+            <w:hideMark/>
+          </w:tcPr>
+          <w:p>
+            <w:pPr>
+              <w:jc w:val="right"/>
+            </w:pPr>
+            <w:r>
+              <w:t>2026-10-01</w:t>
+            </w:r>
+          </w:p>
+        </w:tc>
+        <w:tc>
+          <w:tcPr>
+            <w:tcW w:w="0" w:type="auto"/>
+            <w:vAlign w:val="center"/>
+            <w:hideMark/>
+          </w:tcPr>
+          <w:p>
+            <w:pPr>
+              <w:jc w:val="right"/>
+            </w:pPr>
+            <w:r>
+              <w:t>2026-10-05</w:t>
+            </w:r>
+          </w:p>
+        </w:tc>
+        <w:tc>
+          <w:tcPr>
+            <w:tcW w:w="0" w:type="auto"/>
+            <w:vAlign w:val="center"/>
+            <w:hideMark/>
+          </w:tcPr>
+          <w:p>
+            <w:pPr>
+              <w:jc w:val="right"/>
+            </w:pPr>
+            <w:r>
+              <w:t>Agadir</w:t>
+            </w:r>
+          </w:p>
+        </w:tc>
+        <w:tc>
+          <w:tcPr>
+            <w:tcW w:w="0" w:type="auto"/>
+            <w:vAlign w:val="center"/>
+            <w:hideMark/>
+          </w:tcPr>
+          <w:p>
+            <w:pPr>
+              <w:jc w:val="right"/>
+            </w:pPr>
+            <w:r>
+              <w:t>Vacation</w:t>
+            </w:r>
+          </w:p>
+        </w:tc>
+        <w:tc>
+          <w:tcPr>
+            <w:tcW w:w="0" w:type="auto"/>
+            <w:vAlign w:val="center"/>
+            <w:hideMark/>
+          </w:tcPr>
+          <w:p>
+            <w:pPr>
+              <w:jc w:val="right"/>
+            </w:pPr>
+            <w:r>
+              <w:t>Bus</w:t>
+            </w:r>
+          </w:p>
+        </w:tc>
+        <w:tc>
+          <w:tcPr>
+            <w:tcW w:w="0" w:type="auto"/>
+            <w:vAlign w:val="center"/>
+            <w:hideMark/>
+          </w:tcPr>
+          <w:p>
+            <w:pPr>
+              <w:jc w:val="right"/>
+            </w:pPr>
+            <w:r>
+              <w:t>1500</w:t>
+            </w:r>
+          </w:p>
+        </w:tc>
+        <w:tc>
+          <w:tcPr>
+            <w:tcW w:w="0" w:type="auto"/>
+            <w:vAlign w:val="center"/>
+            <w:hideMark/>
+          </w:tcPr>
+          <w:p>
+            <w:pPr>
+              <w:jc w:val="right"/>
+            </w:pPr>
+            <w:r>
+              <w:t>1700</w:t>
+            </w:r>
+          </w:p>
+        </w:tc>
+      </w:tr>
+    </w:tbl>
+    <w:p>
+      <w:pPr>
+        <w:jc w:val="right"/>
+        <w:rPr>
+          <w:b/>
+          <w:bCs/>
+        </w:rPr>
+      </w:pPr>
+      <w:r>
+        <w:rPr>
+          <w:b/>
+          <w:bCs/>
+          <w:rtl/>
+        </w:rPr>
+        <w:t>لماذا؟</w:t>
+      </w:r>
+    </w:p>
+    <w:p>
+      <w:pPr>
+        <w:jc w:val="right"/>
+      </w:pPr>
+      <w:r>
+        <w:rPr>
+          <w:rtl/>
+        </w:rPr>
+        <w:t>بعد سنوات من البيانات، يمكن للنموذج أن يتعلم</w:t>
+      </w:r>
+      <w:r>
+        <w:t>:</w:t>
+      </w:r>
+    </w:p>
+    <w:p>
+      <w:pPr>
+        <w:numPr>
+          <w:ilvl w:val="0"/>
+          <w:numId w:val="6"/>
+        </w:numPr>
+        <w:jc w:val="right"/>
+      </w:pPr>
+      <w:r>
+        <w:rPr>
+          <w:rtl/>
+        </w:rPr>
+        <w:t>كم تنفق عادة أثناء السفر</w:t>
+      </w:r>
+      <w:r>
+        <w:t>.</w:t>
+      </w:r>
+    </w:p>
+    <w:p>
+      <w:pPr>
+        <w:numPr>
+          <w:ilvl w:val="0"/>
+          <w:numId w:val="6"/>
+        </w:numPr>
+        <w:jc w:val="right"/>
+      </w:pPr>
+      <w:r>
+        <w:rPr>
+          <w:rtl/>
+        </w:rPr>
+        <w:t>أي نوع من السفر يكلف أكثر</w:t>
+      </w:r>
+      <w:r>
+        <w:t>.</w:t>
+      </w:r>
+    </w:p>
+    <w:p>
+      <w:pPr>
+        <w:numPr>
+          <w:ilvl w:val="0"/>
+          <w:numId w:val="6"/>
+        </w:numPr>
+        <w:jc w:val="right"/>
+      </w:pPr>
+      <w:r>
+        <w:rPr>
+          <w:rtl/>
+        </w:rPr>
+        <w:t>مدة السفر المعتادة</w:t>
+      </w:r>
+      <w:r>
+        <w:t>.</w:t>
+      </w:r>
+    </w:p>
+    <w:p>
+      <w:pPr>
+        <w:numPr>
+          <w:ilvl w:val="0"/>
+          <w:numId w:val="6"/>
+        </w:numPr>
+        <w:jc w:val="right"/>
+      </w:pPr>
+      <w:r>
+        <w:rPr>
+          <w:rtl/>
+        </w:rPr>
+        <w:t>الأماكن التي تذهب إليها</w:t>
+      </w:r>
+      <w:r>
+        <w:t>.</w:t>
+      </w:r>
+    </w:p>
+    <w:p>
+      <w:pPr>
+        <w:numPr>
+          <w:ilvl w:val="0"/>
+          <w:numId w:val="6"/>
+        </w:numPr>
+        <w:jc w:val="right"/>
+      </w:pPr>
+      <w:r>
+        <w:rPr>
+          <w:rtl/>
+        </w:rPr>
+        <w:t>علاقة السفر بالنشاط الاجتماعي</w:t>
+      </w:r>
+      <w:r>
+        <w:t>.</w:t>
+      </w:r>
+    </w:p>
+    <w:p>
+      <w:pPr>
+        <w:numPr>
+          <w:ilvl w:val="0"/>
+          <w:numId w:val="6"/>
+        </w:numPr>
+        <w:jc w:val="right"/>
+      </w:pPr>
+      <w:r>
+        <w:rPr>
+          <w:rtl/>
+        </w:rPr>
+        <w:t>علاقة السفر بالنوم</w:t>
+      </w:r>
+      <w:r>
+        <w:t>.</w:t>
+      </w:r>
+    </w:p>
+    <w:p>
+      <w:pPr>
+        <w:numPr>
+          <w:ilvl w:val="0"/>
+          <w:numId w:val="6"/>
+        </w:numPr>
+        <w:jc w:val="right"/>
+      </w:pPr>
+      <w:r>
+        <w:rPr>
+          <w:rtl/>
+        </w:rPr>
+        <w:lastRenderedPageBreak/>
+        <w:t>علاقة السفر بالمصروف</w:t>
+      </w:r>
+      <w:r>
+        <w:t>.</w:t>
+      </w:r>
+    </w:p>
+    <w:p>
+      <w:pPr>
+        <w:jc w:val="right"/>
+      </w:pPr>
+      <w:r>
+        <w:rPr>
+          <w:rtl/>
+        </w:rPr>
+        <w:t>وبالتالي عندما تدخل رحلة مستقبلية</w:t>
+      </w:r>
+      <w:r>
+        <w:t>:</w:t>
+      </w:r>
+    </w:p>
+    <w:p>
+      <w:pPr>
+        <w:jc w:val="right"/>
+      </w:pPr>
+      <w:r>
+        <w:t xml:space="preserve">Marrakech — 3 </w:t>
+      </w:r>
+      <w:r>
+        <w:rPr>
+          <w:rtl/>
+        </w:rPr>
+        <w:t>أيام</w:t>
+      </w:r>
+    </w:p>
+    <w:p>
+      <w:pPr>
+        <w:jc w:val="right"/>
+      </w:pPr>
+      <w:r>
+        <w:rPr>
+          <w:rtl/>
+        </w:rPr>
+        <w:t>يمكن أن يستخدم تجارب السفر السابقة للتنبؤ بما قد يحدث</w:t>
+      </w:r>
+      <w:r>
+        <w:t>.</w:t>
+      </w:r>
+    </w:p>
+    <w:p>
+      <w:pPr>
+        <w:jc w:val="right"/>
+      </w:pPr>
+      <w:r>
+        <w:pict w14:anchorId="6B908834">
+          <v:rect id="_x0000_i1084" style="width:0;height:1.5pt" o:hralign="right" o:hrstd="t" o:hr="t" fillcolor="#a0a0a0" stroked="f"/>
+        </w:pict>
+      </w:r>
+    </w:p>
+    <w:p>
+      <w:pPr>
+        <w:jc w:val="right"/>
+        <w:rPr>
+          <w:b/>
+          <w:bCs/>
+        </w:rPr>
+      </w:pPr>
+      <w:r>
+        <w:rPr>
+          <w:b/>
+          <w:bCs/>
+        </w:rPr>
+        <w:t xml:space="preserve">6. </w:t>
+      </w:r>
+      <w:r>
+        <w:rPr>
+          <w:b/>
+          <w:bCs/>
+          <w:rtl/>
+        </w:rPr>
+        <w:t xml:space="preserve">جدول </w:t>
+      </w:r>
+      <w:r>
+        <w:rPr>
+          <w:b/>
+          <w:bCs/>
+        </w:rPr>
+        <w:t xml:space="preserve">goals — </w:t>
+      </w:r>
+      <w:r>
+        <w:rPr>
+          <w:b/>
+          <w:bCs/>
+          <w:rtl/>
+        </w:rPr>
+        <w:t>الأهداف</w:t>
+      </w:r>
+      <w:r>
+        <w:rPr>
+          <w:b/>
+          <w:bCs/>
+        </w:rPr>
+        <w:t xml:space="preserve"> </w:t>
+      </w:r>
+      <w:r>
+        <w:rPr>
+          <w:rFonts w:ascii="Segoe UI Emoji" w:hAnsi="Segoe UI Emoji" w:cs="Segoe UI Emoji"/>
+          <w:b/>
+          <w:bCs/>
+        </w:rPr>
+        <w:t>⭐⭐⭐</w:t>
+      </w:r>
+    </w:p>
+    <w:p>
+      <w:pPr>
+        <w:jc w:val="right"/>
+      </w:pPr>
+      <w:r>
+        <w:rPr>
+          <w:rtl/>
+        </w:rPr>
+        <w:t xml:space="preserve">هذا ليس ضروريًا للتنبؤات الأساسية، لكنه مهم جدًا إذا أردنا أن يصبح المشروع </w:t>
+      </w:r>
+      <w:r>
+        <w:rPr>
+          <w:b/>
+          <w:bCs/>
+          <w:rtl/>
+        </w:rPr>
+        <w:t>مساعدًا ماليًا ذكيًا</w:t>
+      </w:r>
+      <w:r>
+        <w:rPr>
+          <w:rtl/>
+        </w:rPr>
+        <w:t xml:space="preserve"> وليس مجرد نموذج تنبؤ</w:t>
+      </w:r>
+      <w:r>
+        <w:t>.</w:t>
+      </w:r>
+    </w:p>
+    <w:p>
+      <w:pPr>
+        <w:jc w:val="right"/>
+      </w:pPr>
+      <w:r>
+        <w:rPr>
+          <w:rtl/>
+        </w:rPr>
+        <w:t>مثلاً</w:t>
+      </w:r>
+      <w:r>
+        <w:t>:</w:t>
+      </w:r>
+    </w:p>
+    <w:p>
+      <w:pPr>
+        <w:jc w:val="right"/>
+      </w:pPr>
+      <w:r>
+        <w:rPr>
+          <w:rtl/>
+        </w:rPr>
+        <w:t>أريد توفير 20,000 درهم لشراء حاسوب</w:t>
+      </w:r>
+      <w:r>
+        <w:t>.</w:t>
+      </w:r>
+    </w:p>
+    <w:p>
+      <w:pPr>
+        <w:jc w:val="right"/>
+      </w:pPr>
+      <w:r>
+        <w:rPr>
+          <w:rtl/>
+        </w:rPr>
+        <w:t>أو</w:t>
+      </w:r>
+      <w:r>
+        <w:t>:</w:t>
+      </w:r>
+    </w:p>
+    <w:p>
+      <w:pPr>
+        <w:jc w:val="right"/>
+      </w:pPr>
+      <w:r>
+        <w:rPr>
+          <w:rtl/>
+        </w:rPr>
+        <w:t>أريد ألا يتجاوز مصروفي الشهري 4,000 درهم</w:t>
+      </w:r>
+      <w:r>
+        <w:t>.</w:t>
+      </w:r>
+    </w:p>
+    <w:p>
+      <w:pPr>
+        <w:jc w:val="right"/>
+        <w:rPr>
+          <w:b/>
+          <w:bCs/>
+        </w:rPr>
+      </w:pPr>
+      <w:r>
+        <w:rPr>
+          <w:b/>
+          <w:bCs/>
+          <w:rtl/>
+        </w:rPr>
+        <w:t>ماذا تسجل؟</w:t>
+      </w:r>
+    </w:p>
+    <w:tbl>
+      <w:tblPr>
+        <w:tblW w:w="0" w:type="auto"/>
+        <w:tblCellSpacing w:w="15" w:type="dxa"/>
+        <w:tblCellMar>
+          <w:top w:w="15" w:type="dxa"/>
+          <w:left w:w="15" w:type="dxa"/>
+          <w:bottom w:w="15" w:type="dxa"/>
+          <w:right w:w="15" w:type="dxa"/>
+        </w:tblCellMar>
+        <w:tblLook w:val="04A0" w:firstRow="1" w:lastRow="0" w:firstColumn="1" w:lastColumn="0" w:noHBand="0" w:noVBand="1"/>
+      </w:tblPr>
+      <w:tblGrid>
+        <w:gridCol w:w="1694"/>
+        <w:gridCol w:w="1604"/>
+        <w:gridCol w:w="1743"/>
+        <w:gridCol w:w="1264"/>
+        <w:gridCol w:w="803"/>
+        <w:gridCol w:w="694"/>
+      </w:tblGrid>
+      <w:tr>
+        <w:trPr>
+          <w:tblHeader/>
+          <w:tblCellSpacing w:w="15" w:type="dxa"/>
+        </w:trPr>
+        <w:tc>
+          <w:tcPr>
+            <w:tcW w:w="0" w:type="auto"/>
+            <w:vAlign w:val="center"/>
+            <w:hideMark/>
+          </w:tcPr>
+          <w:p>
+            <w:pPr>
+              <w:jc w:val="right"/>
+              <w:rPr>
+                <w:b/>
+                <w:bCs/>
+              </w:rPr>
+            </w:pPr>
+            <w:r>
+              <w:rPr>
+                <w:b/>
+                <w:bCs/>
+              </w:rPr>
+              <w:t>Goal</w:t>
+            </w:r>
+          </w:p>
+        </w:tc>
+        <w:tc>
+          <w:tcPr>
+            <w:tcW w:w="0" w:type="auto"/>
+            <w:vAlign w:val="center"/>
+            <w:hideMark/>
+          </w:tcPr>
+          <w:p>
+            <w:pPr>
+              <w:jc w:val="right"/>
+              <w:rPr>
+                <w:b/>
+                <w:bCs/>
+              </w:rPr>
+            </w:pPr>
+            <w:proofErr w:type="spellStart"/>
+            <w:r>
+              <w:rPr>
+                <w:b/>
+                <w:bCs/>
+              </w:rPr>
+              <w:t>Target_Amount</w:t>
+            </w:r>
+            <w:proofErr w:type="spellEnd"/>
+          </w:p>
+        </w:tc>
+        <w:tc>
+          <w:tcPr>
+            <w:tcW w:w="0" w:type="auto"/>
+            <w:vAlign w:val="center"/>
+            <w:hideMark/>
+          </w:tcPr>
+          <w:p>
+            <w:pPr>
+              <w:jc w:val="right"/>
+              <w:rPr>
+                <w:b/>
+                <w:bCs/>
+              </w:rPr>
+            </w:pPr>
+            <w:proofErr w:type="spellStart"/>
+            <w:r>
+              <w:rPr>
+                <w:b/>
+                <w:bCs/>
+              </w:rPr>
+              <w:t>Current_Amount</w:t>
+            </w:r>
+            <w:proofErr w:type="spellEnd"/>
+          </w:p>
+        </w:tc>
+        <w:tc>
+          <w:tcPr>
+            <w:tcW w:w="0" w:type="auto"/>
+            <w:vAlign w:val="center"/>
+            <w:hideMark/>
+          </w:tcPr>
+          <w:p>
+            <w:pPr>
+              <w:jc w:val="right"/>
+              <w:rPr>
+                <w:b/>
+                <w:bCs/>
+              </w:rPr>
+            </w:pPr>
+            <w:proofErr w:type="spellStart"/>
+            <w:r>
+              <w:rPr>
+                <w:b/>
+                <w:bCs/>
+              </w:rPr>
+              <w:t>Target_Date</w:t>
+            </w:r>
+            <w:proofErr w:type="spellEnd"/>
+          </w:p>
+        </w:tc>
+        <w:tc>
+          <w:tcPr>
+            <w:tcW w:w="0" w:type="auto"/>
+            <w:vAlign w:val="center"/>
+            <w:hideMark/>
+          </w:tcPr>
+          <w:p>
+            <w:pPr>
+              <w:jc w:val="right"/>
+              <w:rPr>
+                <w:b/>
+                <w:bCs/>
+              </w:rPr>
+            </w:pPr>
+            <w:proofErr w:type="spellStart"/>
+            <w:r>
+              <w:rPr>
+                <w:b/>
+                <w:bCs/>
+              </w:rPr>
+              <w:t>Priority</w:t>
+            </w:r>
+            <w:proofErr w:type="spellEnd"/>
+          </w:p>
+        </w:tc>
+        <w:tc>
+          <w:tcPr>
+            <w:tcW w:w="0" w:type="auto"/>
+            <w:vAlign w:val="center"/>
+            <w:hideMark/>
+          </w:tcPr>
+          <w:p>
+            <w:pPr>
+              <w:jc w:val="right"/>
+              <w:rPr>
+                <w:b/>
+                <w:bCs/>
+              </w:rPr>
+            </w:pPr>
+            <w:proofErr w:type="spellStart"/>
+            <w:r>
+              <w:rPr>
+                <w:b/>
+                <w:bCs/>
+              </w:rPr>
+              <w:t>Status</w:t>
+            </w:r>
+            <w:proofErr w:type="spellEnd"/>
+          </w:p>
+        </w:tc>
+      </w:tr>
+      <w:tr>
+        <w:trPr>
+          <w:tblCellSpacing w:w="15" w:type="dxa"/>
+        </w:trPr>
+        <w:tc>
+          <w:tcPr>
+            <w:tcW w:w="0" w:type="auto"/>
+            <w:vAlign w:val="center"/>
+            <w:hideMark/>
+          </w:tcPr>
+          <w:p>
+            <w:pPr>
+              <w:jc w:val="right"/>
+            </w:pPr>
+            <w:r>
+              <w:t>Laptop</w:t>
+            </w:r>
+          </w:p>
+        </w:tc>
+        <w:tc>
+          <w:tcPr>
+            <w:tcW w:w="0" w:type="auto"/>
+            <w:vAlign w:val="center"/>
+            <w:hideMark/>
+          </w:tcPr>
+          <w:p>
+            <w:pPr>
+              <w:jc w:val="right"/>
+            </w:pPr>
+            <w:r>
+              <w:t>10000</w:t>
+            </w:r>
+          </w:p>
+        </w:tc>
+        <w:tc>
+          <w:tcPr>
+            <w:tcW w:w="0" w:type="auto"/>
+            <w:vAlign w:val="center"/>
+            <w:hideMark/>
+          </w:tcPr>
+          <w:p>
+            <w:pPr>
+              <w:jc w:val="right"/>
+            </w:pPr>
+            <w:r>
+              <w:t>3500</w:t>
+            </w:r>
+          </w:p>
+        </w:tc>
+        <w:tc>
+          <w:tcPr>
+            <w:tcW w:w="0" w:type="auto"/>
+            <w:vAlign w:val="center"/>
+            <w:hideMark/>
+          </w:tcPr>
+          <w:p>
+            <w:pPr>
+              <w:jc w:val="right"/>
+            </w:pPr>
+            <w:r>
+              <w:t>2027-01-01</w:t>
+            </w:r>
+          </w:p>
+        </w:tc>
+        <w:tc>
+          <w:tcPr>
+            <w:tcW w:w="0" w:type="auto"/>
+            <w:vAlign w:val="center"/>
+            <w:hideMark/>
+          </w:tcPr>
+          <w:p>
+            <w:pPr>
+              <w:jc w:val="right"/>
+            </w:pPr>
+            <w:r>
+              <w:t>High</w:t>
+            </w:r>
+          </w:p>
+        </w:tc>
+        <w:tc>
+          <w:tcPr>
+            <w:tcW w:w="0" w:type="auto"/>
+            <w:vAlign w:val="center"/>
+            <w:hideMark/>
+          </w:tcPr>
+          <w:p>
+            <w:pPr>
+              <w:jc w:val="right"/>
+            </w:pPr>
+            <w:r>
+              <w:t>Active</w:t>
+            </w:r>
+          </w:p>
+        </w:tc>
+      </w:tr>
+      <w:tr>
+        <w:trPr>
+          <w:tblCellSpacing w:w="15" w:type="dxa"/>
+        </w:trPr>
+        <w:tc>
+          <w:tcPr>
+            <w:tcW w:w="0" w:type="auto"/>
+            <w:vAlign w:val="center"/>
+            <w:hideMark/>
+          </w:tcPr>
+          <w:p>
+            <w:pPr>
+              <w:jc w:val="right"/>
+            </w:pPr>
+            <w:r>
+              <w:t>Emergency Fund</w:t>
+            </w:r>
+          </w:p>
+        </w:tc>
+        <w:tc>
+          <w:tcPr>
+            <w:tcW w:w="0" w:type="auto"/>
+            <w:vAlign w:val="center"/>
+            <w:hideMark/>
+          </w:tcPr>
+          <w:p>
+            <w:pPr>
+              <w:jc w:val="right"/>
+            </w:pPr>
+            <w:r>
+              <w:t>20000</w:t>
+            </w:r>
+          </w:p>
+        </w:tc>
+        <w:tc>
+          <w:tcPr>
+            <w:tcW w:w="0" w:type="auto"/>
+            <w:vAlign w:val="center"/>
+            <w:hideMark/>
+          </w:tcPr>
+          <w:p>
+            <w:pPr>
+              <w:jc w:val="right"/>
+            </w:pPr>
+            <w:r>
+              <w:t>8000</w:t>
+            </w:r>
+          </w:p>
+        </w:tc>
+        <w:tc>
+          <w:tcPr>
+            <w:tcW w:w="0" w:type="auto"/>
+            <w:vAlign w:val="center"/>
+            <w:hideMark/>
+          </w:tcPr>
+          <w:p>
+            <w:pPr>
+              <w:jc w:val="right"/>
+            </w:pPr>
+            <w:r>
+              <w:t>2027-06-01</w:t>
+            </w:r>
+          </w:p>
+        </w:tc>
+        <w:tc>
+          <w:tcPr>
+            <w:tcW w:w="0" w:type="auto"/>
+            <w:vAlign w:val="center"/>
+            <w:hideMark/>
+          </w:tcPr>
+          <w:p>
+            <w:pPr>
+              <w:jc w:val="right"/>
+            </w:pPr>
+            <w:r>
+              <w:t>High</w:t>
+            </w:r>
+          </w:p>
+        </w:tc>
+        <w:tc>
+          <w:tcPr>
+            <w:tcW w:w="0" w:type="auto"/>
+            <w:vAlign w:val="center"/>
+            <w:hideMark/>
+          </w:tcPr>
+          <w:p>
+            <w:pPr>
+              <w:jc w:val="right"/>
+            </w:pPr>
+            <w:r>
+              <w:t>Active</w:t>
+            </w:r>
+          </w:p>
+        </w:tc>
+      </w:tr>
+    </w:tbl>
+    <w:p>
+      <w:pPr>
+        <w:jc w:val="right"/>
+        <w:rPr>
+          <w:b/>
+          <w:bCs/>
+        </w:rPr>
+      </w:pPr>
+      <w:r>
+        <w:rPr>
+          <w:b/>
+          <w:bCs/>
+          <w:rtl/>
+        </w:rPr>
+        <w:t>ماذا يستفيد</w:t>
+      </w:r>
+      <w:r>
+        <w:rPr>
+          <w:b/>
+          <w:bCs/>
+        </w:rPr>
+        <w:t xml:space="preserve"> AI</w:t>
+      </w:r>
+      <w:r>
+        <w:rPr>
+          <w:b/>
+          <w:bCs/>
+          <w:rtl/>
+        </w:rPr>
+        <w:t>؟</w:t>
+      </w:r>
+    </w:p>
+    <w:p>
+      <w:pPr>
+        <w:jc w:val="right"/>
+      </w:pPr>
+      <w:r>
+        <w:rPr>
+          <w:rtl/>
+        </w:rPr>
+        <w:t>يمكنه ربط</w:t>
+      </w:r>
+      <w:r>
+        <w:t>:</w:t>
+      </w:r>
+    </w:p>
+    <w:p>
+      <w:pPr>
+        <w:jc w:val="right"/>
+      </w:pPr>
+      <w:r>
+        <w:rPr>
+          <w:rtl/>
+        </w:rPr>
+        <w:t>الدخل المتوقع</w:t>
+      </w:r>
+    </w:p>
+    <w:p>
+      <w:pPr>
+        <w:jc w:val="right"/>
+      </w:pPr>
+      <w:r>
+        <w:t>+</w:t>
+      </w:r>
+    </w:p>
+    <w:p>
+      <w:pPr>
+        <w:jc w:val="right"/>
+      </w:pPr>
+      <w:r>
+        <w:rPr>
+          <w:rtl/>
+        </w:rPr>
+        <w:t>المصروف المتوقع</w:t>
+      </w:r>
+    </w:p>
+    <w:p>
+      <w:pPr>
+        <w:jc w:val="right"/>
+      </w:pPr>
+      <w:r>
+        <w:t>+</w:t>
+      </w:r>
+    </w:p>
+    <w:p>
+      <w:pPr>
+        <w:jc w:val="right"/>
+      </w:pPr>
+      <w:r>
+        <w:rPr>
+          <w:rtl/>
+        </w:rPr>
+        <w:t>الالتزامات المتكررة</w:t>
+      </w:r>
+    </w:p>
+    <w:p>
+      <w:pPr>
+        <w:jc w:val="right"/>
+      </w:pPr>
+      <w:r>
+        <w:t>+</w:t>
+      </w:r>
+    </w:p>
+    <w:p>
+      <w:pPr>
+        <w:jc w:val="right"/>
+      </w:pPr>
+      <w:r>
+        <w:rPr>
+          <w:rtl/>
+        </w:rPr>
+        <w:t>الرصيد المتوقع</w:t>
+      </w:r>
+    </w:p>
+    <w:p>
+      <w:pPr>
+        <w:jc w:val="right"/>
+      </w:pPr>
+      <w:r>
+        <w:rPr>
+          <w:rtl/>
+        </w:rPr>
+        <w:t>ثم يقول</w:t>
+      </w:r>
+      <w:r>
+        <w:t>:</w:t>
+      </w:r>
+    </w:p>
+    <w:p>
+      <w:pPr>
+        <w:jc w:val="right"/>
+      </w:pPr>
+      <w:r>
+        <w:rPr>
+          <w:rtl/>
+        </w:rPr>
+        <w:t>بناءً على نمطك الحالي، احتمال الوصول إلى الهدف في الموعد هو</w:t>
+      </w:r>
+      <w:r>
+        <w:t>...</w:t>
+      </w:r>
+    </w:p>
+    <w:p>
+      <w:pPr>
+        <w:jc w:val="right"/>
+      </w:pPr>
+      <w:r>
+        <w:rPr>
+          <w:rtl/>
+        </w:rPr>
+        <w:t>وهذا سيكون مستوى متقدمًا جدًا من المشروع</w:t>
+      </w:r>
+      <w:r>
+        <w:t>.</w:t>
+      </w:r>
+    </w:p>
+    <w:p>
+      <w:pPr>
+        <w:jc w:val="right"/>
+      </w:pPr>
+      <w:r>
+        <w:lastRenderedPageBreak/>
+        <w:pict w14:anchorId="22C61BB8">
+          <v:rect id="_x0000_i1085" style="width:0;height:1.5pt" o:hralign="right" o:hrstd="t" o:hr="t" fillcolor="#a0a0a0" stroked="f"/>
+        </w:pict>
+      </w:r>
+    </w:p>
+    <w:p>
+      <w:pPr>
+        <w:jc w:val="right"/>
+        <w:rPr>
+          <w:b/>
+          <w:bCs/>
+        </w:rPr>
+      </w:pPr>
+      <w:r>
+        <w:rPr>
+          <w:b/>
+          <w:bCs/>
+        </w:rPr>
+        <w:t xml:space="preserve">7. feedback — </w:t>
+      </w:r>
+      <w:r>
+        <w:rPr>
+          <w:b/>
+          <w:bCs/>
+          <w:rtl/>
+        </w:rPr>
+        <w:t xml:space="preserve">تقييم التنبؤات </w:t>
+      </w:r>
+      <w:r>
+        <w:rPr>
+          <w:rFonts w:ascii="Segoe UI Emoji" w:hAnsi="Segoe UI Emoji" w:cs="Segoe UI Emoji" w:hint="cs"/>
+          <w:b/>
+          <w:bCs/>
+          <w:rtl/>
+        </w:rPr>
+        <w:t>⭐⭐⭐⭐⭐</w:t>
+      </w:r>
+      <w:r>
+        <w:rPr>
+          <w:b/>
+          <w:bCs/>
+          <w:rtl/>
+        </w:rPr>
+        <w:t xml:space="preserve"> </w:t>
+      </w:r>
+      <w:r>
+        <w:rPr>
+          <w:rFonts w:ascii="Arial" w:hAnsi="Arial" w:cs="Arial" w:hint="cs"/>
+          <w:b/>
+          <w:bCs/>
+          <w:rtl/>
+        </w:rPr>
+        <w:t>لكن</w:t>
+      </w:r>
+      <w:r>
+        <w:rPr>
+          <w:b/>
+          <w:bCs/>
+          <w:rtl/>
+        </w:rPr>
+        <w:t xml:space="preserve"> </w:t>
+      </w:r>
+      <w:r>
+        <w:rPr>
+          <w:rFonts w:ascii="Arial" w:hAnsi="Arial" w:cs="Arial" w:hint="cs"/>
+          <w:b/>
+          <w:bCs/>
+          <w:rtl/>
+        </w:rPr>
+        <w:t>لاحقًا</w:t>
+      </w:r>
+    </w:p>
+    <w:p>
+      <w:pPr>
+        <w:jc w:val="right"/>
+      </w:pPr>
+      <w:r>
+        <w:rPr>
+          <w:rtl/>
+        </w:rPr>
+        <w:t xml:space="preserve">هذا الجدول </w:t>
+      </w:r>
+      <w:r>
+        <w:rPr>
+          <w:b/>
+          <w:bCs/>
+          <w:rtl/>
+        </w:rPr>
+        <w:t>ليس لتسجيل حياتك</w:t>
+      </w:r>
+      <w:r>
+        <w:t>.</w:t>
+      </w:r>
+    </w:p>
+    <w:p>
+      <w:pPr>
+        <w:jc w:val="right"/>
+      </w:pPr>
+      <w:r>
+        <w:rPr>
+          <w:rtl/>
+        </w:rPr>
+        <w:t xml:space="preserve">بل لتسجيل </w:t>
+      </w:r>
+      <w:r>
+        <w:rPr>
+          <w:b/>
+          <w:bCs/>
+          <w:rtl/>
+        </w:rPr>
+        <w:t>ما إذا كان</w:t>
+      </w:r>
+      <w:r>
+        <w:rPr>
+          <w:b/>
+          <w:bCs/>
+        </w:rPr>
+        <w:t xml:space="preserve"> AI </w:t>
+      </w:r>
+      <w:r>
+        <w:rPr>
+          <w:b/>
+          <w:bCs/>
+          <w:rtl/>
+        </w:rPr>
+        <w:t>أصاب أم أخطأ</w:t>
+      </w:r>
+      <w:r>
+        <w:t>.</w:t>
+      </w:r>
+    </w:p>
+    <w:p>
+      <w:pPr>
+        <w:jc w:val="right"/>
+      </w:pPr>
+      <w:r>
+        <w:rPr>
+          <w:rtl/>
+        </w:rPr>
+        <w:t>وهذا مهم جدًا لأننا نريد نظامًا يتعلم مع الوقت</w:t>
+      </w:r>
+      <w:r>
+        <w:t>.</w:t>
+      </w:r>
+    </w:p>
+    <w:p>
+      <w:pPr>
+        <w:jc w:val="right"/>
+      </w:pPr>
+      <w:r>
+        <w:rPr>
+          <w:rtl/>
+        </w:rPr>
+        <w:t>مثلاً النموذج قال</w:t>
+      </w:r>
+      <w:r>
+        <w:t>:</w:t>
+      </w:r>
+    </w:p>
+    <w:p>
+      <w:pPr>
+        <w:jc w:val="right"/>
+      </w:pPr>
+      <w:r>
+        <w:rPr>
+          <w:rtl/>
+        </w:rPr>
+        <w:t>المصروف المتوقع: 1,500</w:t>
+      </w:r>
+    </w:p>
+    <w:p>
+      <w:pPr>
+        <w:jc w:val="right"/>
+      </w:pPr>
+      <w:r>
+        <w:rPr>
+          <w:rtl/>
+        </w:rPr>
+        <w:t>ثم حدث</w:t>
+      </w:r>
+      <w:r>
+        <w:t>:</w:t>
+      </w:r>
+    </w:p>
+    <w:p>
+      <w:pPr>
+        <w:jc w:val="right"/>
+      </w:pPr>
+      <w:r>
+        <w:rPr>
+          <w:rtl/>
+        </w:rPr>
+        <w:t>المصروف الحقيقي: 1,800</w:t>
+      </w:r>
+    </w:p>
+    <w:p>
+      <w:pPr>
+        <w:jc w:val="right"/>
+      </w:pPr>
+      <w:r>
+        <w:rPr>
+          <w:rtl/>
+        </w:rPr>
+        <w:t>يمكننا تسجيل</w:t>
+      </w:r>
+      <w:r>
+        <w:t>:</w:t>
+      </w:r>
+    </w:p>
+    <w:tbl>
+      <w:tblPr>
+        <w:tblW w:w="0" w:type="auto"/>
+        <w:tblCellSpacing w:w="15" w:type="dxa"/>
+        <w:tblCellMar>
+          <w:top w:w="15" w:type="dxa"/>
+          <w:left w:w="15" w:type="dxa"/>
+          <w:bottom w:w="15" w:type="dxa"/>
+          <w:right w:w="15" w:type="dxa"/>
+        </w:tblCellMar>
+        <w:tblLook w:val="04A0" w:firstRow="1" w:lastRow="0" w:firstColumn="1" w:lastColumn="0" w:noHBand="0" w:noVBand="1"/>
+      </w:tblPr>
+      <w:tblGrid>
+        <w:gridCol w:w="1681"/>
+        <w:gridCol w:w="867"/>
+        <w:gridCol w:w="1010"/>
+        <w:gridCol w:w="696"/>
+        <w:gridCol w:w="575"/>
+      </w:tblGrid>
+      <w:tr>
+        <w:trPr>
+          <w:tblHeader/>
+          <w:tblCellSpacing w:w="15" w:type="dxa"/>
+        </w:trPr>
+        <w:tc>
+          <w:tcPr>
+            <w:tcW w:w="0" w:type="auto"/>
+            <w:vAlign w:val="center"/>
+            <w:hideMark/>
+          </w:tcPr>
+          <w:p>
+            <w:pPr>
+              <w:jc w:val="right"/>
+              <w:rPr>
+                <w:b/>
+                <w:bCs/>
+              </w:rPr>
+            </w:pPr>
+            <w:proofErr w:type="spellStart"/>
+            <w:r>
+              <w:rPr>
+                <w:b/>
+                <w:bCs/>
+              </w:rPr>
+              <w:t>Prediction_Date</w:t>
+            </w:r>
+            <w:proofErr w:type="spellEnd"/>
+          </w:p>
+        </w:tc>
+        <w:tc>
+          <w:tcPr>
+            <w:tcW w:w="0" w:type="auto"/>
+            <w:vAlign w:val="center"/>
+            <w:hideMark/>
+          </w:tcPr>
+          <w:p>
+            <w:pPr>
+              <w:jc w:val="right"/>
+              <w:rPr>
+                <w:b/>
+                <w:bCs/>
+              </w:rPr>
+            </w:pPr>
+            <w:r>
+              <w:rPr>
+                <w:b/>
+                <w:bCs/>
+              </w:rPr>
+              <w:t>Target</w:t>
+            </w:r>
+          </w:p>
+        </w:tc>
+        <w:tc>
+          <w:tcPr>
+            <w:tcW w:w="0" w:type="auto"/>
+            <w:vAlign w:val="center"/>
+            <w:hideMark/>
+          </w:tcPr>
+          <w:p>
+            <w:pPr>
+              <w:jc w:val="right"/>
+              <w:rPr>
+                <w:b/>
+                <w:bCs/>
+              </w:rPr>
+            </w:pPr>
+            <w:proofErr w:type="spellStart"/>
+            <w:r>
+              <w:rPr>
+                <w:b/>
+                <w:bCs/>
+              </w:rPr>
+              <w:t>Predicted</w:t>
+            </w:r>
+            <w:proofErr w:type="spellEnd"/>
+          </w:p>
+        </w:tc>
+        <w:tc>
+          <w:tcPr>
+            <w:tcW w:w="0" w:type="auto"/>
+            <w:vAlign w:val="center"/>
+            <w:hideMark/>
+          </w:tcPr>
+          <w:p>
+            <w:pPr>
+              <w:jc w:val="right"/>
+              <w:rPr>
+                <w:b/>
+                <w:bCs/>
+              </w:rPr>
+            </w:pPr>
+            <w:proofErr w:type="spellStart"/>
+            <w:r>
+              <w:rPr>
+                <w:b/>
+                <w:bCs/>
+              </w:rPr>
+              <w:t>Actual</w:t>
+            </w:r>
+            <w:proofErr w:type="spellEnd"/>
+          </w:p>
+        </w:tc>
+        <w:tc>
+          <w:tcPr>
+            <w:tcW w:w="0" w:type="auto"/>
+            <w:vAlign w:val="center"/>
+            <w:hideMark/>
+          </w:tcPr>
+          <w:p>
+            <w:pPr>
+              <w:jc w:val="right"/>
+              <w:rPr>
+                <w:b/>
+                <w:bCs/>
+              </w:rPr>
+            </w:pPr>
+            <w:r>
+              <w:rPr>
+                <w:b/>
+                <w:bCs/>
+              </w:rPr>
+              <w:t>Error</w:t>
+            </w:r>
+          </w:p>
+        </w:tc>
+      </w:tr>
+      <w:tr>
+        <w:trPr>
+          <w:tblCellSpacing w:w="15" w:type="dxa"/>
+        </w:trPr>
+        <w:tc>
+          <w:tcPr>
+            <w:tcW w:w="0" w:type="auto"/>
+            <w:vAlign w:val="center"/>
+            <w:hideMark/>
+          </w:tcPr>
+          <w:p>
+            <w:pPr>
+              <w:jc w:val="right"/>
+            </w:pPr>
+            <w:r>
+              <w:t>2026-08-20</w:t>
+            </w:r>
+          </w:p>
+        </w:tc>
+        <w:tc>
+          <w:tcPr>
+            <w:tcW w:w="0" w:type="auto"/>
+            <w:vAlign w:val="center"/>
+            <w:hideMark/>
+          </w:tcPr>
+          <w:p>
+            <w:pPr>
+              <w:jc w:val="right"/>
+            </w:pPr>
+            <w:proofErr w:type="spellStart"/>
+            <w:r>
+              <w:t>Expense</w:t>
+            </w:r>
+            <w:proofErr w:type="spellEnd"/>
+          </w:p>
+        </w:tc>
+        <w:tc>
+          <w:tcPr>
+            <w:tcW w:w="0" w:type="auto"/>
+            <w:vAlign w:val="center"/>
+            <w:hideMark/>
+          </w:tcPr>
+          <w:p>
+            <w:pPr>
+              <w:jc w:val="right"/>
+            </w:pPr>
+            <w:r>
+              <w:t>1500</w:t>
+            </w:r>
+          </w:p>
+        </w:tc>
+        <w:tc>
+          <w:tcPr>
+            <w:tcW w:w="0" w:type="auto"/>
+            <w:vAlign w:val="center"/>
+            <w:hideMark/>
+          </w:tcPr>
+          <w:p>
+            <w:pPr>
+              <w:jc w:val="right"/>
+            </w:pPr>
+            <w:r>
+              <w:t>1800</w:t>
+            </w:r>
+          </w:p>
+        </w:tc>
+        <w:tc>
+          <w:tcPr>
+            <w:tcW w:w="0" w:type="auto"/>
+            <w:vAlign w:val="center"/>
+            <w:hideMark/>
+          </w:tcPr>
+          <w:p>
+            <w:pPr>
+              <w:jc w:val="right"/>
+            </w:pPr>
+            <w:r>
+              <w:t>300</w:t>
+            </w:r>
+          </w:p>
+        </w:tc>
+      </w:tr>
+    </w:tbl>
+    <w:p>
+      <w:pPr>
+        <w:jc w:val="right"/>
+      </w:pPr>
+      <w:r>
+        <w:rPr>
+          <w:rtl/>
+        </w:rPr>
+        <w:t>وبذلك نستطيع معرفة</w:t>
+      </w:r>
+      <w:r>
+        <w:t>:</w:t>
+      </w:r>
+    </w:p>
+    <w:p>
+      <w:pPr>
+        <w:jc w:val="right"/>
+      </w:pPr>
+      <w:r>
+        <w:rPr>
+          <w:rtl/>
+        </w:rPr>
+        <w:t>هل النموذج يتحسن أم لا؟</w:t>
+      </w:r>
+    </w:p>
+    <w:p>
+      <w:pPr>
+        <w:jc w:val="right"/>
+      </w:pPr>
+      <w:r>
+        <w:rPr>
+          <w:rtl/>
+        </w:rPr>
+        <w:t xml:space="preserve">وهذه ستكون أساسًا مهمًا جدًا </w:t>
+      </w:r>
+      <w:proofErr w:type="spellStart"/>
+      <w:proofErr w:type="gramStart"/>
+      <w:r>
+        <w:rPr>
+          <w:rtl/>
+        </w:rPr>
+        <w:t>لل</w:t>
+      </w:r>
+      <w:proofErr w:type="spellEnd"/>
+      <w:r>
+        <w:rPr>
+          <w:rtl/>
+        </w:rPr>
+        <w:t>ـ</w:t>
+      </w:r>
+      <w:proofErr w:type="spellStart"/>
+      <w:r>
+        <w:t>evaluation</w:t>
+      </w:r>
+      <w:proofErr w:type="spellEnd"/>
+      <w:proofErr w:type="gramEnd"/>
+      <w:r>
+        <w:t xml:space="preserve"> </w:t>
+      </w:r>
+      <w:r>
+        <w:rPr>
+          <w:rtl/>
+        </w:rPr>
+        <w:t>و</w:t>
+      </w:r>
+      <w:r>
+        <w:t xml:space="preserve">model </w:t>
+      </w:r>
+      <w:proofErr w:type="spellStart"/>
+      <w:r>
+        <w:t>registry</w:t>
+      </w:r>
+      <w:proofErr w:type="spellEnd"/>
+      <w:r>
+        <w:t>.</w:t>
+      </w:r>
+    </w:p>
+    <w:p>
+      <w:pPr>
+        <w:jc w:val="right"/>
+      </w:pPr>
+      <w:r>
+        <w:pict w14:anchorId="252219D1">
+          <v:rect id="_x0000_i1086" style="width:0;height:1.5pt" o:hralign="right" o:hrstd="t" o:hr="t" fillcolor="#a0a0a0" stroked="f"/>
+        </w:pict>
+      </w:r>
+    </w:p>
+    <w:p>
+      <w:pPr>
+        <w:jc w:val="right"/>
+        <w:rPr>
+          <w:b/>
+          <w:bCs/>
+        </w:rPr>
+      </w:pPr>
+      <w:r>
+        <w:rPr>
+          <w:b/>
+          <w:bCs/>
+          <w:rtl/>
+        </w:rPr>
+        <w:t>لكن هناك نقطة أريد أن نكون حذرين فيها</w:t>
+      </w:r>
+    </w:p>
+    <w:p>
+      <w:pPr>
+        <w:jc w:val="right"/>
+      </w:pPr>
+      <w:r>
+        <w:rPr>
+          <w:b/>
+          <w:bCs/>
+          <w:rtl/>
+        </w:rPr>
+        <w:t>لا أريد إضافة كل هذه الجداول دفعة واحدة إلى قاعدة البيانات دون تصميم العلاقات</w:t>
+      </w:r>
+      <w:r>
+        <w:rPr>
+          <w:b/>
+          <w:bCs/>
+        </w:rPr>
+        <w:t>.</w:t>
+      </w:r>
+    </w:p>
+    <w:p>
+      <w:pPr>
+        <w:jc w:val="right"/>
+      </w:pPr>
+      <w:r>
+        <w:rPr>
+          <w:rtl/>
+        </w:rPr>
+        <w:t>لأن بعضها مرتبط ببعض</w:t>
+      </w:r>
+      <w:r>
+        <w:t>.</w:t>
+      </w:r>
+    </w:p>
+    <w:p>
+      <w:pPr>
+        <w:jc w:val="right"/>
+      </w:pPr>
+      <w:r>
+        <w:rPr>
+          <w:rtl/>
+        </w:rPr>
+        <w:t>مثلاً</w:t>
+      </w:r>
+      <w:r>
+        <w:t>:</w:t>
+      </w:r>
+    </w:p>
+    <w:p>
+      <w:pPr>
+        <w:jc w:val="right"/>
+      </w:pPr>
+      <w:r>
+        <w:t xml:space="preserve">                DAYS</w:t>
+      </w:r>
+    </w:p>
+    <w:p>
+      <w:pPr>
+        <w:jc w:val="right"/>
+      </w:pPr>
+      <w:r>
+        <w:t xml:space="preserve">                  │</w:t>
+      </w:r>
+    </w:p>
+    <w:p>
+      <w:pPr>
+        <w:jc w:val="right"/>
+      </w:pPr>
+      <w:r>
+        <w:t xml:space="preserve">       ┌──────────</w:t>
+      </w:r>
+      <w:r>
+        <w:rPr>
+          <w:rFonts w:ascii="MS Gothic" w:eastAsia="MS Gothic" w:hAnsi="MS Gothic" w:cs="MS Gothic" w:hint="eastAsia"/>
+        </w:rPr>
+        <w:t>┼</w:t>
+      </w:r>
+      <w:r>
+        <w:rPr>
+          <w:rFonts w:ascii="Calibri" w:hAnsi="Calibri" w:cs="Calibri"/>
+        </w:rPr>
+        <w:t>──────────┐</w:t>
+      </w:r>
+    </w:p>
+    <w:p>
+      <w:pPr>
+        <w:jc w:val="right"/>
+      </w:pPr>
+      <w:r>
+        <w:t xml:space="preserve">       ↓          ↓          ↓</w:t>
+      </w:r>
+    </w:p>
+    <w:p>
+      <w:pPr>
+        <w:jc w:val="right"/>
+      </w:pPr>
+      <w:r>
+        <w:t xml:space="preserve">   ACTIVITIES   HEALTH     EXPENSES</w:t>
+      </w:r>
+    </w:p>
+    <w:p>
+      <w:pPr>
+        <w:jc w:val="right"/>
+      </w:pPr>
+      <w:r>
+        <w:t xml:space="preserve">       │          │</w:t>
+      </w:r>
+    </w:p>
+    <w:p>
+      <w:pPr>
+        <w:jc w:val="right"/>
+      </w:pPr>
+      <w:r>
+        <w:t xml:space="preserve">       ↓          ↓</w:t>
+      </w:r>
+    </w:p>
+    <w:p>
+      <w:pPr>
+        <w:jc w:val="right"/>
+      </w:pPr>
+      <w:r>
+        <w:t xml:space="preserve">    EVENTS      PATTERNS</w:t>
+      </w:r>
+    </w:p>
+    <w:p>
+      <w:pPr>
+        <w:jc w:val="right"/>
+      </w:pPr>
+      <w:r>
+        <w:lastRenderedPageBreak/>
+        <w:t xml:space="preserve">       │</w:t>
+      </w:r>
+    </w:p>
+    <w:p>
+      <w:pPr>
+        <w:jc w:val="right"/>
+      </w:pPr>
+      <w:r>
+        <w:t xml:space="preserve">       ↓</w:t>
+      </w:r>
+    </w:p>
+    <w:p>
+      <w:pPr>
+        <w:jc w:val="right"/>
+      </w:pPr>
+      <w:r>
+        <w:t xml:space="preserve">     TRAVEL</w:t>
+      </w:r>
+    </w:p>
+    <w:p>
+      <w:pPr>
+        <w:jc w:val="right"/>
+      </w:pPr>
+      <w:r>
+        <w:rPr>
+          <w:rtl/>
+        </w:rPr>
+        <w:t>وفي المستقبل</w:t>
+      </w:r>
+      <w:r>
+        <w:t>:</w:t>
+      </w:r>
+    </w:p>
+    <w:p>
+      <w:pPr>
+        <w:jc w:val="right"/>
+      </w:pPr>
+      <w:r>
+        <w:t>PLANS</w:t>
+      </w:r>
+    </w:p>
+    <w:p>
+      <w:pPr>
+        <w:jc w:val="right"/>
+      </w:pPr>
+      <w:r>
+        <w:t xml:space="preserve">  │</w:t>
+      </w:r>
+    </w:p>
+    <w:p>
+      <w:pPr>
+        <w:jc w:val="right"/>
+      </w:pPr>
+      <w:r>
+        <w:t xml:space="preserve">  </w:t>
+      </w:r>
+      <w:r>
+        <w:rPr>
+          <w:rFonts w:ascii="MS Gothic" w:eastAsia="MS Gothic" w:hAnsi="MS Gothic" w:cs="MS Gothic" w:hint="eastAsia"/>
+        </w:rPr>
+        <w:t>├</w:t>
+      </w:r>
+      <w:r>
+        <w:rPr>
+          <w:rFonts w:ascii="Calibri" w:hAnsi="Calibri" w:cs="Calibri"/>
+        </w:rPr>
+        <w:t>──</w:t>
+      </w:r>
+      <w:r>
+        <w:t xml:space="preserve"> Activity</w:t>
+      </w:r>
+    </w:p>
+    <w:p>
+      <w:pPr>
+        <w:jc w:val="right"/>
+      </w:pPr>
+      <w:r>
+        <w:t xml:space="preserve">  </w:t>
+      </w:r>
+      <w:r>
+        <w:rPr>
+          <w:rFonts w:ascii="MS Gothic" w:eastAsia="MS Gothic" w:hAnsi="MS Gothic" w:cs="MS Gothic" w:hint="eastAsia"/>
+        </w:rPr>
+        <w:t>├</w:t>
+      </w:r>
+      <w:r>
+        <w:rPr>
+          <w:rFonts w:ascii="Calibri" w:hAnsi="Calibri" w:cs="Calibri"/>
+        </w:rPr>
+        <w:t>──</w:t>
+      </w:r>
+      <w:r>
+        <w:t xml:space="preserve"> Travel</w:t>
+      </w:r>
+    </w:p>
+    <w:p>
+      <w:pPr>
+        <w:jc w:val="right"/>
+      </w:pPr>
+      <w:r>
+        <w:t xml:space="preserve">  </w:t>
+      </w:r>
+      <w:r>
+        <w:rPr>
+          <w:rFonts w:ascii="MS Gothic" w:eastAsia="MS Gothic" w:hAnsi="MS Gothic" w:cs="MS Gothic" w:hint="eastAsia"/>
+        </w:rPr>
+        <w:t>├</w:t>
+      </w:r>
+      <w:r>
+        <w:rPr>
+          <w:rFonts w:ascii="Calibri" w:hAnsi="Calibri" w:cs="Calibri"/>
+        </w:rPr>
+        <w:t>──</w:t>
+      </w:r>
+      <w:r>
+        <w:t xml:space="preserve"> Event</w:t>
+      </w:r>
+    </w:p>
+    <w:p>
+      <w:pPr>
+        <w:jc w:val="right"/>
+      </w:pPr>
+      <w:r>
+        <w:t xml:space="preserve">  </w:t>
+      </w:r>
+      <w:r>
+        <w:rPr>
+          <w:rFonts w:ascii="MS Gothic" w:eastAsia="MS Gothic" w:hAnsi="MS Gothic" w:cs="MS Gothic" w:hint="eastAsia"/>
+        </w:rPr>
+        <w:t>├</w:t>
+      </w:r>
+      <w:r>
+        <w:rPr>
+          <w:rFonts w:ascii="Calibri" w:hAnsi="Calibri" w:cs="Calibri"/>
+        </w:rPr>
+        <w:t>──</w:t>
+      </w:r>
+      <w:r>
+        <w:t xml:space="preserve"> </w:t>
+      </w:r>
+      <w:proofErr w:type="spellStart"/>
+      <w:r>
+        <w:t>Medical</w:t>
+      </w:r>
+      <w:proofErr w:type="spellEnd"/>
+    </w:p>
+    <w:p>
+      <w:pPr>
+        <w:jc w:val="right"/>
+      </w:pPr>
+      <w:r>
+        <w:t xml:space="preserve">  └── Purchase</w:t>
+      </w:r>
+    </w:p>
+    <w:p>
+      <w:pPr>
+        <w:jc w:val="right"/>
+      </w:pPr>
+      <w:r>
+        <w:rPr>
+          <w:rtl/>
+        </w:rPr>
+        <w:t xml:space="preserve">وهنا يجب أن نقرر هل </w:t>
+      </w:r>
+      <w:proofErr w:type="spellStart"/>
+      <w:r>
+        <w:t>Plan_Type</w:t>
+      </w:r>
+      <w:proofErr w:type="spellEnd"/>
+      <w:r>
+        <w:t xml:space="preserve"> </w:t>
+      </w:r>
+      <w:r>
+        <w:rPr>
+          <w:rtl/>
+        </w:rPr>
+        <w:t>يكفي، أم أن بعض أنواع الخطط تحتاج جداول متخصصة</w:t>
+      </w:r>
+      <w:r>
+        <w:t>.</w:t>
+      </w:r>
+    </w:p>
+    <w:p>
+      <w:pPr>
+        <w:jc w:val="right"/>
+      </w:pPr>
+      <w:r>
+        <w:pict w14:anchorId="284534B4">
+          <v:rect id="_x0000_i1087" style="width:0;height:1.5pt" o:hralign="right" o:hrstd="t" o:hr="t" fillcolor="#a0a0a0" stroked="f"/>
+        </w:pict>
+      </w:r>
+    </w:p>
+    <w:p>
+      <w:pPr>
+        <w:jc w:val="right"/>
+        <w:rPr>
+          <w:b/>
+          <w:bCs/>
+        </w:rPr>
+      </w:pPr>
+      <w:r>
+        <w:rPr>
+          <w:b/>
+          <w:bCs/>
+          <w:rtl/>
+        </w:rPr>
+        <w:t>والأهم بالنسبة لمشروعك</w:t>
+      </w:r>
+    </w:p>
+    <w:p>
+      <w:pPr>
+        <w:jc w:val="right"/>
+      </w:pPr>
+      <w:r>
+        <w:rPr>
+          <w:rtl/>
+        </w:rPr>
+        <w:t xml:space="preserve">أنا </w:t>
+      </w:r>
+      <w:r>
+        <w:rPr>
+          <w:b/>
+          <w:bCs/>
+          <w:rtl/>
+        </w:rPr>
+        <w:t>لا أقترح إضافة جدول مستقل لكل شيء يمكن للنموذج التنبؤ به</w:t>
+      </w:r>
+      <w:r>
+        <w:t>.</w:t>
+      </w:r>
+    </w:p>
+    <w:p>
+      <w:pPr>
+        <w:jc w:val="right"/>
+      </w:pPr>
+      <w:r>
+        <w:rPr>
+          <w:rtl/>
+        </w:rPr>
+        <w:t>مثلاً لا نحتاج</w:t>
+      </w:r>
+      <w:r>
+        <w:t>:</w:t>
+      </w:r>
+    </w:p>
+    <w:p>
+      <w:pPr>
+        <w:jc w:val="right"/>
+      </w:pPr>
+      <w:proofErr w:type="spellStart"/>
+      <w:proofErr w:type="gramStart"/>
+      <w:r>
+        <w:t>predicted</w:t>
+      </w:r>
+      <w:proofErr w:type="gramEnd"/>
+      <w:r>
+        <w:t>_sleep</w:t>
+      </w:r>
+      <w:proofErr w:type="spellEnd"/>
+    </w:p>
+    <w:p>
+      <w:pPr>
+        <w:jc w:val="right"/>
+      </w:pPr>
+      <w:proofErr w:type="spellStart"/>
+      <w:proofErr w:type="gramStart"/>
+      <w:r>
+        <w:t>predicted</w:t>
+      </w:r>
+      <w:proofErr w:type="gramEnd"/>
+      <w:r>
+        <w:t>_stress</w:t>
+      </w:r>
+      <w:proofErr w:type="spellEnd"/>
+    </w:p>
+    <w:p>
+      <w:pPr>
+        <w:jc w:val="right"/>
+      </w:pPr>
+      <w:proofErr w:type="spellStart"/>
+      <w:proofErr w:type="gramStart"/>
+      <w:r>
+        <w:t>predicted</w:t>
+      </w:r>
+      <w:proofErr w:type="gramEnd"/>
+      <w:r>
+        <w:t>_income</w:t>
+      </w:r>
+      <w:proofErr w:type="spellEnd"/>
+    </w:p>
+    <w:p>
+      <w:pPr>
+        <w:jc w:val="right"/>
+      </w:pPr>
+      <w:proofErr w:type="spellStart"/>
+      <w:proofErr w:type="gramStart"/>
+      <w:r>
+        <w:t>predicted</w:t>
+      </w:r>
+      <w:proofErr w:type="gramEnd"/>
+      <w:r>
+        <w:t>_expense</w:t>
+      </w:r>
+      <w:proofErr w:type="spellEnd"/>
+    </w:p>
+    <w:p>
+      <w:pPr>
+        <w:jc w:val="right"/>
+      </w:pPr>
+      <w:r>
+        <w:t>...</w:t>
+      </w:r>
+    </w:p>
+    <w:p>
+      <w:pPr>
+        <w:jc w:val="right"/>
+      </w:pPr>
+      <w:r>
+        <w:rPr>
+          <w:rtl/>
+        </w:rPr>
+        <w:t>لا</w:t>
+      </w:r>
+      <w:r>
+        <w:t>.</w:t>
+      </w:r>
+    </w:p>
+    <w:p>
+      <w:pPr>
+        <w:jc w:val="right"/>
+      </w:pPr>
+      <w:r>
+        <w:rPr>
+          <w:rtl/>
+        </w:rPr>
+        <w:t xml:space="preserve">هذه </w:t>
+      </w:r>
+      <w:proofErr w:type="spellStart"/>
+      <w:r>
+        <w:rPr>
+          <w:b/>
+          <w:bCs/>
+        </w:rPr>
+        <w:t>Targets</w:t>
+      </w:r>
+      <w:proofErr w:type="spellEnd"/>
+      <w:r>
+        <w:t xml:space="preserve"> </w:t>
+      </w:r>
+      <w:r>
+        <w:rPr>
+          <w:rtl/>
+        </w:rPr>
+        <w:t>وليست بيانات يجب تخزينها كجداول منفصلة</w:t>
+      </w:r>
+      <w:r>
+        <w:t>.</w:t>
+      </w:r>
+    </w:p>
+    <w:p>
+      <w:pPr>
+        <w:jc w:val="right"/>
+      </w:pPr>
+      <w:r>
+        <w:rPr>
+          <w:rtl/>
+        </w:rPr>
+        <w:t>البيانات الأصلية تدخل إلى النظام</w:t>
+      </w:r>
+      <w:r>
+        <w:t>:</w:t>
+      </w:r>
+    </w:p>
+    <w:p>
+      <w:pPr>
+        <w:jc w:val="right"/>
+      </w:pPr>
+      <w:r>
+        <w:t>Days</w:t>
+      </w:r>
+    </w:p>
+    <w:p>
+      <w:pPr>
+        <w:jc w:val="right"/>
+      </w:pPr>
+      <w:proofErr w:type="spellStart"/>
+      <w:r>
+        <w:t>Expenses</w:t>
+      </w:r>
+      <w:proofErr w:type="spellEnd"/>
+    </w:p>
+    <w:p>
+      <w:pPr>
+        <w:jc w:val="right"/>
+      </w:pPr>
+      <w:proofErr w:type="spellStart"/>
+      <w:r>
+        <w:t>Income</w:t>
+      </w:r>
+      <w:proofErr w:type="spellEnd"/>
+    </w:p>
+    <w:p>
+      <w:pPr>
+        <w:jc w:val="right"/>
+      </w:pPr>
+      <w:r>
+        <w:t>Events</w:t>
+      </w:r>
+    </w:p>
+    <w:p>
+      <w:pPr>
+        <w:jc w:val="right"/>
+      </w:pPr>
+      <w:r>
+        <w:lastRenderedPageBreak/>
+        <w:t>Budgets</w:t>
+      </w:r>
+    </w:p>
+    <w:p>
+      <w:pPr>
+        <w:jc w:val="right"/>
+      </w:pPr>
+      <w:r>
+        <w:t>Plans</w:t>
+      </w:r>
+    </w:p>
+    <w:p>
+      <w:pPr>
+        <w:jc w:val="right"/>
+      </w:pPr>
+      <w:proofErr w:type="spellStart"/>
+      <w:r>
+        <w:t>Recurring</w:t>
+      </w:r>
+      <w:proofErr w:type="spellEnd"/>
+    </w:p>
+    <w:p>
+      <w:pPr>
+        <w:jc w:val="right"/>
+      </w:pPr>
+      <w:r>
+        <w:t>Health Records</w:t>
+      </w:r>
+    </w:p>
+    <w:p>
+      <w:pPr>
+        <w:jc w:val="right"/>
+      </w:pPr>
+      <w:proofErr w:type="spellStart"/>
+      <w:r>
+        <w:t>Activities</w:t>
+      </w:r>
+      <w:proofErr w:type="spellEnd"/>
+    </w:p>
+    <w:p>
+      <w:pPr>
+        <w:jc w:val="right"/>
+      </w:pPr>
+      <w:r>
+        <w:t>Travel</w:t>
+      </w:r>
+    </w:p>
+    <w:p>
+      <w:pPr>
+        <w:jc w:val="right"/>
+      </w:pPr>
+      <w:r>
+        <w:t>Goals</w:t>
+      </w:r>
+    </w:p>
+    <w:p>
+      <w:pPr>
+        <w:jc w:val="right"/>
+      </w:pPr>
+      <w:r>
+        <w:rPr>
+          <w:rtl/>
+        </w:rPr>
+        <w:t>ثم</w:t>
+      </w:r>
+      <w:r>
+        <w:t>:</w:t>
+      </w:r>
+    </w:p>
+    <w:p>
+      <w:pPr>
+        <w:jc w:val="right"/>
+      </w:pPr>
+      <w:r>
+        <w:t xml:space="preserve">          DATA</w:t>
+      </w:r>
+    </w:p>
+    <w:p>
+      <w:pPr>
+        <w:jc w:val="right"/>
+      </w:pPr>
+      <w:r>
+        <w:t xml:space="preserve">            ↓</w:t>
+      </w:r>
+    </w:p>
+    <w:p>
+      <w:pPr>
+        <w:jc w:val="right"/>
+      </w:pPr>
+      <w:r>
+        <w:t xml:space="preserve">      </w:t>
+      </w:r>
+      <w:proofErr w:type="spellStart"/>
+      <w:r>
+        <w:t>Preparation</w:t>
+      </w:r>
+      <w:proofErr w:type="spellEnd"/>
+    </w:p>
+    <w:p>
+      <w:pPr>
+        <w:jc w:val="right"/>
+      </w:pPr>
+      <w:r>
+        <w:t xml:space="preserve">            ↓</w:t>
+      </w:r>
+    </w:p>
+    <w:p>
+      <w:pPr>
+        <w:jc w:val="right"/>
+      </w:pPr>
+      <w:r>
+        <w:t xml:space="preserve">        </w:t>
+      </w:r>
+      <w:proofErr w:type="spellStart"/>
+      <w:r>
+        <w:t>Features</w:t>
+      </w:r>
+      <w:proofErr w:type="spellEnd"/>
+    </w:p>
+    <w:p>
+      <w:pPr>
+        <w:jc w:val="right"/>
+      </w:pPr>
+      <w:r>
+        <w:t xml:space="preserve">            ↓</w:t>
+      </w:r>
+    </w:p>
+    <w:p>
+      <w:pPr>
+        <w:jc w:val="right"/>
+      </w:pPr>
+      <w:r>
+        <w:t xml:space="preserve">       ┌────</w:t>
+      </w:r>
+      <w:r>
+        <w:rPr>
+          <w:rFonts w:ascii="MS Gothic" w:eastAsia="MS Gothic" w:hAnsi="MS Gothic" w:cs="MS Gothic" w:hint="eastAsia"/>
+        </w:rPr>
+        <w:t>┴</w:t>
+      </w:r>
+      <w:r>
+        <w:rPr>
+          <w:rFonts w:ascii="Calibri" w:hAnsi="Calibri" w:cs="Calibri"/>
+        </w:rPr>
+        <w:t>────┐</w:t>
+      </w:r>
+    </w:p>
+    <w:p>
+      <w:pPr>
+        <w:jc w:val="right"/>
+      </w:pPr>
+      <w:r>
+        <w:t xml:space="preserve">       ↓         ↓</w:t>
+      </w:r>
+    </w:p>
+    <w:p>
+      <w:pPr>
+        <w:jc w:val="right"/>
+      </w:pPr>
+      <w:r>
+        <w:t xml:space="preserve"> </w:t>
+      </w:r>
+      <w:proofErr w:type="spellStart"/>
+      <w:r>
+        <w:t>Historical</w:t>
+      </w:r>
+      <w:proofErr w:type="spellEnd"/>
+      <w:r>
+        <w:t xml:space="preserve">    Future</w:t>
+      </w:r>
+    </w:p>
+    <w:p>
+      <w:pPr>
+        <w:jc w:val="right"/>
+      </w:pPr>
+      <w:r>
+        <w:t xml:space="preserve">   </w:t>
+      </w:r>
+      <w:proofErr w:type="gramStart"/>
+      <w:r>
+        <w:t>patterns</w:t>
+      </w:r>
+      <w:proofErr w:type="gramEnd"/>
+      <w:r>
+        <w:t xml:space="preserve">    </w:t>
+      </w:r>
+      <w:proofErr w:type="spellStart"/>
+      <w:r>
+        <w:t>context</w:t>
+      </w:r>
+      <w:proofErr w:type="spellEnd"/>
+    </w:p>
+    <w:p>
+      <w:pPr>
+        <w:jc w:val="right"/>
+      </w:pPr>
+      <w:r>
+        <w:t xml:space="preserve">       ↓         ↓</w:t>
+      </w:r>
+    </w:p>
+    <w:p>
+      <w:pPr>
+        <w:jc w:val="right"/>
+      </w:pPr>
+      <w:r>
+        <w:t xml:space="preserve">       └────</w:t>
+      </w:r>
+      <w:r>
+        <w:rPr>
+          <w:rFonts w:ascii="MS Gothic" w:eastAsia="MS Gothic" w:hAnsi="MS Gothic" w:cs="MS Gothic" w:hint="eastAsia"/>
+        </w:rPr>
+        <w:t>┬</w:t>
+      </w:r>
+      <w:r>
+        <w:rPr>
+          <w:rFonts w:ascii="Calibri" w:hAnsi="Calibri" w:cs="Calibri"/>
+        </w:rPr>
+        <w:t>────┘</w:t>
+      </w:r>
+    </w:p>
+    <w:p>
+      <w:pPr>
+        <w:jc w:val="right"/>
+      </w:pPr>
+      <w:r>
+        <w:t xml:space="preserve">            ↓</w:t>
+      </w:r>
+    </w:p>
+    <w:p>
+      <w:pPr>
+        <w:jc w:val="right"/>
+      </w:pPr>
+      <w:r>
+        <w:t xml:space="preserve">       ML </w:t>
+      </w:r>
+      <w:proofErr w:type="spellStart"/>
+      <w:r>
+        <w:t>Models</w:t>
+      </w:r>
+      <w:proofErr w:type="spellEnd"/>
+    </w:p>
+    <w:p>
+      <w:pPr>
+        <w:jc w:val="right"/>
+      </w:pPr>
+      <w:r>
+        <w:t xml:space="preserve">            ↓</w:t>
+      </w:r>
+    </w:p>
+    <w:p>
+      <w:pPr>
+        <w:jc w:val="right"/>
+      </w:pPr>
+      <w:r>
+        <w:t xml:space="preserve">       Predictions</w:t>
+      </w:r>
+    </w:p>
+    <w:p>
+      <w:pPr>
+        <w:jc w:val="right"/>
+      </w:pPr>
+      <w:r>
+        <w:rPr>
+          <w:rtl/>
+        </w:rPr>
+        <w:t xml:space="preserve">وهنا يمكن أن يكون لدينا </w:t>
+      </w:r>
+      <w:proofErr w:type="spellStart"/>
+      <w:r>
+        <w:rPr>
+          <w:b/>
+          <w:bCs/>
+        </w:rPr>
+        <w:t>Targets</w:t>
+      </w:r>
+      <w:proofErr w:type="spellEnd"/>
+      <w:r>
+        <w:rPr>
+          <w:b/>
+          <w:bCs/>
+        </w:rPr>
+        <w:t xml:space="preserve"> </w:t>
+      </w:r>
+      <w:r>
+        <w:rPr>
+          <w:b/>
+          <w:bCs/>
+          <w:rtl/>
+        </w:rPr>
+        <w:t>متعددة</w:t>
+      </w:r>
+      <w:r>
+        <w:t>:</w:t>
+      </w:r>
+    </w:p>
+    <w:p>
+      <w:pPr>
+        <w:jc w:val="right"/>
+      </w:pPr>
+      <w:r>
+        <w:t>Financial</w:t>
+      </w:r>
+    </w:p>
+    <w:p>
+      <w:pPr>
+        <w:jc w:val="right"/>
+      </w:pPr>
+      <w:r>
+        <w:rPr>
+          <w:rFonts w:ascii="MS Gothic" w:eastAsia="MS Gothic" w:hAnsi="MS Gothic" w:cs="MS Gothic" w:hint="eastAsia"/>
+        </w:rPr>
+        <w:t>├</w:t>
+      </w:r>
+      <w:r>
+        <w:rPr>
+          <w:rFonts w:ascii="Calibri" w:hAnsi="Calibri" w:cs="Calibri"/>
+        </w:rPr>
+        <w:t>──</w:t>
+      </w:r>
+      <w:r>
+        <w:t xml:space="preserve"> </w:t>
+      </w:r>
+      <w:proofErr w:type="spellStart"/>
+      <w:r>
+        <w:t>Expense</w:t>
+      </w:r>
+      <w:proofErr w:type="spellEnd"/>
+    </w:p>
+    <w:p>
+      <w:pPr>
+        <w:jc w:val="right"/>
+      </w:pPr>
+      <w:r>
+        <w:rPr>
+          <w:rFonts w:ascii="MS Gothic" w:eastAsia="MS Gothic" w:hAnsi="MS Gothic" w:cs="MS Gothic" w:hint="eastAsia"/>
+        </w:rPr>
+        <w:t>├</w:t>
+      </w:r>
+      <w:r>
+        <w:rPr>
+          <w:rFonts w:ascii="Calibri" w:hAnsi="Calibri" w:cs="Calibri"/>
+        </w:rPr>
+        <w:t>──</w:t>
+      </w:r>
+      <w:r>
+        <w:t xml:space="preserve"> </w:t>
+      </w:r>
+      <w:proofErr w:type="spellStart"/>
+      <w:r>
+        <w:t>Income</w:t>
+      </w:r>
+      <w:proofErr w:type="spellEnd"/>
+    </w:p>
+    <w:p>
+      <w:pPr>
+        <w:jc w:val="right"/>
+      </w:pPr>
+      <w:r>
+        <w:rPr>
+          <w:rFonts w:ascii="MS Gothic" w:eastAsia="MS Gothic" w:hAnsi="MS Gothic" w:cs="MS Gothic" w:hint="eastAsia"/>
+        </w:rPr>
+        <w:lastRenderedPageBreak/>
+        <w:t>├</w:t>
+      </w:r>
+      <w:r>
+        <w:rPr>
+          <w:rFonts w:ascii="Calibri" w:hAnsi="Calibri" w:cs="Calibri"/>
+        </w:rPr>
+        <w:t>──</w:t>
+      </w:r>
+      <w:r>
+        <w:t xml:space="preserve"> Balance</w:t>
+      </w:r>
+    </w:p>
+    <w:p>
+      <w:pPr>
+        <w:jc w:val="right"/>
+      </w:pPr>
+      <w:r>
+        <w:t xml:space="preserve">└── </w:t>
+      </w:r>
+      <w:proofErr w:type="spellStart"/>
+      <w:r>
+        <w:t>Expense</w:t>
+      </w:r>
+      <w:proofErr w:type="spellEnd"/>
+      <w:r>
+        <w:t xml:space="preserve"> Category</w:t>
+      </w:r>
+    </w:p>
+    <w:p>
+      <w:pPr>
+        <w:jc w:val="right"/>
+      </w:pPr>
+    </w:p>
+    <w:p>
+      <w:pPr>
+        <w:jc w:val="right"/>
+      </w:pPr>
+      <w:proofErr w:type="spellStart"/>
+      <w:r>
+        <w:t>Behavioral</w:t>
+      </w:r>
+      <w:proofErr w:type="spellEnd"/>
+    </w:p>
+    <w:p>
+      <w:pPr>
+        <w:jc w:val="right"/>
+      </w:pPr>
+      <w:r>
+        <w:rPr>
+          <w:rFonts w:ascii="MS Gothic" w:eastAsia="MS Gothic" w:hAnsi="MS Gothic" w:cs="MS Gothic" w:hint="eastAsia"/>
+        </w:rPr>
+        <w:t>├</w:t>
+      </w:r>
+      <w:r>
+        <w:rPr>
+          <w:rFonts w:ascii="Calibri" w:hAnsi="Calibri" w:cs="Calibri"/>
+        </w:rPr>
+        <w:t>──</w:t>
+      </w:r>
+      <w:r>
+        <w:t xml:space="preserve"> Stress</w:t>
+      </w:r>
+    </w:p>
+    <w:p>
+      <w:pPr>
+        <w:jc w:val="right"/>
+      </w:pPr>
+      <w:r>
+        <w:rPr>
+          <w:rFonts w:ascii="MS Gothic" w:eastAsia="MS Gothic" w:hAnsi="MS Gothic" w:cs="MS Gothic" w:hint="eastAsia"/>
+        </w:rPr>
+        <w:t>├</w:t>
+      </w:r>
+      <w:r>
+        <w:rPr>
+          <w:rFonts w:ascii="Calibri" w:hAnsi="Calibri" w:cs="Calibri"/>
+        </w:rPr>
+        <w:t>──</w:t>
+      </w:r>
+      <w:r>
+        <w:t xml:space="preserve"> Sleep</w:t>
+      </w:r>
+    </w:p>
+    <w:p>
+      <w:pPr>
+        <w:jc w:val="right"/>
+      </w:pPr>
+      <w:r>
+        <w:t>└── Social Activity</w:t>
+      </w:r>
+    </w:p>
+    <w:p>
+      <w:pPr>
+        <w:jc w:val="right"/>
+      </w:pPr>
+    </w:p>
+    <w:p>
+      <w:pPr>
+        <w:jc w:val="right"/>
+      </w:pPr>
+      <w:r>
+        <w:t>Health</w:t>
+      </w:r>
+    </w:p>
+    <w:p>
+      <w:pPr>
+        <w:jc w:val="right"/>
+      </w:pPr>
+      <w:r>
+        <w:t>└── Health Impact</w:t>
+      </w:r>
+    </w:p>
+    <w:p>
+      <w:pPr>
+        <w:jc w:val="right"/>
+      </w:pPr>
+    </w:p>
+    <w:p>
+      <w:pPr>
+        <w:jc w:val="right"/>
+      </w:pPr>
+      <w:proofErr w:type="spellStart"/>
+      <w:r>
+        <w:t>Context</w:t>
+      </w:r>
+      <w:proofErr w:type="spellEnd"/>
+    </w:p>
+    <w:p>
+      <w:pPr>
+        <w:jc w:val="right"/>
+      </w:pPr>
+      <w:r>
+        <w:rPr>
+          <w:rFonts w:ascii="MS Gothic" w:eastAsia="MS Gothic" w:hAnsi="MS Gothic" w:cs="MS Gothic" w:hint="eastAsia"/>
+        </w:rPr>
+        <w:t>├</w:t>
+      </w:r>
+      <w:r>
+        <w:rPr>
+          <w:rFonts w:ascii="Calibri" w:hAnsi="Calibri" w:cs="Calibri"/>
+        </w:rPr>
+        <w:t>──</w:t>
+      </w:r>
+      <w:r>
+        <w:t xml:space="preserve"> Day Type</w:t>
+      </w:r>
+    </w:p>
+    <w:p>
+      <w:pPr>
+        <w:jc w:val="right"/>
+      </w:pPr>
+      <w:r>
+        <w:rPr>
+          <w:rFonts w:ascii="MS Gothic" w:eastAsia="MS Gothic" w:hAnsi="MS Gothic" w:cs="MS Gothic" w:hint="eastAsia"/>
+        </w:rPr>
+        <w:t>├</w:t>
+      </w:r>
+      <w:r>
+        <w:rPr>
+          <w:rFonts w:ascii="Calibri" w:hAnsi="Calibri" w:cs="Calibri"/>
+        </w:rPr>
+        <w:t>──</w:t>
+      </w:r>
+      <w:r>
+        <w:t xml:space="preserve"> Travel</w:t>
+      </w:r>
+    </w:p>
+    <w:p>
+      <w:pPr>
+        <w:jc w:val="right"/>
+      </w:pPr>
+      <w:r>
+        <w:rPr>
+          <w:rFonts w:ascii="MS Gothic" w:eastAsia="MS Gothic" w:hAnsi="MS Gothic" w:cs="MS Gothic" w:hint="eastAsia"/>
+        </w:rPr>
+        <w:t>├</w:t>
+      </w:r>
+      <w:r>
+        <w:rPr>
+          <w:rFonts w:ascii="Calibri" w:hAnsi="Calibri" w:cs="Calibri"/>
+        </w:rPr>
+        <w:t>──</w:t>
+      </w:r>
+      <w:r>
+        <w:t xml:space="preserve"> Event</w:t>
+      </w:r>
+    </w:p>
+    <w:p>
+      <w:pPr>
+        <w:jc w:val="right"/>
+      </w:pPr>
+      <w:r>
+        <w:t>└── Location</w:t>
+      </w:r>
+    </w:p>
+    <w:p>
+      <w:pPr>
+        <w:jc w:val="right"/>
+      </w:pPr>
+    </w:p>
+    <w:p>
+      <w:pPr>
+        <w:jc w:val="right"/>
+      </w:pPr>
+      <w:r>
+        <w:t>Patterns</w:t>
+      </w:r>
+    </w:p>
+    <w:p>
+      <w:pPr>
+        <w:jc w:val="right"/>
+      </w:pPr>
+      <w:r>
+        <w:t xml:space="preserve">└── Future </w:t>
+      </w:r>
+      <w:proofErr w:type="spellStart"/>
+      <w:r>
+        <w:t>behavioral</w:t>
+      </w:r>
+      <w:proofErr w:type="spellEnd"/>
+      <w:r>
+        <w:t>/</w:t>
+      </w:r>
+      <w:proofErr w:type="spellStart"/>
+      <w:r>
+        <w:t>financial</w:t>
+      </w:r>
+      <w:proofErr w:type="spellEnd"/>
+      <w:r>
+        <w:t xml:space="preserve"> patterns</w:t>
+      </w:r>
+    </w:p>
+    <w:p>
+      <w:pPr>
+        <w:jc w:val="right"/>
+        <w:rPr>
+          <w:b/>
+          <w:bCs/>
+        </w:rPr>
+      </w:pPr>
+      <w:r>
+        <w:rPr>
+          <w:b/>
+          <w:bCs/>
+          <w:rtl/>
+        </w:rPr>
+        <w:t>ترتيبي للأهمية</w:t>
+      </w:r>
+    </w:p>
+    <w:p>
+      <w:pPr>
+        <w:jc w:val="right"/>
+      </w:pPr>
+      <w:r>
+        <w:rPr>
+          <w:rtl/>
+        </w:rPr>
+        <w:t>إذا أردنا عدم تعقيد المشروع أكثر من اللازم</w:t>
+      </w:r>
+      <w:r>
+        <w:t>:</w:t>
+      </w:r>
+    </w:p>
+    <w:p>
+      <w:pPr>
+        <w:jc w:val="right"/>
+      </w:pPr>
+      <w:r>
+        <w:rPr>
+          <w:b/>
+          <w:bCs/>
+          <w:rtl/>
+        </w:rPr>
+        <w:t>ضروري جدًا</w:t>
+      </w:r>
+      <w:r>
+        <w:rPr>
+          <w:b/>
+          <w:bCs/>
+        </w:rPr>
+        <w:t>:</w:t>
+      </w:r>
+    </w:p>
+    <w:p>
+      <w:pPr>
+        <w:numPr>
+          <w:ilvl w:val="0"/>
+          <w:numId w:val="7"/>
+        </w:numPr>
+        <w:jc w:val="right"/>
+      </w:pPr>
+      <w:proofErr w:type="gramStart"/>
+      <w:r>
+        <w:t>plans</w:t>
+      </w:r>
+      <w:proofErr w:type="gramEnd"/>
+    </w:p>
+    <w:p>
+      <w:pPr>
+        <w:numPr>
+          <w:ilvl w:val="0"/>
+          <w:numId w:val="7"/>
+        </w:numPr>
+        <w:jc w:val="right"/>
+      </w:pPr>
+      <w:proofErr w:type="spellStart"/>
+      <w:proofErr w:type="gramStart"/>
+      <w:r>
+        <w:t>recurring</w:t>
+      </w:r>
+      <w:proofErr w:type="spellEnd"/>
+      <w:proofErr w:type="gramEnd"/>
+    </w:p>
+    <w:p>
+      <w:pPr>
+        <w:numPr>
+          <w:ilvl w:val="0"/>
+          <w:numId w:val="7"/>
+        </w:numPr>
+        <w:jc w:val="right"/>
+      </w:pPr>
+      <w:proofErr w:type="spellStart"/>
+      <w:proofErr w:type="gramStart"/>
+      <w:r>
+        <w:t>health</w:t>
+      </w:r>
+      <w:proofErr w:type="gramEnd"/>
+      <w:r>
+        <w:t>_records</w:t>
+      </w:r>
+      <w:proofErr w:type="spellEnd"/>
+    </w:p>
+    <w:p>
+      <w:pPr>
+        <w:numPr>
+          <w:ilvl w:val="0"/>
+          <w:numId w:val="7"/>
+        </w:numPr>
+        <w:jc w:val="right"/>
+      </w:pPr>
+      <w:proofErr w:type="spellStart"/>
+      <w:proofErr w:type="gramStart"/>
+      <w:r>
+        <w:t>activities</w:t>
+      </w:r>
+      <w:proofErr w:type="spellEnd"/>
+      <w:proofErr w:type="gramEnd"/>
+    </w:p>
+    <w:p>
+      <w:pPr>
+        <w:numPr>
+          <w:ilvl w:val="0"/>
+          <w:numId w:val="7"/>
+        </w:numPr>
+        <w:jc w:val="right"/>
+      </w:pPr>
+      <w:proofErr w:type="spellStart"/>
+      <w:proofErr w:type="gramStart"/>
+      <w:r>
+        <w:t>travel</w:t>
+      </w:r>
+      <w:proofErr w:type="spellEnd"/>
+      <w:proofErr w:type="gramEnd"/>
+    </w:p>
+    <w:p>
+      <w:pPr>
+        <w:jc w:val="right"/>
+      </w:pPr>
+      <w:r>
+        <w:rPr>
+          <w:b/>
+          <w:bCs/>
+          <w:rtl/>
+        </w:rPr>
+        <w:lastRenderedPageBreak/>
+        <w:t>مهم لاحقًا</w:t>
+      </w:r>
+      <w:r>
+        <w:rPr>
+          <w:b/>
+          <w:bCs/>
+        </w:rPr>
+        <w:t>:</w:t>
+      </w:r>
+      <w:r>
+        <w:br/>
+        <w:t xml:space="preserve">6. </w:t>
+      </w:r>
+      <w:proofErr w:type="gramStart"/>
+      <w:r>
+        <w:t>feedback</w:t>
+      </w:r>
+      <w:proofErr w:type="gramEnd"/>
+    </w:p>
+    <w:p>
+      <w:pPr>
+        <w:jc w:val="right"/>
+      </w:pPr>
+      <w:r>
+        <w:rPr>
+          <w:b/>
+          <w:bCs/>
+          <w:rtl/>
+        </w:rPr>
+        <w:t>ميزة متقدمة</w:t>
+      </w:r>
+      <w:r>
+        <w:rPr>
+          <w:b/>
+          <w:bCs/>
+        </w:rPr>
+        <w:t>:</w:t>
+      </w:r>
+      <w:r>
+        <w:br/>
+        <w:t xml:space="preserve">7. </w:t>
+      </w:r>
+      <w:proofErr w:type="gramStart"/>
+      <w:r>
+        <w:t>goals</w:t>
+      </w:r>
+      <w:proofErr w:type="gramEnd"/>
+    </w:p>
+    <w:p>
+      <w:pPr>
+        <w:jc w:val="right"/>
+      </w:pPr>
+      <w:r>
+        <w:rPr>
+          <w:rtl/>
+        </w:rPr>
+        <w:t xml:space="preserve">وأنا شخصيًا </w:t>
+      </w:r>
+      <w:r>
+        <w:rPr>
+          <w:b/>
+          <w:bCs/>
+          <w:rtl/>
+        </w:rPr>
+        <w:t xml:space="preserve">لن أضيف </w:t>
+      </w:r>
+      <w:r>
+        <w:rPr>
+          <w:b/>
+          <w:bCs/>
+        </w:rPr>
+        <w:t xml:space="preserve">goals </w:t>
+      </w:r>
+      <w:r>
+        <w:rPr>
+          <w:b/>
+          <w:bCs/>
+          <w:rtl/>
+        </w:rPr>
+        <w:t>الآن</w:t>
+      </w:r>
+      <w:r>
+        <w:rPr>
+          <w:rtl/>
+        </w:rPr>
+        <w:t xml:space="preserve"> إذا كان هدف المرحلة الحالية هو جعل محرك التنبؤ قويًا. سأركز أولًا على الخمسة الأولى، لأنها ستعطي النموذج معلومات حقيقية إضافية عن الماضي والمستقبل</w:t>
+      </w:r>
+      <w:r>
+        <w:t>.</w:t>
+      </w:r>
+    </w:p>
+    <w:p>
+      <w:pPr>
+        <w:jc w:val="right"/>
+      </w:pPr>
+      <w:r>
+        <w:rPr>
+          <w:rtl/>
+        </w:rPr>
+        <w:t xml:space="preserve">بهذا الشكل لا نهدم ما أنجزناه؛ بل نضيف </w:t>
+      </w:r>
+      <w:r>
+        <w:rPr>
+          <w:b/>
+          <w:bCs/>
+          <w:rtl/>
+        </w:rPr>
+        <w:t>طبقة بيانات أغنى</w:t>
+      </w:r>
+      <w:r>
+        <w:rPr>
+          <w:rtl/>
+        </w:rPr>
+        <w:t xml:space="preserve"> فوق البنية الحالية، ثم نجعل </w:t>
+      </w:r>
+      <w:proofErr w:type="gramStart"/>
+      <w:r>
+        <w:rPr>
+          <w:rtl/>
+        </w:rPr>
+        <w:t>الـ</w:t>
+      </w:r>
+      <w:r>
+        <w:t>ML</w:t>
+      </w:r>
+      <w:proofErr w:type="gramEnd"/>
+      <w:r>
+        <w:t xml:space="preserve"> </w:t>
+      </w:r>
+      <w:r>
+        <w:rPr>
+          <w:rtl/>
+        </w:rPr>
+        <w:t>يستفيد منها تدريجيًا</w:t>
+      </w:r>
+      <w:r>
+        <w:t>.</w:t>
+      </w:r>
+    </w:p>
+    <w:p>
+      <w:pPr>
+        <w:jc w:val="right"/>
+      </w:pPr>
     </w:p>
     <w:sectPr>
       <w:pgSz w:w="11906" w:h="16838"/>
@@ -947,6 +8813,1039 @@
     </w:sectPr>
   </w:body>
 </w:document>
+</file>
+
+<file path=word/numbering.xml><?xml version="1.0" encoding="utf-8"?>
+<w:numbering xmlns:wpc="http://schemas.microsoft.com/office/word/2010/wordprocessingCanvas" xmlns:cx="http://schemas.microsoft.com/office/drawing/2014/chartex" xmlns:cx1="http://schemas.microsoft.com/office/drawing/2015/9/8/chartex" xmlns:cx2="http://schemas.microsoft.com/office/drawing/2015/10/21/chartex" xmlns:cx3="http://schemas.microsoft.com/office/drawing/2016/5/9/chartex" xmlns:cx4="http://schemas.microsoft.com/office/drawing/2016/5/10/chartex" xmlns:cx5="http://schemas.microsoft.com/office/drawing/2016/5/11/chartex" xmlns:cx6="http://schemas.microsoft.com/office/drawing/2016/5/12/chartex" xmlns:cx7="http://schemas.microsoft.com/office/drawing/2016/5/13/chartex" xmlns:cx8="http://schemas.microsoft.com/office/drawing/2016/5/14/chartex" xmlns:mc="http://schemas.openxmlformats.org/markup-compatibility/2006" xmlns:aink="http://schemas.microsoft.com/office/drawing/2016/ink" xmlns:am3d="http://schemas.microsoft.com/office/drawing/2017/model3d" xmlns:o="urn:schemas-microsoft-com:office:office" xmlns:oel="http://schemas.microsoft.com/office/2019/extlst" xmlns:r="http://schemas.openxmlformats.org/officeDocument/2006/relationships" xmlns:m="http://schemas.openxmlformats.org/officeDocument/2006/math" xmlns:v="urn:schemas-microsoft-com:vml" xmlns:wp14="http://schemas.microsoft.com/office/word/2010/wordprocessingDrawing" xmlns:wp="http://schemas.openxmlformats.org/drawingml/2006/wordprocessingDrawing" xmlns:w10="urn:schemas-microsoft-com:office:word" xmlns:w="http://schemas.openxmlformats.org/wordprocessingml/2006/main" xmlns:w14="http://schemas.microsoft.com/office/word/2010/wordml" xmlns:w15="http://schemas.microsoft.com/office/word/2012/wordml" xmlns:w16cex="http://schemas.microsoft.com/office/word/2018/wordml/cex" xmlns:w16cid="http://schemas.microsoft.com/office/word/2016/wordml/cid" xmlns:w16="http://schemas.microsoft.com/office/word/2018/wordml" xmlns:w16du="http://schemas.microsoft.com/office/word/2023/wordml/word16du" xmlns:w16sdtdh="http://schemas.microsoft.com/office/word/2020/wordml/sdtdatahash" xmlns:w16sdtfl="http://schemas.microsoft.com/office/word/2024/wordml/sdtformatlock" xmlns:w16se="http://schemas.microsoft.com/office/word/2015/wordml/symex" xmlns:wpg="http://schemas.microsoft.com/office/word/2010/wordprocessingGroup" xmlns:wpi="http://schemas.microsoft.com/office/word/2010/wordprocessingInk" xmlns:wne="http://schemas.microsoft.com/office/word/2006/wordml" xmlns:wps="http://schemas.microsoft.com/office/word/2010/wordprocessingShape" mc:Ignorable="w14 w15 w16se w16cid w16 w16cex w16sdtdh w16sdtfl w16du wp14">
+  <w:abstractNum w:abstractNumId="0" w15:restartNumberingAfterBreak="0">
+    <w:nsid w:val="0ABC7C24"/>
+    <w:multiLevelType w:val="multilevel"/>
+    <w:tmpl w:val="7512D400"/>
+    <w:lvl w:ilvl="0">
+      <w:start w:val="1"/>
+      <w:numFmt w:val="bullet"/>
+      <w:lvlText w:val=""/>
+      <w:lvlJc w:val="left"/>
+      <w:pPr>
+        <w:tabs>
+          <w:tab w:val="num" w:pos="720"/>
+        </w:tabs>
+        <w:ind w:left="720" w:hanging="360"/>
+      </w:pPr>
+      <w:rPr>
+        <w:rFonts w:ascii="Symbol" w:hAnsi="Symbol" w:hint="default"/>
+        <w:sz w:val="20"/>
+      </w:rPr>
+    </w:lvl>
+    <w:lvl w:ilvl="1" w:tentative="1">
+      <w:start w:val="1"/>
+      <w:numFmt w:val="bullet"/>
+      <w:lvlText w:val="o"/>
+      <w:lvlJc w:val="left"/>
+      <w:pPr>
+        <w:tabs>
+          <w:tab w:val="num" w:pos="1440"/>
+        </w:tabs>
+        <w:ind w:left="1440" w:hanging="360"/>
+      </w:pPr>
+      <w:rPr>
+        <w:rFonts w:ascii="Courier New" w:hAnsi="Courier New" w:hint="default"/>
+        <w:sz w:val="20"/>
+      </w:rPr>
+    </w:lvl>
+    <w:lvl w:ilvl="2" w:tentative="1">
+      <w:start w:val="1"/>
+      <w:numFmt w:val="bullet"/>
+      <w:lvlText w:val=""/>
+      <w:lvlJc w:val="left"/>
+      <w:pPr>
+        <w:tabs>
+          <w:tab w:val="num" w:pos="2160"/>
+        </w:tabs>
+        <w:ind w:left="2160" w:hanging="360"/>
+      </w:pPr>
+      <w:rPr>
+        <w:rFonts w:ascii="Wingdings" w:hAnsi="Wingdings" w:hint="default"/>
+        <w:sz w:val="20"/>
+      </w:rPr>
+    </w:lvl>
+    <w:lvl w:ilvl="3" w:tentative="1">
+      <w:start w:val="1"/>
+      <w:numFmt w:val="bullet"/>
+      <w:lvlText w:val=""/>
+      <w:lvlJc w:val="left"/>
+      <w:pPr>
+        <w:tabs>
+          <w:tab w:val="num" w:pos="2880"/>
+        </w:tabs>
+        <w:ind w:left="2880" w:hanging="360"/>
+      </w:pPr>
+      <w:rPr>
+        <w:rFonts w:ascii="Wingdings" w:hAnsi="Wingdings" w:hint="default"/>
+        <w:sz w:val="20"/>
+      </w:rPr>
+    </w:lvl>
+    <w:lvl w:ilvl="4" w:tentative="1">
+      <w:start w:val="1"/>
+      <w:numFmt w:val="bullet"/>
+      <w:lvlText w:val=""/>
+      <w:lvlJc w:val="left"/>
+      <w:pPr>
+        <w:tabs>
+          <w:tab w:val="num" w:pos="3600"/>
+        </w:tabs>
+        <w:ind w:left="3600" w:hanging="360"/>
+      </w:pPr>
+      <w:rPr>
+        <w:rFonts w:ascii="Wingdings" w:hAnsi="Wingdings" w:hint="default"/>
+        <w:sz w:val="20"/>
+      </w:rPr>
+    </w:lvl>
+    <w:lvl w:ilvl="5" w:tentative="1">
+      <w:start w:val="1"/>
+      <w:numFmt w:val="bullet"/>
+      <w:lvlText w:val=""/>
+      <w:lvlJc w:val="left"/>
+      <w:pPr>
+        <w:tabs>
+          <w:tab w:val="num" w:pos="4320"/>
+        </w:tabs>
+        <w:ind w:left="4320" w:hanging="360"/>
+      </w:pPr>
+      <w:rPr>
+        <w:rFonts w:ascii="Wingdings" w:hAnsi="Wingdings" w:hint="default"/>
+        <w:sz w:val="20"/>
+      </w:rPr>
+    </w:lvl>
+    <w:lvl w:ilvl="6" w:tentative="1">
+      <w:start w:val="1"/>
+      <w:numFmt w:val="bullet"/>
+      <w:lvlText w:val=""/>
+      <w:lvlJc w:val="left"/>
+      <w:pPr>
+        <w:tabs>
+          <w:tab w:val="num" w:pos="5040"/>
+        </w:tabs>
+        <w:ind w:left="5040" w:hanging="360"/>
+      </w:pPr>
+      <w:rPr>
+        <w:rFonts w:ascii="Wingdings" w:hAnsi="Wingdings" w:hint="default"/>
+        <w:sz w:val="20"/>
+      </w:rPr>
+    </w:lvl>
+    <w:lvl w:ilvl="7" w:tentative="1">
+      <w:start w:val="1"/>
+      <w:numFmt w:val="bullet"/>
+      <w:lvlText w:val=""/>
+      <w:lvlJc w:val="left"/>
+      <w:pPr>
+        <w:tabs>
+          <w:tab w:val="num" w:pos="5760"/>
+        </w:tabs>
+        <w:ind w:left="5760" w:hanging="360"/>
+      </w:pPr>
+      <w:rPr>
+        <w:rFonts w:ascii="Wingdings" w:hAnsi="Wingdings" w:hint="default"/>
+        <w:sz w:val="20"/>
+      </w:rPr>
+    </w:lvl>
+    <w:lvl w:ilvl="8" w:tentative="1">
+      <w:start w:val="1"/>
+      <w:numFmt w:val="bullet"/>
+      <w:lvlText w:val=""/>
+      <w:lvlJc w:val="left"/>
+      <w:pPr>
+        <w:tabs>
+          <w:tab w:val="num" w:pos="6480"/>
+        </w:tabs>
+        <w:ind w:left="6480" w:hanging="360"/>
+      </w:pPr>
+      <w:rPr>
+        <w:rFonts w:ascii="Wingdings" w:hAnsi="Wingdings" w:hint="default"/>
+        <w:sz w:val="20"/>
+      </w:rPr>
+    </w:lvl>
+  </w:abstractNum>
+  <w:abstractNum w:abstractNumId="1" w15:restartNumberingAfterBreak="0">
+    <w:nsid w:val="123D5BDD"/>
+    <w:multiLevelType w:val="multilevel"/>
+    <w:tmpl w:val="E638B35A"/>
+    <w:lvl w:ilvl="0">
+      <w:start w:val="1"/>
+      <w:numFmt w:val="bullet"/>
+      <w:lvlText w:val=""/>
+      <w:lvlJc w:val="left"/>
+      <w:pPr>
+        <w:tabs>
+          <w:tab w:val="num" w:pos="720"/>
+        </w:tabs>
+        <w:ind w:left="720" w:hanging="360"/>
+      </w:pPr>
+      <w:rPr>
+        <w:rFonts w:ascii="Symbol" w:hAnsi="Symbol" w:hint="default"/>
+        <w:sz w:val="20"/>
+      </w:rPr>
+    </w:lvl>
+    <w:lvl w:ilvl="1" w:tentative="1">
+      <w:start w:val="1"/>
+      <w:numFmt w:val="bullet"/>
+      <w:lvlText w:val="o"/>
+      <w:lvlJc w:val="left"/>
+      <w:pPr>
+        <w:tabs>
+          <w:tab w:val="num" w:pos="1440"/>
+        </w:tabs>
+        <w:ind w:left="1440" w:hanging="360"/>
+      </w:pPr>
+      <w:rPr>
+        <w:rFonts w:ascii="Courier New" w:hAnsi="Courier New" w:hint="default"/>
+        <w:sz w:val="20"/>
+      </w:rPr>
+    </w:lvl>
+    <w:lvl w:ilvl="2" w:tentative="1">
+      <w:start w:val="1"/>
+      <w:numFmt w:val="bullet"/>
+      <w:lvlText w:val=""/>
+      <w:lvlJc w:val="left"/>
+      <w:pPr>
+        <w:tabs>
+          <w:tab w:val="num" w:pos="2160"/>
+        </w:tabs>
+        <w:ind w:left="2160" w:hanging="360"/>
+      </w:pPr>
+      <w:rPr>
+        <w:rFonts w:ascii="Wingdings" w:hAnsi="Wingdings" w:hint="default"/>
+        <w:sz w:val="20"/>
+      </w:rPr>
+    </w:lvl>
+    <w:lvl w:ilvl="3" w:tentative="1">
+      <w:start w:val="1"/>
+      <w:numFmt w:val="bullet"/>
+      <w:lvlText w:val=""/>
+      <w:lvlJc w:val="left"/>
+      <w:pPr>
+        <w:tabs>
+          <w:tab w:val="num" w:pos="2880"/>
+        </w:tabs>
+        <w:ind w:left="2880" w:hanging="360"/>
+      </w:pPr>
+      <w:rPr>
+        <w:rFonts w:ascii="Wingdings" w:hAnsi="Wingdings" w:hint="default"/>
+        <w:sz w:val="20"/>
+      </w:rPr>
+    </w:lvl>
+    <w:lvl w:ilvl="4" w:tentative="1">
+      <w:start w:val="1"/>
+      <w:numFmt w:val="bullet"/>
+      <w:lvlText w:val=""/>
+      <w:lvlJc w:val="left"/>
+      <w:pPr>
+        <w:tabs>
+          <w:tab w:val="num" w:pos="3600"/>
+        </w:tabs>
+        <w:ind w:left="3600" w:hanging="360"/>
+      </w:pPr>
+      <w:rPr>
+        <w:rFonts w:ascii="Wingdings" w:hAnsi="Wingdings" w:hint="default"/>
+        <w:sz w:val="20"/>
+      </w:rPr>
+    </w:lvl>
+    <w:lvl w:ilvl="5" w:tentative="1">
+      <w:start w:val="1"/>
+      <w:numFmt w:val="bullet"/>
+      <w:lvlText w:val=""/>
+      <w:lvlJc w:val="left"/>
+      <w:pPr>
+        <w:tabs>
+          <w:tab w:val="num" w:pos="4320"/>
+        </w:tabs>
+        <w:ind w:left="4320" w:hanging="360"/>
+      </w:pPr>
+      <w:rPr>
+        <w:rFonts w:ascii="Wingdings" w:hAnsi="Wingdings" w:hint="default"/>
+        <w:sz w:val="20"/>
+      </w:rPr>
+    </w:lvl>
+    <w:lvl w:ilvl="6" w:tentative="1">
+      <w:start w:val="1"/>
+      <w:numFmt w:val="bullet"/>
+      <w:lvlText w:val=""/>
+      <w:lvlJc w:val="left"/>
+      <w:pPr>
+        <w:tabs>
+          <w:tab w:val="num" w:pos="5040"/>
+        </w:tabs>
+        <w:ind w:left="5040" w:hanging="360"/>
+      </w:pPr>
+      <w:rPr>
+        <w:rFonts w:ascii="Wingdings" w:hAnsi="Wingdings" w:hint="default"/>
+        <w:sz w:val="20"/>
+      </w:rPr>
+    </w:lvl>
+    <w:lvl w:ilvl="7" w:tentative="1">
+      <w:start w:val="1"/>
+      <w:numFmt w:val="bullet"/>
+      <w:lvlText w:val=""/>
+      <w:lvlJc w:val="left"/>
+      <w:pPr>
+        <w:tabs>
+          <w:tab w:val="num" w:pos="5760"/>
+        </w:tabs>
+        <w:ind w:left="5760" w:hanging="360"/>
+      </w:pPr>
+      <w:rPr>
+        <w:rFonts w:ascii="Wingdings" w:hAnsi="Wingdings" w:hint="default"/>
+        <w:sz w:val="20"/>
+      </w:rPr>
+    </w:lvl>
+    <w:lvl w:ilvl="8" w:tentative="1">
+      <w:start w:val="1"/>
+      <w:numFmt w:val="bullet"/>
+      <w:lvlText w:val=""/>
+      <w:lvlJc w:val="left"/>
+      <w:pPr>
+        <w:tabs>
+          <w:tab w:val="num" w:pos="6480"/>
+        </w:tabs>
+        <w:ind w:left="6480" w:hanging="360"/>
+      </w:pPr>
+      <w:rPr>
+        <w:rFonts w:ascii="Wingdings" w:hAnsi="Wingdings" w:hint="default"/>
+        <w:sz w:val="20"/>
+      </w:rPr>
+    </w:lvl>
+  </w:abstractNum>
+  <w:abstractNum w:abstractNumId="2" w15:restartNumberingAfterBreak="0">
+    <w:nsid w:val="1F0A0026"/>
+    <w:multiLevelType w:val="multilevel"/>
+    <w:tmpl w:val="B546D730"/>
+    <w:lvl w:ilvl="0">
+      <w:start w:val="1"/>
+      <w:numFmt w:val="bullet"/>
+      <w:lvlText w:val=""/>
+      <w:lvlJc w:val="left"/>
+      <w:pPr>
+        <w:tabs>
+          <w:tab w:val="num" w:pos="720"/>
+        </w:tabs>
+        <w:ind w:left="720" w:hanging="360"/>
+      </w:pPr>
+      <w:rPr>
+        <w:rFonts w:ascii="Symbol" w:hAnsi="Symbol" w:hint="default"/>
+        <w:sz w:val="20"/>
+      </w:rPr>
+    </w:lvl>
+    <w:lvl w:ilvl="1" w:tentative="1">
+      <w:start w:val="1"/>
+      <w:numFmt w:val="bullet"/>
+      <w:lvlText w:val="o"/>
+      <w:lvlJc w:val="left"/>
+      <w:pPr>
+        <w:tabs>
+          <w:tab w:val="num" w:pos="1440"/>
+        </w:tabs>
+        <w:ind w:left="1440" w:hanging="360"/>
+      </w:pPr>
+      <w:rPr>
+        <w:rFonts w:ascii="Courier New" w:hAnsi="Courier New" w:hint="default"/>
+        <w:sz w:val="20"/>
+      </w:rPr>
+    </w:lvl>
+    <w:lvl w:ilvl="2" w:tentative="1">
+      <w:start w:val="1"/>
+      <w:numFmt w:val="bullet"/>
+      <w:lvlText w:val=""/>
+      <w:lvlJc w:val="left"/>
+      <w:pPr>
+        <w:tabs>
+          <w:tab w:val="num" w:pos="2160"/>
+        </w:tabs>
+        <w:ind w:left="2160" w:hanging="360"/>
+      </w:pPr>
+      <w:rPr>
+        <w:rFonts w:ascii="Wingdings" w:hAnsi="Wingdings" w:hint="default"/>
+        <w:sz w:val="20"/>
+      </w:rPr>
+    </w:lvl>
+    <w:lvl w:ilvl="3" w:tentative="1">
+      <w:start w:val="1"/>
+      <w:numFmt w:val="bullet"/>
+      <w:lvlText w:val=""/>
+      <w:lvlJc w:val="left"/>
+      <w:pPr>
+        <w:tabs>
+          <w:tab w:val="num" w:pos="2880"/>
+        </w:tabs>
+        <w:ind w:left="2880" w:hanging="360"/>
+      </w:pPr>
+      <w:rPr>
+        <w:rFonts w:ascii="Wingdings" w:hAnsi="Wingdings" w:hint="default"/>
+        <w:sz w:val="20"/>
+      </w:rPr>
+    </w:lvl>
+    <w:lvl w:ilvl="4" w:tentative="1">
+      <w:start w:val="1"/>
+      <w:numFmt w:val="bullet"/>
+      <w:lvlText w:val=""/>
+      <w:lvlJc w:val="left"/>
+      <w:pPr>
+        <w:tabs>
+          <w:tab w:val="num" w:pos="3600"/>
+        </w:tabs>
+        <w:ind w:left="3600" w:hanging="360"/>
+      </w:pPr>
+      <w:rPr>
+        <w:rFonts w:ascii="Wingdings" w:hAnsi="Wingdings" w:hint="default"/>
+        <w:sz w:val="20"/>
+      </w:rPr>
+    </w:lvl>
+    <w:lvl w:ilvl="5" w:tentative="1">
+      <w:start w:val="1"/>
+      <w:numFmt w:val="bullet"/>
+      <w:lvlText w:val=""/>
+      <w:lvlJc w:val="left"/>
+      <w:pPr>
+        <w:tabs>
+          <w:tab w:val="num" w:pos="4320"/>
+        </w:tabs>
+        <w:ind w:left="4320" w:hanging="360"/>
+      </w:pPr>
+      <w:rPr>
+        <w:rFonts w:ascii="Wingdings" w:hAnsi="Wingdings" w:hint="default"/>
+        <w:sz w:val="20"/>
+      </w:rPr>
+    </w:lvl>
+    <w:lvl w:ilvl="6" w:tentative="1">
+      <w:start w:val="1"/>
+      <w:numFmt w:val="bullet"/>
+      <w:lvlText w:val=""/>
+      <w:lvlJc w:val="left"/>
+      <w:pPr>
+        <w:tabs>
+          <w:tab w:val="num" w:pos="5040"/>
+        </w:tabs>
+        <w:ind w:left="5040" w:hanging="360"/>
+      </w:pPr>
+      <w:rPr>
+        <w:rFonts w:ascii="Wingdings" w:hAnsi="Wingdings" w:hint="default"/>
+        <w:sz w:val="20"/>
+      </w:rPr>
+    </w:lvl>
+    <w:lvl w:ilvl="7" w:tentative="1">
+      <w:start w:val="1"/>
+      <w:numFmt w:val="bullet"/>
+      <w:lvlText w:val=""/>
+      <w:lvlJc w:val="left"/>
+      <w:pPr>
+        <w:tabs>
+          <w:tab w:val="num" w:pos="5760"/>
+        </w:tabs>
+        <w:ind w:left="5760" w:hanging="360"/>
+      </w:pPr>
+      <w:rPr>
+        <w:rFonts w:ascii="Wingdings" w:hAnsi="Wingdings" w:hint="default"/>
+        <w:sz w:val="20"/>
+      </w:rPr>
+    </w:lvl>
+    <w:lvl w:ilvl="8" w:tentative="1">
+      <w:start w:val="1"/>
+      <w:numFmt w:val="bullet"/>
+      <w:lvlText w:val=""/>
+      <w:lvlJc w:val="left"/>
+      <w:pPr>
+        <w:tabs>
+          <w:tab w:val="num" w:pos="6480"/>
+        </w:tabs>
+        <w:ind w:left="6480" w:hanging="360"/>
+      </w:pPr>
+      <w:rPr>
+        <w:rFonts w:ascii="Wingdings" w:hAnsi="Wingdings" w:hint="default"/>
+        <w:sz w:val="20"/>
+      </w:rPr>
+    </w:lvl>
+  </w:abstractNum>
+  <w:abstractNum w:abstractNumId="3" w15:restartNumberingAfterBreak="0">
+    <w:nsid w:val="35D57DCE"/>
+    <w:multiLevelType w:val="multilevel"/>
+    <w:tmpl w:val="1D6AD45A"/>
+    <w:lvl w:ilvl="0">
+      <w:start w:val="1"/>
+      <w:numFmt w:val="decimal"/>
+      <w:lvlText w:val="%1."/>
+      <w:lvlJc w:val="left"/>
+      <w:pPr>
+        <w:tabs>
+          <w:tab w:val="num" w:pos="720"/>
+        </w:tabs>
+        <w:ind w:left="720" w:hanging="360"/>
+      </w:pPr>
+    </w:lvl>
+    <w:lvl w:ilvl="1" w:tentative="1">
+      <w:start w:val="1"/>
+      <w:numFmt w:val="decimal"/>
+      <w:lvlText w:val="%2."/>
+      <w:lvlJc w:val="left"/>
+      <w:pPr>
+        <w:tabs>
+          <w:tab w:val="num" w:pos="1440"/>
+        </w:tabs>
+        <w:ind w:left="1440" w:hanging="360"/>
+      </w:pPr>
+    </w:lvl>
+    <w:lvl w:ilvl="2" w:tentative="1">
+      <w:start w:val="1"/>
+      <w:numFmt w:val="decimal"/>
+      <w:lvlText w:val="%3."/>
+      <w:lvlJc w:val="left"/>
+      <w:pPr>
+        <w:tabs>
+          <w:tab w:val="num" w:pos="2160"/>
+        </w:tabs>
+        <w:ind w:left="2160" w:hanging="360"/>
+      </w:pPr>
+    </w:lvl>
+    <w:lvl w:ilvl="3" w:tentative="1">
+      <w:start w:val="1"/>
+      <w:numFmt w:val="decimal"/>
+      <w:lvlText w:val="%4."/>
+      <w:lvlJc w:val="left"/>
+      <w:pPr>
+        <w:tabs>
+          <w:tab w:val="num" w:pos="2880"/>
+        </w:tabs>
+        <w:ind w:left="2880" w:hanging="360"/>
+      </w:pPr>
+    </w:lvl>
+    <w:lvl w:ilvl="4" w:tentative="1">
+      <w:start w:val="1"/>
+      <w:numFmt w:val="decimal"/>
+      <w:lvlText w:val="%5."/>
+      <w:lvlJc w:val="left"/>
+      <w:pPr>
+        <w:tabs>
+          <w:tab w:val="num" w:pos="3600"/>
+        </w:tabs>
+        <w:ind w:left="3600" w:hanging="360"/>
+      </w:pPr>
+    </w:lvl>
+    <w:lvl w:ilvl="5" w:tentative="1">
+      <w:start w:val="1"/>
+      <w:numFmt w:val="decimal"/>
+      <w:lvlText w:val="%6."/>
+      <w:lvlJc w:val="left"/>
+      <w:pPr>
+        <w:tabs>
+          <w:tab w:val="num" w:pos="4320"/>
+        </w:tabs>
+        <w:ind w:left="4320" w:hanging="360"/>
+      </w:pPr>
+    </w:lvl>
+    <w:lvl w:ilvl="6" w:tentative="1">
+      <w:start w:val="1"/>
+      <w:numFmt w:val="decimal"/>
+      <w:lvlText w:val="%7."/>
+      <w:lvlJc w:val="left"/>
+      <w:pPr>
+        <w:tabs>
+          <w:tab w:val="num" w:pos="5040"/>
+        </w:tabs>
+        <w:ind w:left="5040" w:hanging="360"/>
+      </w:pPr>
+    </w:lvl>
+    <w:lvl w:ilvl="7" w:tentative="1">
+      <w:start w:val="1"/>
+      <w:numFmt w:val="decimal"/>
+      <w:lvlText w:val="%8."/>
+      <w:lvlJc w:val="left"/>
+      <w:pPr>
+        <w:tabs>
+          <w:tab w:val="num" w:pos="5760"/>
+        </w:tabs>
+        <w:ind w:left="5760" w:hanging="360"/>
+      </w:pPr>
+    </w:lvl>
+    <w:lvl w:ilvl="8" w:tentative="1">
+      <w:start w:val="1"/>
+      <w:numFmt w:val="decimal"/>
+      <w:lvlText w:val="%9."/>
+      <w:lvlJc w:val="left"/>
+      <w:pPr>
+        <w:tabs>
+          <w:tab w:val="num" w:pos="6480"/>
+        </w:tabs>
+        <w:ind w:left="6480" w:hanging="360"/>
+      </w:pPr>
+    </w:lvl>
+  </w:abstractNum>
+  <w:abstractNum w:abstractNumId="4" w15:restartNumberingAfterBreak="0">
+    <w:nsid w:val="59112B34"/>
+    <w:multiLevelType w:val="multilevel"/>
+    <w:tmpl w:val="6BCE5AC2"/>
+    <w:lvl w:ilvl="0">
+      <w:start w:val="1"/>
+      <w:numFmt w:val="bullet"/>
+      <w:lvlText w:val=""/>
+      <w:lvlJc w:val="left"/>
+      <w:pPr>
+        <w:tabs>
+          <w:tab w:val="num" w:pos="720"/>
+        </w:tabs>
+        <w:ind w:left="720" w:hanging="360"/>
+      </w:pPr>
+      <w:rPr>
+        <w:rFonts w:ascii="Symbol" w:hAnsi="Symbol" w:hint="default"/>
+        <w:sz w:val="20"/>
+      </w:rPr>
+    </w:lvl>
+    <w:lvl w:ilvl="1" w:tentative="1">
+      <w:start w:val="1"/>
+      <w:numFmt w:val="bullet"/>
+      <w:lvlText w:val="o"/>
+      <w:lvlJc w:val="left"/>
+      <w:pPr>
+        <w:tabs>
+          <w:tab w:val="num" w:pos="1440"/>
+        </w:tabs>
+        <w:ind w:left="1440" w:hanging="360"/>
+      </w:pPr>
+      <w:rPr>
+        <w:rFonts w:ascii="Courier New" w:hAnsi="Courier New" w:hint="default"/>
+        <w:sz w:val="20"/>
+      </w:rPr>
+    </w:lvl>
+    <w:lvl w:ilvl="2" w:tentative="1">
+      <w:start w:val="1"/>
+      <w:numFmt w:val="bullet"/>
+      <w:lvlText w:val=""/>
+      <w:lvlJc w:val="left"/>
+      <w:pPr>
+        <w:tabs>
+          <w:tab w:val="num" w:pos="2160"/>
+        </w:tabs>
+        <w:ind w:left="2160" w:hanging="360"/>
+      </w:pPr>
+      <w:rPr>
+        <w:rFonts w:ascii="Wingdings" w:hAnsi="Wingdings" w:hint="default"/>
+        <w:sz w:val="20"/>
+      </w:rPr>
+    </w:lvl>
+    <w:lvl w:ilvl="3" w:tentative="1">
+      <w:start w:val="1"/>
+      <w:numFmt w:val="bullet"/>
+      <w:lvlText w:val=""/>
+      <w:lvlJc w:val="left"/>
+      <w:pPr>
+        <w:tabs>
+          <w:tab w:val="num" w:pos="2880"/>
+        </w:tabs>
+        <w:ind w:left="2880" w:hanging="360"/>
+      </w:pPr>
+      <w:rPr>
+        <w:rFonts w:ascii="Wingdings" w:hAnsi="Wingdings" w:hint="default"/>
+        <w:sz w:val="20"/>
+      </w:rPr>
+    </w:lvl>
+    <w:lvl w:ilvl="4" w:tentative="1">
+      <w:start w:val="1"/>
+      <w:numFmt w:val="bullet"/>
+      <w:lvlText w:val=""/>
+      <w:lvlJc w:val="left"/>
+      <w:pPr>
+        <w:tabs>
+          <w:tab w:val="num" w:pos="3600"/>
+        </w:tabs>
+        <w:ind w:left="3600" w:hanging="360"/>
+      </w:pPr>
+      <w:rPr>
+        <w:rFonts w:ascii="Wingdings" w:hAnsi="Wingdings" w:hint="default"/>
+        <w:sz w:val="20"/>
+      </w:rPr>
+    </w:lvl>
+    <w:lvl w:ilvl="5" w:tentative="1">
+      <w:start w:val="1"/>
+      <w:numFmt w:val="bullet"/>
+      <w:lvlText w:val=""/>
+      <w:lvlJc w:val="left"/>
+      <w:pPr>
+        <w:tabs>
+          <w:tab w:val="num" w:pos="4320"/>
+        </w:tabs>
+        <w:ind w:left="4320" w:hanging="360"/>
+      </w:pPr>
+      <w:rPr>
+        <w:rFonts w:ascii="Wingdings" w:hAnsi="Wingdings" w:hint="default"/>
+        <w:sz w:val="20"/>
+      </w:rPr>
+    </w:lvl>
+    <w:lvl w:ilvl="6" w:tentative="1">
+      <w:start w:val="1"/>
+      <w:numFmt w:val="bullet"/>
+      <w:lvlText w:val=""/>
+      <w:lvlJc w:val="left"/>
+      <w:pPr>
+        <w:tabs>
+          <w:tab w:val="num" w:pos="5040"/>
+        </w:tabs>
+        <w:ind w:left="5040" w:hanging="360"/>
+      </w:pPr>
+      <w:rPr>
+        <w:rFonts w:ascii="Wingdings" w:hAnsi="Wingdings" w:hint="default"/>
+        <w:sz w:val="20"/>
+      </w:rPr>
+    </w:lvl>
+    <w:lvl w:ilvl="7" w:tentative="1">
+      <w:start w:val="1"/>
+      <w:numFmt w:val="bullet"/>
+      <w:lvlText w:val=""/>
+      <w:lvlJc w:val="left"/>
+      <w:pPr>
+        <w:tabs>
+          <w:tab w:val="num" w:pos="5760"/>
+        </w:tabs>
+        <w:ind w:left="5760" w:hanging="360"/>
+      </w:pPr>
+      <w:rPr>
+        <w:rFonts w:ascii="Wingdings" w:hAnsi="Wingdings" w:hint="default"/>
+        <w:sz w:val="20"/>
+      </w:rPr>
+    </w:lvl>
+    <w:lvl w:ilvl="8" w:tentative="1">
+      <w:start w:val="1"/>
+      <w:numFmt w:val="bullet"/>
+      <w:lvlText w:val=""/>
+      <w:lvlJc w:val="left"/>
+      <w:pPr>
+        <w:tabs>
+          <w:tab w:val="num" w:pos="6480"/>
+        </w:tabs>
+        <w:ind w:left="6480" w:hanging="360"/>
+      </w:pPr>
+      <w:rPr>
+        <w:rFonts w:ascii="Wingdings" w:hAnsi="Wingdings" w:hint="default"/>
+        <w:sz w:val="20"/>
+      </w:rPr>
+    </w:lvl>
+  </w:abstractNum>
+  <w:abstractNum w:abstractNumId="5" w15:restartNumberingAfterBreak="0">
+    <w:nsid w:val="6DAB1439"/>
+    <w:multiLevelType w:val="multilevel"/>
+    <w:tmpl w:val="E46E0974"/>
+    <w:lvl w:ilvl="0">
+      <w:start w:val="1"/>
+      <w:numFmt w:val="bullet"/>
+      <w:lvlText w:val=""/>
+      <w:lvlJc w:val="left"/>
+      <w:pPr>
+        <w:tabs>
+          <w:tab w:val="num" w:pos="720"/>
+        </w:tabs>
+        <w:ind w:left="720" w:hanging="360"/>
+      </w:pPr>
+      <w:rPr>
+        <w:rFonts w:ascii="Symbol" w:hAnsi="Symbol" w:hint="default"/>
+        <w:sz w:val="20"/>
+      </w:rPr>
+    </w:lvl>
+    <w:lvl w:ilvl="1" w:tentative="1">
+      <w:start w:val="1"/>
+      <w:numFmt w:val="bullet"/>
+      <w:lvlText w:val="o"/>
+      <w:lvlJc w:val="left"/>
+      <w:pPr>
+        <w:tabs>
+          <w:tab w:val="num" w:pos="1440"/>
+        </w:tabs>
+        <w:ind w:left="1440" w:hanging="360"/>
+      </w:pPr>
+      <w:rPr>
+        <w:rFonts w:ascii="Courier New" w:hAnsi="Courier New" w:hint="default"/>
+        <w:sz w:val="20"/>
+      </w:rPr>
+    </w:lvl>
+    <w:lvl w:ilvl="2" w:tentative="1">
+      <w:start w:val="1"/>
+      <w:numFmt w:val="bullet"/>
+      <w:lvlText w:val=""/>
+      <w:lvlJc w:val="left"/>
+      <w:pPr>
+        <w:tabs>
+          <w:tab w:val="num" w:pos="2160"/>
+        </w:tabs>
+        <w:ind w:left="2160" w:hanging="360"/>
+      </w:pPr>
+      <w:rPr>
+        <w:rFonts w:ascii="Wingdings" w:hAnsi="Wingdings" w:hint="default"/>
+        <w:sz w:val="20"/>
+      </w:rPr>
+    </w:lvl>
+    <w:lvl w:ilvl="3" w:tentative="1">
+      <w:start w:val="1"/>
+      <w:numFmt w:val="bullet"/>
+      <w:lvlText w:val=""/>
+      <w:lvlJc w:val="left"/>
+      <w:pPr>
+        <w:tabs>
+          <w:tab w:val="num" w:pos="2880"/>
+        </w:tabs>
+        <w:ind w:left="2880" w:hanging="360"/>
+      </w:pPr>
+      <w:rPr>
+        <w:rFonts w:ascii="Wingdings" w:hAnsi="Wingdings" w:hint="default"/>
+        <w:sz w:val="20"/>
+      </w:rPr>
+    </w:lvl>
+    <w:lvl w:ilvl="4" w:tentative="1">
+      <w:start w:val="1"/>
+      <w:numFmt w:val="bullet"/>
+      <w:lvlText w:val=""/>
+      <w:lvlJc w:val="left"/>
+      <w:pPr>
+        <w:tabs>
+          <w:tab w:val="num" w:pos="3600"/>
+        </w:tabs>
+        <w:ind w:left="3600" w:hanging="360"/>
+      </w:pPr>
+      <w:rPr>
+        <w:rFonts w:ascii="Wingdings" w:hAnsi="Wingdings" w:hint="default"/>
+        <w:sz w:val="20"/>
+      </w:rPr>
+    </w:lvl>
+    <w:lvl w:ilvl="5" w:tentative="1">
+      <w:start w:val="1"/>
+      <w:numFmt w:val="bullet"/>
+      <w:lvlText w:val=""/>
+      <w:lvlJc w:val="left"/>
+      <w:pPr>
+        <w:tabs>
+          <w:tab w:val="num" w:pos="4320"/>
+        </w:tabs>
+        <w:ind w:left="4320" w:hanging="360"/>
+      </w:pPr>
+      <w:rPr>
+        <w:rFonts w:ascii="Wingdings" w:hAnsi="Wingdings" w:hint="default"/>
+        <w:sz w:val="20"/>
+      </w:rPr>
+    </w:lvl>
+    <w:lvl w:ilvl="6" w:tentative="1">
+      <w:start w:val="1"/>
+      <w:numFmt w:val="bullet"/>
+      <w:lvlText w:val=""/>
+      <w:lvlJc w:val="left"/>
+      <w:pPr>
+        <w:tabs>
+          <w:tab w:val="num" w:pos="5040"/>
+        </w:tabs>
+        <w:ind w:left="5040" w:hanging="360"/>
+      </w:pPr>
+      <w:rPr>
+        <w:rFonts w:ascii="Wingdings" w:hAnsi="Wingdings" w:hint="default"/>
+        <w:sz w:val="20"/>
+      </w:rPr>
+    </w:lvl>
+    <w:lvl w:ilvl="7" w:tentative="1">
+      <w:start w:val="1"/>
+      <w:numFmt w:val="bullet"/>
+      <w:lvlText w:val=""/>
+      <w:lvlJc w:val="left"/>
+      <w:pPr>
+        <w:tabs>
+          <w:tab w:val="num" w:pos="5760"/>
+        </w:tabs>
+        <w:ind w:left="5760" w:hanging="360"/>
+      </w:pPr>
+      <w:rPr>
+        <w:rFonts w:ascii="Wingdings" w:hAnsi="Wingdings" w:hint="default"/>
+        <w:sz w:val="20"/>
+      </w:rPr>
+    </w:lvl>
+    <w:lvl w:ilvl="8" w:tentative="1">
+      <w:start w:val="1"/>
+      <w:numFmt w:val="bullet"/>
+      <w:lvlText w:val=""/>
+      <w:lvlJc w:val="left"/>
+      <w:pPr>
+        <w:tabs>
+          <w:tab w:val="num" w:pos="6480"/>
+        </w:tabs>
+        <w:ind w:left="6480" w:hanging="360"/>
+      </w:pPr>
+      <w:rPr>
+        <w:rFonts w:ascii="Wingdings" w:hAnsi="Wingdings" w:hint="default"/>
+        <w:sz w:val="20"/>
+      </w:rPr>
+    </w:lvl>
+  </w:abstractNum>
+  <w:abstractNum w:abstractNumId="6" w15:restartNumberingAfterBreak="0">
+    <w:nsid w:val="7EED1781"/>
+    <w:multiLevelType w:val="multilevel"/>
+    <w:tmpl w:val="F044F876"/>
+    <w:lvl w:ilvl="0">
+      <w:start w:val="1"/>
+      <w:numFmt w:val="bullet"/>
+      <w:lvlText w:val=""/>
+      <w:lvlJc w:val="left"/>
+      <w:pPr>
+        <w:tabs>
+          <w:tab w:val="num" w:pos="720"/>
+        </w:tabs>
+        <w:ind w:left="720" w:hanging="360"/>
+      </w:pPr>
+      <w:rPr>
+        <w:rFonts w:ascii="Symbol" w:hAnsi="Symbol" w:hint="default"/>
+        <w:sz w:val="20"/>
+      </w:rPr>
+    </w:lvl>
+    <w:lvl w:ilvl="1" w:tentative="1">
+      <w:start w:val="1"/>
+      <w:numFmt w:val="bullet"/>
+      <w:lvlText w:val="o"/>
+      <w:lvlJc w:val="left"/>
+      <w:pPr>
+        <w:tabs>
+          <w:tab w:val="num" w:pos="1440"/>
+        </w:tabs>
+        <w:ind w:left="1440" w:hanging="360"/>
+      </w:pPr>
+      <w:rPr>
+        <w:rFonts w:ascii="Courier New" w:hAnsi="Courier New" w:hint="default"/>
+        <w:sz w:val="20"/>
+      </w:rPr>
+    </w:lvl>
+    <w:lvl w:ilvl="2" w:tentative="1">
+      <w:start w:val="1"/>
+      <w:numFmt w:val="bullet"/>
+      <w:lvlText w:val=""/>
+      <w:lvlJc w:val="left"/>
+      <w:pPr>
+        <w:tabs>
+          <w:tab w:val="num" w:pos="2160"/>
+        </w:tabs>
+        <w:ind w:left="2160" w:hanging="360"/>
+      </w:pPr>
+      <w:rPr>
+        <w:rFonts w:ascii="Wingdings" w:hAnsi="Wingdings" w:hint="default"/>
+        <w:sz w:val="20"/>
+      </w:rPr>
+    </w:lvl>
+    <w:lvl w:ilvl="3" w:tentative="1">
+      <w:start w:val="1"/>
+      <w:numFmt w:val="bullet"/>
+      <w:lvlText w:val=""/>
+      <w:lvlJc w:val="left"/>
+      <w:pPr>
+        <w:tabs>
+          <w:tab w:val="num" w:pos="2880"/>
+        </w:tabs>
+        <w:ind w:left="2880" w:hanging="360"/>
+      </w:pPr>
+      <w:rPr>
+        <w:rFonts w:ascii="Wingdings" w:hAnsi="Wingdings" w:hint="default"/>
+        <w:sz w:val="20"/>
+      </w:rPr>
+    </w:lvl>
+    <w:lvl w:ilvl="4" w:tentative="1">
+      <w:start w:val="1"/>
+      <w:numFmt w:val="bullet"/>
+      <w:lvlText w:val=""/>
+      <w:lvlJc w:val="left"/>
+      <w:pPr>
+        <w:tabs>
+          <w:tab w:val="num" w:pos="3600"/>
+        </w:tabs>
+        <w:ind w:left="3600" w:hanging="360"/>
+      </w:pPr>
+      <w:rPr>
+        <w:rFonts w:ascii="Wingdings" w:hAnsi="Wingdings" w:hint="default"/>
+        <w:sz w:val="20"/>
+      </w:rPr>
+    </w:lvl>
+    <w:lvl w:ilvl="5" w:tentative="1">
+      <w:start w:val="1"/>
+      <w:numFmt w:val="bullet"/>
+      <w:lvlText w:val=""/>
+      <w:lvlJc w:val="left"/>
+      <w:pPr>
+        <w:tabs>
+          <w:tab w:val="num" w:pos="4320"/>
+        </w:tabs>
+        <w:ind w:left="4320" w:hanging="360"/>
+      </w:pPr>
+      <w:rPr>
+        <w:rFonts w:ascii="Wingdings" w:hAnsi="Wingdings" w:hint="default"/>
+        <w:sz w:val="20"/>
+      </w:rPr>
+    </w:lvl>
+    <w:lvl w:ilvl="6" w:tentative="1">
+      <w:start w:val="1"/>
+      <w:numFmt w:val="bullet"/>
+      <w:lvlText w:val=""/>
+      <w:lvlJc w:val="left"/>
+      <w:pPr>
+        <w:tabs>
+          <w:tab w:val="num" w:pos="5040"/>
+        </w:tabs>
+        <w:ind w:left="5040" w:hanging="360"/>
+      </w:pPr>
+      <w:rPr>
+        <w:rFonts w:ascii="Wingdings" w:hAnsi="Wingdings" w:hint="default"/>
+        <w:sz w:val="20"/>
+      </w:rPr>
+    </w:lvl>
+    <w:lvl w:ilvl="7" w:tentative="1">
+      <w:start w:val="1"/>
+      <w:numFmt w:val="bullet"/>
+      <w:lvlText w:val=""/>
+      <w:lvlJc w:val="left"/>
+      <w:pPr>
+        <w:tabs>
+          <w:tab w:val="num" w:pos="5760"/>
+        </w:tabs>
+        <w:ind w:left="5760" w:hanging="360"/>
+      </w:pPr>
+      <w:rPr>
+        <w:rFonts w:ascii="Wingdings" w:hAnsi="Wingdings" w:hint="default"/>
+        <w:sz w:val="20"/>
+      </w:rPr>
+    </w:lvl>
+    <w:lvl w:ilvl="8" w:tentative="1">
+      <w:start w:val="1"/>
+      <w:numFmt w:val="bullet"/>
+      <w:lvlText w:val=""/>
+      <w:lvlJc w:val="left"/>
+      <w:pPr>
+        <w:tabs>
+          <w:tab w:val="num" w:pos="6480"/>
+        </w:tabs>
+        <w:ind w:left="6480" w:hanging="360"/>
+      </w:pPr>
+      <w:rPr>
+        <w:rFonts w:ascii="Wingdings" w:hAnsi="Wingdings" w:hint="default"/>
+        <w:sz w:val="20"/>
+      </w:rPr>
+    </w:lvl>
+  </w:abstractNum>
+  <w:num w:numId="1" w16cid:durableId="2032610489">
+    <w:abstractNumId w:val="2"/>
+  </w:num>
+  <w:num w:numId="2" w16cid:durableId="192545243">
+    <w:abstractNumId w:val="1"/>
+  </w:num>
+  <w:num w:numId="3" w16cid:durableId="1224949909">
+    <w:abstractNumId w:val="0"/>
+  </w:num>
+  <w:num w:numId="4" w16cid:durableId="629938487">
+    <w:abstractNumId w:val="4"/>
+  </w:num>
+  <w:num w:numId="5" w16cid:durableId="807436152">
+    <w:abstractNumId w:val="6"/>
+  </w:num>
+  <w:num w:numId="6" w16cid:durableId="2098669619">
+    <w:abstractNumId w:val="5"/>
+  </w:num>
+  <w:num w:numId="7" w16cid:durableId="194315623">
+    <w:abstractNumId w:val="3"/>
+  </w:num>
+</w:numbering>
 </file>
 
 <file path=word/styles.xml><?xml version="1.0" encoding="utf-8"?>
@@ -1552,7 +10451,6 @@
   <w:style w:type="character" w:default="1" w:styleId="Policepardfaut">
     <w:name w:val="Default Paragraph Font"/>
     <w:uiPriority w:val="1"/>
-    <w:semiHidden/>
     <w:unhideWhenUsed/>
   </w:style>
   <w:style w:type="table" w:default="1" w:styleId="TableauNormal">
